--- a/02_Requirements/CRS/QA_WORKSHOP_CRS.docx
+++ b/02_Requirements/CRS/QA_WORKSHOP_CRS.docx
@@ -1,6 +1,6 @@
 
 <file path=word/document.xml><?xml version="1.0" encoding="utf-8"?>
-<w:document xmlns:wpc="http://schemas.microsoft.com/office/word/2010/wordprocessingCanvas" xmlns:cx="http://schemas.microsoft.com/office/drawing/2014/chartex" xmlns:cx1="http://schemas.microsoft.com/office/drawing/2015/9/8/chartex" xmlns:cx2="http://schemas.microsoft.com/office/drawing/2015/10/21/chartex" xmlns:cx3="http://schemas.microsoft.com/office/drawing/2016/5/9/chartex" xmlns:cx4="http://schemas.microsoft.com/office/drawing/2016/5/10/chartex" xmlns:cx5="http://schemas.microsoft.com/office/drawing/2016/5/11/chartex" xmlns:cx6="http://schemas.microsoft.com/office/drawing/2016/5/12/chartex" xmlns:cx7="http://schemas.microsoft.com/office/drawing/2016/5/13/chartex" xmlns:cx8="http://schemas.microsoft.com/office/drawing/2016/5/14/chartex" xmlns:mc="http://schemas.openxmlformats.org/markup-compatibility/2006" xmlns:aink="http://schemas.microsoft.com/office/drawing/2016/ink" xmlns:am3d="http://schemas.microsoft.com/office/drawing/2017/model3d" xmlns:o="urn:schemas-microsoft-com:office:office" xmlns:oel="http://schemas.microsoft.com/office/2019/extlst" xmlns:r="http://schemas.openxmlformats.org/officeDocument/2006/relationships" xmlns:m="http://schemas.openxmlformats.org/officeDocument/2006/math" xmlns:v="urn:schemas-microsoft-com:vml" xmlns:wp14="http://schemas.microsoft.com/office/word/2010/wordprocessingDrawing" xmlns:wp="http://schemas.openxmlformats.org/drawingml/2006/wordprocessingDrawing" xmlns:w10="urn:schemas-microsoft-com:office:word" xmlns:w="http://schemas.openxmlformats.org/wordprocessingml/2006/main" xmlns:w14="http://schemas.microsoft.com/office/word/2010/wordml" xmlns:w15="http://schemas.microsoft.com/office/word/2012/wordml" xmlns:w16cex="http://schemas.microsoft.com/office/word/2018/wordml/cex" xmlns:w16cid="http://schemas.microsoft.com/office/word/2016/wordml/cid" xmlns:w16="http://schemas.microsoft.com/office/word/2018/wordml" xmlns:w16du="http://schemas.microsoft.com/office/word/2023/wordml/word16du" xmlns:w16sdtdh="http://schemas.microsoft.com/office/word/2020/wordml/sdtdatahash" xmlns:w16sdtfl="http://schemas.microsoft.com/office/word/2024/wordml/sdtformatlock" xmlns:w16se="http://schemas.microsoft.com/office/word/2015/wordml/symex" xmlns:wpg="http://schemas.microsoft.com/office/word/2010/wordprocessingGroup" xmlns:wpi="http://schemas.microsoft.com/office/word/2010/wordprocessingInk" xmlns:wne="http://schemas.microsoft.com/office/word/2006/wordml" xmlns:wps="http://schemas.microsoft.com/office/word/2010/wordprocessingShape" mc:Ignorable="w14 w15 w16se w16cid w16 w16cex w16sdtdh w16sdtfl w16du wp14">
+<w:document xmlns:wpc="http://schemas.microsoft.com/office/word/2010/wordprocessingCanvas" xmlns:cx="http://schemas.microsoft.com/office/drawing/2014/chartex" xmlns:cx1="http://schemas.microsoft.com/office/drawing/2015/9/8/chartex" xmlns:cx2="http://schemas.microsoft.com/office/drawing/2015/10/21/chartex" xmlns:cx3="http://schemas.microsoft.com/office/drawing/2016/5/9/chartex" xmlns:cx4="http://schemas.microsoft.com/office/drawing/2016/5/10/chartex" xmlns:cx5="http://schemas.microsoft.com/office/drawing/2016/5/11/chartex" xmlns:cx6="http://schemas.microsoft.com/office/drawing/2016/5/12/chartex" xmlns:cx7="http://schemas.microsoft.com/office/drawing/2016/5/13/chartex" xmlns:cx8="http://schemas.microsoft.com/office/drawing/2016/5/14/chartex" xmlns:mc="http://schemas.openxmlformats.org/markup-compatibility/2006" xmlns:aink="http://schemas.microsoft.com/office/drawing/2016/ink" xmlns:am3d="http://schemas.microsoft.com/office/drawing/2017/model3d" xmlns:o="urn:schemas-microsoft-com:office:office" xmlns:oel="http://schemas.microsoft.com/office/2019/extlst" xmlns:r="http://schemas.openxmlformats.org/officeDocument/2006/relationships" xmlns:m="http://schemas.openxmlformats.org/officeDocument/2006/math" xmlns:v="urn:schemas-microsoft-com:vml" xmlns:wp14="http://schemas.microsoft.com/office/word/2010/wordprocessingDrawing" xmlns:wp="http://schemas.openxmlformats.org/drawingml/2006/wordprocessingDrawing" xmlns:w10="urn:schemas-microsoft-com:office:word" xmlns:w="http://schemas.openxmlformats.org/wordprocessingml/2006/main" xmlns:w14="http://schemas.microsoft.com/office/word/2010/wordml" xmlns:w15="http://schemas.microsoft.com/office/word/2012/wordml" xmlns:w16cex="http://schemas.microsoft.com/office/word/2018/wordml/cex" xmlns:w16cid="http://schemas.microsoft.com/office/word/2016/wordml/cid" xmlns:w16="http://schemas.microsoft.com/office/word/2018/wordml" xmlns:w16sdtdh="http://schemas.microsoft.com/office/word/2020/wordml/sdtdatahash" xmlns:w16se="http://schemas.microsoft.com/office/word/2015/wordml/symex" xmlns:wpg="http://schemas.microsoft.com/office/word/2010/wordprocessingGroup" xmlns:wpi="http://schemas.microsoft.com/office/word/2010/wordprocessingInk" xmlns:wne="http://schemas.microsoft.com/office/word/2006/wordml" xmlns:wps="http://schemas.microsoft.com/office/word/2010/wordprocessingShape" mc:Ignorable="w14 w15 w16se w16cid w16 w16cex w16sdtdh wp14">
   <w:body>
     <w:p>
       <w:pPr>
@@ -104,110 +104,187 @@
     <w:p>
       <w:pPr>
         <w:numPr>
-          <w:ilvl w:val="1"/>
-          <w:numId w:val="1"/>
+          <w:ilvl w:val="0"/>
+          <w:numId w:val="22"/>
         </w:numPr>
-        <w:spacing w:after="0" w:line="276" w:lineRule="auto"/>
-      </w:pPr>
-      <w:r>
-        <w:t>Each user can create a maximum of 3 accounts.</w:t>
+        <w:spacing w:after="0" w:line="240" w:lineRule="auto"/>
+      </w:pPr>
+      <w:r>
+        <w:t xml:space="preserve">Each user must have a unique User ID generated during registration. </w:t>
       </w:r>
     </w:p>
     <w:p>
       <w:pPr>
         <w:numPr>
-          <w:ilvl w:val="1"/>
-          <w:numId w:val="1"/>
+          <w:ilvl w:val="0"/>
+          <w:numId w:val="22"/>
         </w:numPr>
-        <w:spacing w:after="0" w:line="276" w:lineRule="auto"/>
-      </w:pPr>
-      <w:r>
-        <w:t>If a user attempts to create more than three accounts, the system will display an error message:</w:t>
-      </w:r>
-      <w:r>
-        <w:br/>
-        <w:t>“You exceeded your accounts number limit.”</w:t>
+        <w:spacing w:after="0" w:line="240" w:lineRule="auto"/>
+      </w:pPr>
+      <w:r>
+        <w:t xml:space="preserve">The system must allow each user to create multiple accounts, with a maximum limit of 3 accounts per user. </w:t>
       </w:r>
     </w:p>
     <w:p>
       <w:pPr>
         <w:numPr>
-          <w:ilvl w:val="1"/>
-          <w:numId w:val="1"/>
+          <w:ilvl w:val="0"/>
+          <w:numId w:val="22"/>
         </w:numPr>
-        <w:spacing w:after="0" w:line="276" w:lineRule="auto"/>
-      </w:pPr>
-      <w:r>
-        <w:t>The user must select an account type before submission.</w:t>
+        <w:spacing w:after="0" w:line="240" w:lineRule="auto"/>
+      </w:pPr>
+      <w:r>
+        <w:t>If a user attempts to create more than three accounts, the system must display an error message:</w:t>
+      </w:r>
+      <w:r>
+        <w:t xml:space="preserve"> </w:t>
+      </w:r>
+      <w:r>
+        <w:rPr>
+          <w:b/>
+          <w:bCs/>
+        </w:rPr>
+        <w:t>"You exceeded your accounts number limit"</w:t>
+      </w:r>
+      <w:r>
+        <w:t xml:space="preserve"> </w:t>
       </w:r>
     </w:p>
     <w:p>
       <w:pPr>
         <w:numPr>
-          <w:ilvl w:val="1"/>
-          <w:numId w:val="1"/>
+          <w:ilvl w:val="0"/>
+          <w:numId w:val="22"/>
         </w:numPr>
-        <w:spacing w:after="0" w:line="276" w:lineRule="auto"/>
-      </w:pPr>
-      <w:r>
-        <w:t>If no account type is selected and the Submit button is clicked, the system will display an error message:</w:t>
-      </w:r>
-      <w:r>
-        <w:br/>
-        <w:t>“Please choose account type.”</w:t>
+        <w:spacing w:after="0" w:line="240" w:lineRule="auto"/>
+      </w:pPr>
+      <w:r>
+        <w:t xml:space="preserve">The user must select an account type (e.g., saving, current) before submission. </w:t>
       </w:r>
     </w:p>
     <w:p>
       <w:pPr>
         <w:numPr>
-          <w:ilvl w:val="1"/>
-          <w:numId w:val="1"/>
+          <w:ilvl w:val="0"/>
+          <w:numId w:val="22"/>
         </w:numPr>
-        <w:spacing w:after="0" w:line="276" w:lineRule="auto"/>
-      </w:pPr>
-      <w:r>
-        <w:t>All new accounts are created with an initial balance of 0 by default.</w:t>
+        <w:spacing w:after="0" w:line="240" w:lineRule="auto"/>
+      </w:pPr>
+      <w:r>
+        <w:t>If no account type is selected and the Submit button is clicked, the system must display an error message:</w:t>
+      </w:r>
+      <w:r>
+        <w:t xml:space="preserve"> </w:t>
+      </w:r>
+      <w:r>
+        <w:rPr>
+          <w:b/>
+          <w:bCs/>
+        </w:rPr>
+        <w:t>"Please choose account type."</w:t>
+      </w:r>
+      <w:r>
+        <w:t xml:space="preserve"> </w:t>
       </w:r>
     </w:p>
     <w:p>
       <w:pPr>
         <w:numPr>
-          <w:ilvl w:val="1"/>
-          <w:numId w:val="1"/>
+          <w:ilvl w:val="0"/>
+          <w:numId w:val="22"/>
         </w:numPr>
-        <w:spacing w:after="0" w:line="276" w:lineRule="auto"/>
-      </w:pPr>
-      <w:r>
-        <w:t>Upon successful creation, a confirmation pop-up message appears displaying the new account number in the format:</w:t>
-      </w:r>
-      <w:r>
-        <w:br/>
-        <w:t>“Account created successfully with account number 12344.”</w:t>
+        <w:spacing w:after="0" w:line="240" w:lineRule="auto"/>
+      </w:pPr>
+      <w:r>
+        <w:t xml:space="preserve">The system must generate a </w:t>
+      </w:r>
+      <w:r>
+        <w:rPr>
+          <w:b/>
+          <w:bCs/>
+        </w:rPr>
+        <w:t>unique 5-digit account number</w:t>
+      </w:r>
+      <w:r>
+        <w:t xml:space="preserve"> for each new account. </w:t>
       </w:r>
     </w:p>
     <w:p>
       <w:pPr>
         <w:numPr>
-          <w:ilvl w:val="1"/>
-          <w:numId w:val="1"/>
+          <w:ilvl w:val="0"/>
+          <w:numId w:val="22"/>
         </w:numPr>
-        <w:spacing w:after="0" w:line="276" w:lineRule="auto"/>
-      </w:pPr>
-      <w:r>
-        <w:t>After clicking “New Account” from the home page, the user is redirected to the New Account page.</w:t>
+        <w:spacing w:after="0" w:line="240" w:lineRule="auto"/>
+      </w:pPr>
+      <w:r>
+        <w:t xml:space="preserve">All newly created accounts must have an initial balance of </w:t>
+      </w:r>
+      <w:r>
+        <w:rPr>
+          <w:b/>
+          <w:bCs/>
+        </w:rPr>
+        <w:t>0 by default</w:t>
+      </w:r>
+      <w:r>
+        <w:t xml:space="preserve">. </w:t>
       </w:r>
     </w:p>
     <w:p>
       <w:pPr>
         <w:numPr>
-          <w:ilvl w:val="1"/>
-          <w:numId w:val="1"/>
+          <w:ilvl w:val="0"/>
+          <w:numId w:val="22"/>
         </w:numPr>
-        <w:spacing w:after="0" w:line="276" w:lineRule="auto"/>
-      </w:pPr>
-      <w:r>
-        <w:t>Once the new account creation is complete, the user remains on or is redirected back to the account overview section, where they can view the updated list of accounts.</w:t>
-      </w:r>
+        <w:spacing w:after="0" w:line="240" w:lineRule="auto"/>
+      </w:pPr>
+      <w:r>
+        <w:t>Upon successful account creation, the system must display a confirmation pop-up message in the format:</w:t>
+      </w:r>
+      <w:r>
+        <w:t xml:space="preserve"> </w:t>
+      </w:r>
+      <w:r>
+        <w:rPr>
+          <w:b/>
+          <w:bCs/>
+        </w:rPr>
+        <w:t>"Account created successfully with account number XXXXX"</w:t>
+      </w:r>
+      <w:r>
+        <w:t xml:space="preserve"> </w:t>
+      </w:r>
+    </w:p>
+    <w:p>
+      <w:pPr>
+        <w:numPr>
+          <w:ilvl w:val="0"/>
+          <w:numId w:val="22"/>
+        </w:numPr>
+        <w:spacing w:after="0" w:line="240" w:lineRule="auto"/>
+      </w:pPr>
+      <w:r>
+        <w:t xml:space="preserve">After clicking “New Account” from the home page, the system must redirect the user to the New Account page. </w:t>
+      </w:r>
+    </w:p>
+    <w:p>
+      <w:pPr>
+        <w:numPr>
+          <w:ilvl w:val="0"/>
+          <w:numId w:val="22"/>
+        </w:numPr>
+        <w:spacing w:after="0" w:line="240" w:lineRule="auto"/>
+      </w:pPr>
+      <w:r>
+        <w:t xml:space="preserve">Upon successful account creation, the system must update and display the user's account list with the newly created account. </w:t>
+      </w:r>
+    </w:p>
+    <w:p>
+      <w:pPr>
+        <w:spacing w:after="0" w:line="240" w:lineRule="auto"/>
+        <w:ind w:left="720"/>
+      </w:pPr>
     </w:p>
     <w:p>
       <w:pPr>
@@ -232,11 +309,14 @@
       </w:r>
       <w:proofErr w:type="gramStart"/>
       <w:r>
-        <w:t>20 :</w:t>
+        <w:t>2</w:t>
+      </w:r>
+      <w:r>
+        <w:t>4:SIQ</w:t>
       </w:r>
       <w:proofErr w:type="gramEnd"/>
       <w:r>
-        <w:t xml:space="preserve"> SIQ-27</w:t>
+        <w:t>-31</w:t>
       </w:r>
     </w:p>
     <w:p>
@@ -294,7 +374,7 @@
         <w:spacing w:line="276" w:lineRule="auto"/>
       </w:pPr>
       <w:r>
-        <w:t>The Registration feature allows new clients to create a unique user profile within the banking system. By providing verified personal and security information, users establish the credentials necessary to access their account overview and manage banking activities.</w:t>
+        <w:t>The Registration feature allows new clients to create a unique user profile within the banking system. By providing required personal and security information, users establish the credentials necessary to access the system and perform banking activities.</w:t>
       </w:r>
     </w:p>
     <w:p>
@@ -303,150 +383,334 @@
         <w:rPr>
           <w:b/>
           <w:bCs/>
-          <w:i/>
-          <w:iCs/>
-        </w:rPr>
-      </w:pPr>
-      <w:r>
-        <w:rPr>
-          <w:b/>
-          <w:bCs/>
-          <w:i/>
-          <w:iCs/>
+        </w:rPr>
+      </w:pPr>
+      <w:r>
+        <w:rPr>
+          <w:b/>
+          <w:bCs/>
         </w:rPr>
         <w:t>Functional behavior:</w:t>
       </w:r>
     </w:p>
     <w:p>
       <w:pPr>
+        <w:pStyle w:val="ListParagraph"/>
         <w:numPr>
           <w:ilvl w:val="0"/>
-          <w:numId w:val="4"/>
+          <w:numId w:val="24"/>
         </w:numPr>
-        <w:spacing w:after="0" w:line="276" w:lineRule="auto"/>
-      </w:pPr>
-      <w:r>
-        <w:rPr>
-          <w:b/>
-          <w:bCs/>
-        </w:rPr>
-        <w:t>Mandatory Fields</w:t>
-      </w:r>
-      <w:r>
-        <w:t>: All fields on the registration page are required to be filled before submission.</w:t>
-      </w:r>
-    </w:p>
-    <w:p>
-      <w:pPr>
+        <w:spacing w:line="276" w:lineRule="auto"/>
+      </w:pPr>
+      <w:r>
+        <w:t>The registration form must include the following fields:</w:t>
+      </w:r>
+      <w:r>
+        <w:t xml:space="preserve"> </w:t>
+      </w:r>
+      <w:r>
+        <w:rPr>
+          <w:b/>
+          <w:bCs/>
+        </w:rPr>
+        <w:t>First Name, Last Name, Email, National ID, and Password</w:t>
+      </w:r>
+      <w:r>
+        <w:t xml:space="preserve"> </w:t>
+      </w:r>
+    </w:p>
+    <w:p>
+      <w:pPr>
+        <w:pStyle w:val="ListParagraph"/>
         <w:numPr>
           <w:ilvl w:val="0"/>
-          <w:numId w:val="4"/>
+          <w:numId w:val="24"/>
         </w:numPr>
-        <w:spacing w:after="0" w:line="276" w:lineRule="auto"/>
-      </w:pPr>
-      <w:r>
-        <w:rPr>
-          <w:b/>
-          <w:bCs/>
-        </w:rPr>
-        <w:t>Character Restrictions</w:t>
-      </w:r>
-      <w:r>
-        <w:t>: The First Name and Last Name fields strictly do not accept special characters (such as underscores or spaces) or numbers.</w:t>
-      </w:r>
-    </w:p>
-    <w:p>
-      <w:pPr>
+        <w:spacing w:line="276" w:lineRule="auto"/>
+      </w:pPr>
+      <w:r>
+        <w:t xml:space="preserve">All fields on the registration page are </w:t>
+      </w:r>
+      <w:r>
+        <w:rPr>
+          <w:b/>
+          <w:bCs/>
+        </w:rPr>
+        <w:t>mandatory</w:t>
+      </w:r>
+      <w:r>
+        <w:t xml:space="preserve"> and must be filled before submission </w:t>
+      </w:r>
+    </w:p>
+    <w:p>
+      <w:pPr>
+        <w:pStyle w:val="ListParagraph"/>
         <w:numPr>
           <w:ilvl w:val="0"/>
-          <w:numId w:val="4"/>
+          <w:numId w:val="24"/>
         </w:numPr>
-        <w:spacing w:after="0" w:line="276" w:lineRule="auto"/>
-      </w:pPr>
-      <w:r>
-        <w:rPr>
-          <w:b/>
-          <w:bCs/>
-        </w:rPr>
-        <w:lastRenderedPageBreak/>
-        <w:t>Length Validation</w:t>
-      </w:r>
-      <w:r>
-        <w:t>: The First Name, Last Name, and Password fields must each contain between 5 and 30 characters.</w:t>
-      </w:r>
-    </w:p>
-    <w:p>
-      <w:pPr>
+        <w:spacing w:line="276" w:lineRule="auto"/>
+      </w:pPr>
+      <w:r>
+        <w:t xml:space="preserve">The </w:t>
+      </w:r>
+      <w:r>
+        <w:rPr>
+          <w:b/>
+          <w:bCs/>
+        </w:rPr>
+        <w:t>First Name and Last Name</w:t>
+      </w:r>
+      <w:r>
+        <w:t xml:space="preserve"> fields must accept </w:t>
+      </w:r>
+      <w:r>
+        <w:rPr>
+          <w:b/>
+          <w:bCs/>
+        </w:rPr>
+        <w:t>alphabetic characters only</w:t>
+      </w:r>
+    </w:p>
+    <w:p>
+      <w:pPr>
+        <w:pStyle w:val="ListParagraph"/>
         <w:numPr>
           <w:ilvl w:val="0"/>
-          <w:numId w:val="5"/>
+          <w:numId w:val="24"/>
         </w:numPr>
-        <w:spacing w:after="0" w:line="276" w:lineRule="auto"/>
-      </w:pPr>
-      <w:r>
-        <w:rPr>
-          <w:b/>
-          <w:bCs/>
-        </w:rPr>
-        <w:t>Encryption</w:t>
-      </w:r>
-      <w:r>
-        <w:t>: The Password field is encrypted and must display only as dots to protect user privacy.</w:t>
-      </w:r>
-    </w:p>
-    <w:p>
-      <w:pPr>
+        <w:spacing w:line="276" w:lineRule="auto"/>
+      </w:pPr>
+      <w:r>
+        <w:t xml:space="preserve">The </w:t>
+      </w:r>
+      <w:r>
+        <w:rPr>
+          <w:b/>
+          <w:bCs/>
+        </w:rPr>
+        <w:t>First Name, Last Name, and Password</w:t>
+      </w:r>
+      <w:r>
+        <w:t xml:space="preserve"> fields must each contain </w:t>
+      </w:r>
+      <w:r>
+        <w:rPr>
+          <w:b/>
+          <w:bCs/>
+        </w:rPr>
+        <w:t>between 5 and 30 characters</w:t>
+      </w:r>
+      <w:r>
+        <w:t xml:space="preserve"> </w:t>
+      </w:r>
+    </w:p>
+    <w:p>
+      <w:pPr>
+        <w:pStyle w:val="ListParagraph"/>
         <w:numPr>
           <w:ilvl w:val="0"/>
-          <w:numId w:val="5"/>
+          <w:numId w:val="24"/>
         </w:numPr>
-        <w:spacing w:after="0" w:line="276" w:lineRule="auto"/>
-      </w:pPr>
-      <w:r>
-        <w:rPr>
-          <w:b/>
-          <w:bCs/>
-        </w:rPr>
-        <w:t>Validation</w:t>
-      </w:r>
-      <w:r>
-        <w:t>: The system requires the password to meet specific conditions, including at least one uppercase letter and one number.</w:t>
-      </w:r>
-    </w:p>
-    <w:p>
-      <w:pPr>
+        <w:spacing w:line="276" w:lineRule="auto"/>
+      </w:pPr>
+      <w:r>
+        <w:t xml:space="preserve">The </w:t>
+      </w:r>
+      <w:r>
+        <w:rPr>
+          <w:b/>
+          <w:bCs/>
+        </w:rPr>
+        <w:t>Email field</w:t>
+      </w:r>
+      <w:r>
+        <w:t xml:space="preserve"> must be in a valid email format (e.g., example@mail.com) </w:t>
+      </w:r>
+    </w:p>
+    <w:p>
+      <w:pPr>
+        <w:pStyle w:val="ListParagraph"/>
         <w:numPr>
           <w:ilvl w:val="0"/>
-          <w:numId w:val="6"/>
+          <w:numId w:val="24"/>
         </w:numPr>
-        <w:spacing w:after="0" w:line="276" w:lineRule="auto"/>
-      </w:pPr>
-      <w:r>
-        <w:t>If a client enters invalid data for any field</w:t>
-      </w:r>
-      <w:r>
-        <w:t xml:space="preserve"> </w:t>
-      </w:r>
-      <w:r>
-        <w:t>such as failing length requirements or complexity rules</w:t>
-      </w:r>
-      <w:r>
-        <w:t xml:space="preserve"> </w:t>
-      </w:r>
-      <w:r>
-        <w:t>the system will display an error message after clicking submit: “Please enter valid data”.</w:t>
-      </w:r>
-    </w:p>
-    <w:p>
-      <w:pPr>
+        <w:spacing w:line="276" w:lineRule="auto"/>
+      </w:pPr>
+      <w:r>
+        <w:lastRenderedPageBreak/>
+        <w:t xml:space="preserve">The </w:t>
+      </w:r>
+      <w:r>
+        <w:rPr>
+          <w:b/>
+          <w:bCs/>
+        </w:rPr>
+        <w:t>National ID field</w:t>
+      </w:r>
+      <w:r>
+        <w:t xml:space="preserve"> must be filled </w:t>
+      </w:r>
+    </w:p>
+    <w:p>
+      <w:pPr>
+        <w:pStyle w:val="ListParagraph"/>
         <w:numPr>
           <w:ilvl w:val="0"/>
-          <w:numId w:val="7"/>
+          <w:numId w:val="24"/>
         </w:numPr>
-        <w:spacing w:after="0" w:line="276" w:lineRule="auto"/>
-      </w:pPr>
-      <w:r>
-        <w:t>After successfully pressing the Submit button, the website redirects the user directly to the Home Page.</w:t>
+        <w:spacing w:line="276" w:lineRule="auto"/>
+      </w:pPr>
+      <w:r>
+        <w:t xml:space="preserve">The </w:t>
+      </w:r>
+      <w:r>
+        <w:rPr>
+          <w:b/>
+          <w:bCs/>
+        </w:rPr>
+        <w:t>Password field</w:t>
+      </w:r>
+      <w:r>
+        <w:t xml:space="preserve"> must be masked (displayed as dots) </w:t>
+      </w:r>
+    </w:p>
+    <w:p>
+      <w:pPr>
+        <w:pStyle w:val="ListParagraph"/>
+        <w:numPr>
+          <w:ilvl w:val="0"/>
+          <w:numId w:val="23"/>
+        </w:numPr>
+        <w:spacing w:line="276" w:lineRule="auto"/>
+      </w:pPr>
+      <w:r>
+        <w:t xml:space="preserve">The system must enforce password complexity rules: At least </w:t>
+      </w:r>
+      <w:r>
+        <w:rPr>
+          <w:b/>
+          <w:bCs/>
+        </w:rPr>
+        <w:t>one uppercase letter</w:t>
+      </w:r>
+      <w:r>
+        <w:t xml:space="preserve"> </w:t>
+      </w:r>
+      <w:r>
+        <w:t>and</w:t>
+      </w:r>
+      <w:r>
+        <w:t xml:space="preserve"> </w:t>
+      </w:r>
+      <w:r>
+        <w:rPr>
+          <w:b/>
+          <w:bCs/>
+        </w:rPr>
+        <w:t>one number</w:t>
+      </w:r>
+      <w:r>
+        <w:t xml:space="preserve"> </w:t>
+      </w:r>
+    </w:p>
+    <w:p>
+      <w:pPr>
+        <w:pStyle w:val="ListParagraph"/>
+        <w:numPr>
+          <w:ilvl w:val="0"/>
+          <w:numId w:val="24"/>
+        </w:numPr>
+        <w:spacing w:line="276" w:lineRule="auto"/>
+      </w:pPr>
+      <w:r>
+        <w:t xml:space="preserve">If the client enters </w:t>
+      </w:r>
+      <w:r>
+        <w:rPr>
+          <w:b/>
+          <w:bCs/>
+        </w:rPr>
+        <w:t>invalid data</w:t>
+      </w:r>
+      <w:r>
+        <w:t xml:space="preserve"> in any field, the system must display the error message:</w:t>
+      </w:r>
+      <w:r>
+        <w:br/>
+      </w:r>
+      <w:r>
+        <w:rPr>
+          <w:b/>
+          <w:bCs/>
+        </w:rPr>
+        <w:t>"Please enter valid data"</w:t>
+      </w:r>
+      <w:r>
+        <w:t xml:space="preserve"> </w:t>
+      </w:r>
+    </w:p>
+    <w:p>
+      <w:pPr>
+        <w:pStyle w:val="ListParagraph"/>
+        <w:numPr>
+          <w:ilvl w:val="0"/>
+          <w:numId w:val="24"/>
+        </w:numPr>
+        <w:spacing w:line="276" w:lineRule="auto"/>
+      </w:pPr>
+      <w:r>
+        <w:t>If the client leaves any field empty, the system must display the error message:</w:t>
+      </w:r>
+      <w:r>
+        <w:br/>
+      </w:r>
+      <w:r>
+        <w:rPr>
+          <w:b/>
+          <w:bCs/>
+        </w:rPr>
+        <w:t>"Please enter valid data"</w:t>
+      </w:r>
+      <w:r>
+        <w:t xml:space="preserve"> </w:t>
+      </w:r>
+    </w:p>
+    <w:p>
+      <w:pPr>
+        <w:pStyle w:val="ListParagraph"/>
+        <w:numPr>
+          <w:ilvl w:val="0"/>
+          <w:numId w:val="24"/>
+        </w:numPr>
+        <w:spacing w:line="276" w:lineRule="auto"/>
+      </w:pPr>
+      <w:r>
+        <w:t>The system must prevent submission if validation fails</w:t>
+      </w:r>
+    </w:p>
+    <w:p>
+      <w:pPr>
+        <w:pStyle w:val="ListParagraph"/>
+        <w:numPr>
+          <w:ilvl w:val="0"/>
+          <w:numId w:val="24"/>
+        </w:numPr>
+        <w:spacing w:line="276" w:lineRule="auto"/>
+        <w:rPr>
+          <w:b/>
+          <w:bCs/>
+        </w:rPr>
+      </w:pPr>
+      <w:r>
+        <w:t xml:space="preserve">Upon successful registration, the system must </w:t>
+      </w:r>
+      <w:r>
+        <w:rPr>
+          <w:b/>
+          <w:bCs/>
+        </w:rPr>
+        <w:t>redirect the user to the Login page</w:t>
       </w:r>
     </w:p>
     <w:p>
@@ -571,196 +835,250 @@
         <w:rPr>
           <w:b/>
           <w:bCs/>
-          <w:i/>
-          <w:iCs/>
-        </w:rPr>
-      </w:pPr>
-      <w:r>
-        <w:rPr>
-          <w:b/>
-          <w:bCs/>
-          <w:i/>
-          <w:iCs/>
+        </w:rPr>
+      </w:pPr>
+      <w:r>
+        <w:rPr>
+          <w:b/>
+          <w:bCs/>
         </w:rPr>
         <w:t>Functional behavior:</w:t>
       </w:r>
     </w:p>
     <w:p>
       <w:pPr>
+        <w:pStyle w:val="ListParagraph"/>
         <w:numPr>
           <w:ilvl w:val="0"/>
-          <w:numId w:val="9"/>
+          <w:numId w:val="25"/>
         </w:numPr>
-        <w:spacing w:after="0" w:line="276" w:lineRule="auto"/>
-        <w:jc w:val="both"/>
-      </w:pPr>
-      <w:r>
-        <w:rPr>
-          <w:b/>
-          <w:bCs/>
-        </w:rPr>
-        <w:t>Email</w:t>
-      </w:r>
-      <w:r>
-        <w:t>: The user must enter the unique Email address associated with their registered profile.</w:t>
-      </w:r>
-    </w:p>
-    <w:p>
-      <w:pPr>
+        <w:spacing w:line="276" w:lineRule="auto"/>
+      </w:pPr>
+      <w:r>
+        <w:t>The login form must include the following fields:</w:t>
+      </w:r>
+      <w:r>
+        <w:t xml:space="preserve"> </w:t>
+      </w:r>
+      <w:r>
+        <w:rPr>
+          <w:b/>
+          <w:bCs/>
+        </w:rPr>
+        <w:t>Email and Password</w:t>
+      </w:r>
+      <w:r>
+        <w:t xml:space="preserve"> </w:t>
+      </w:r>
+    </w:p>
+    <w:p>
+      <w:pPr>
+        <w:pStyle w:val="ListParagraph"/>
         <w:numPr>
           <w:ilvl w:val="0"/>
-          <w:numId w:val="9"/>
+          <w:numId w:val="24"/>
         </w:numPr>
-        <w:spacing w:after="0" w:line="276" w:lineRule="auto"/>
-        <w:jc w:val="both"/>
-      </w:pPr>
-      <w:r>
-        <w:rPr>
-          <w:b/>
-          <w:bCs/>
-        </w:rPr>
-        <w:t>Password</w:t>
-      </w:r>
-      <w:r>
-        <w:t>: The user must provide their secret password. To maintain security, this field is encrypted and displays only as dots.</w:t>
-      </w:r>
-    </w:p>
-    <w:p>
-      <w:pPr>
+        <w:spacing w:line="276" w:lineRule="auto"/>
+      </w:pPr>
+      <w:r>
+        <w:t xml:space="preserve">The </w:t>
+      </w:r>
+      <w:r>
+        <w:rPr>
+          <w:b/>
+          <w:bCs/>
+        </w:rPr>
+        <w:t>Email field</w:t>
+      </w:r>
+      <w:r>
+        <w:t xml:space="preserve"> must be filled and must be in a valid format (e.g., example@mail.com) </w:t>
+      </w:r>
+    </w:p>
+    <w:p>
+      <w:pPr>
+        <w:pStyle w:val="ListParagraph"/>
         <w:numPr>
           <w:ilvl w:val="0"/>
-          <w:numId w:val="10"/>
+          <w:numId w:val="24"/>
         </w:numPr>
-        <w:spacing w:after="0" w:line="276" w:lineRule="auto"/>
-        <w:jc w:val="both"/>
-      </w:pPr>
-      <w:r>
-        <w:rPr>
-          <w:b/>
-          <w:bCs/>
-        </w:rPr>
-        <w:t>Password constraints</w:t>
-      </w:r>
-      <w:r>
-        <w:t>: The system validates the entered password against the security rules established during registration, including length (5-30 characters) and the presence of at least one uppercase letter and one number.</w:t>
-      </w:r>
-    </w:p>
-    <w:p>
-      <w:pPr>
+        <w:spacing w:line="276" w:lineRule="auto"/>
+      </w:pPr>
+      <w:r>
+        <w:t xml:space="preserve">The </w:t>
+      </w:r>
+      <w:r>
+        <w:rPr>
+          <w:b/>
+          <w:bCs/>
+        </w:rPr>
+        <w:t>Password field</w:t>
+      </w:r>
+      <w:r>
+        <w:t xml:space="preserve"> must be filled and must be masked (displayed as dots) </w:t>
+      </w:r>
+    </w:p>
+    <w:p>
+      <w:pPr>
+        <w:pStyle w:val="ListParagraph"/>
         <w:numPr>
           <w:ilvl w:val="0"/>
-          <w:numId w:val="10"/>
+          <w:numId w:val="24"/>
         </w:numPr>
-        <w:spacing w:after="0" w:line="276" w:lineRule="auto"/>
-        <w:jc w:val="both"/>
-      </w:pPr>
-      <w:r>
-        <w:rPr>
-          <w:b/>
-          <w:bCs/>
-        </w:rPr>
-        <w:t>Error Handling</w:t>
-      </w:r>
-      <w:r>
-        <w:t xml:space="preserve">: If the entered credentials do not match a registered profile or fail format validation, the system displays the error message: </w:t>
-      </w:r>
-      <w:r>
-        <w:rPr>
-          <w:b/>
-          <w:bCs/>
-        </w:rPr>
-        <w:t>“Please enter valid data”</w:t>
-      </w:r>
-      <w:r>
-        <w:t>.</w:t>
-      </w:r>
-    </w:p>
-    <w:p>
-      <w:pPr>
+        <w:spacing w:line="276" w:lineRule="auto"/>
+      </w:pPr>
+      <w:r>
+        <w:t xml:space="preserve">The system must authenticate users using </w:t>
+      </w:r>
+      <w:r>
+        <w:rPr>
+          <w:b/>
+          <w:bCs/>
+        </w:rPr>
+        <w:t>email and password only</w:t>
+      </w:r>
+      <w:r>
+        <w:t xml:space="preserve"> </w:t>
+      </w:r>
+    </w:p>
+    <w:p>
+      <w:pPr>
+        <w:pStyle w:val="ListParagraph"/>
         <w:numPr>
           <w:ilvl w:val="0"/>
-          <w:numId w:val="11"/>
+          <w:numId w:val="24"/>
         </w:numPr>
-        <w:spacing w:after="0" w:line="276" w:lineRule="auto"/>
-        <w:jc w:val="both"/>
-      </w:pPr>
-      <w:r>
-        <w:rPr>
-          <w:b/>
-          <w:bCs/>
-        </w:rPr>
-        <w:t>Post-Login Destination</w:t>
-      </w:r>
-      <w:r>
-        <w:t xml:space="preserve">: Upon successful </w:t>
-      </w:r>
-      <w:r>
-        <w:t>login</w:t>
-      </w:r>
-      <w:r>
-        <w:t xml:space="preserve">, the system redirects the user to the </w:t>
-      </w:r>
-      <w:r>
-        <w:rPr>
-          <w:b/>
-          <w:bCs/>
-        </w:rPr>
-        <w:t>Home Page</w:t>
-      </w:r>
-      <w:r>
-        <w:t>.</w:t>
-      </w:r>
-    </w:p>
-    <w:p>
-      <w:pPr>
+        <w:spacing w:line="276" w:lineRule="auto"/>
+      </w:pPr>
+      <w:r>
+        <w:t xml:space="preserve">The system must </w:t>
+      </w:r>
+      <w:r>
+        <w:rPr>
+          <w:b/>
+          <w:bCs/>
+        </w:rPr>
+        <w:t>not include OTP verification</w:t>
+      </w:r>
+      <w:r>
+        <w:t xml:space="preserve">, and no OTP page or popup must appear </w:t>
+      </w:r>
+    </w:p>
+    <w:p>
+      <w:pPr>
+        <w:pStyle w:val="ListParagraph"/>
         <w:numPr>
           <w:ilvl w:val="0"/>
-          <w:numId w:val="11"/>
+          <w:numId w:val="24"/>
         </w:numPr>
-        <w:spacing w:after="0" w:line="276" w:lineRule="auto"/>
-        <w:jc w:val="both"/>
-      </w:pPr>
-      <w:r>
-        <w:rPr>
-          <w:b/>
-          <w:bCs/>
-        </w:rPr>
-        <w:t>Logout</w:t>
-      </w:r>
-      <w:r>
-        <w:t xml:space="preserve">: A </w:t>
-      </w:r>
-      <w:r>
-        <w:rPr>
-          <w:b/>
-          <w:bCs/>
-        </w:rPr>
-        <w:t>log-out</w:t>
-      </w:r>
-      <w:r>
-        <w:t xml:space="preserve"> option is consistently available in the header to allow users to securely end their session</w:t>
-      </w:r>
-      <w:r>
-        <w:t>.</w:t>
-      </w:r>
-    </w:p>
-    <w:p>
-      <w:pPr>
         <w:spacing w:line="276" w:lineRule="auto"/>
       </w:pPr>
       <w:r>
-        <w:rPr>
-          <w:b/>
-          <w:bCs/>
-        </w:rPr>
-        <w:t>S</w:t>
-      </w:r>
-      <w:r>
-        <w:rPr>
-          <w:b/>
-          <w:bCs/>
-        </w:rPr>
-        <w:t xml:space="preserve">ources: </w:t>
+        <w:t xml:space="preserve">If the user enters </w:t>
+      </w:r>
+      <w:r>
+        <w:rPr>
+          <w:b/>
+          <w:bCs/>
+        </w:rPr>
+        <w:t>invalid, empty, or incorrect credentials</w:t>
+      </w:r>
+      <w:r>
+        <w:t>, the system must display the error message:</w:t>
+      </w:r>
+      <w:r>
+        <w:t xml:space="preserve"> </w:t>
+      </w:r>
+      <w:r>
+        <w:rPr>
+          <w:b/>
+          <w:bCs/>
+        </w:rPr>
+        <w:t>"Please enter valid data"</w:t>
+      </w:r>
+      <w:r>
+        <w:t xml:space="preserve"> </w:t>
+      </w:r>
+    </w:p>
+    <w:p>
+      <w:pPr>
+        <w:pStyle w:val="ListParagraph"/>
+        <w:numPr>
+          <w:ilvl w:val="0"/>
+          <w:numId w:val="24"/>
+        </w:numPr>
+        <w:spacing w:line="276" w:lineRule="auto"/>
+      </w:pPr>
+      <w:r>
+        <w:t xml:space="preserve">The system must prevent login if validation fails </w:t>
+      </w:r>
+    </w:p>
+    <w:p>
+      <w:pPr>
+        <w:pStyle w:val="ListParagraph"/>
+        <w:numPr>
+          <w:ilvl w:val="0"/>
+          <w:numId w:val="24"/>
+        </w:numPr>
+        <w:spacing w:line="276" w:lineRule="auto"/>
+      </w:pPr>
+      <w:r>
+        <w:t xml:space="preserve">Upon successful login, the system must redirect the user to the </w:t>
+      </w:r>
+      <w:r>
+        <w:rPr>
+          <w:b/>
+          <w:bCs/>
+        </w:rPr>
+        <w:t>Home Page</w:t>
+      </w:r>
+      <w:r>
+        <w:t xml:space="preserve"> </w:t>
+      </w:r>
+    </w:p>
+    <w:p>
+      <w:pPr>
+        <w:pStyle w:val="ListParagraph"/>
+        <w:numPr>
+          <w:ilvl w:val="0"/>
+          <w:numId w:val="24"/>
+        </w:numPr>
+        <w:spacing w:line="276" w:lineRule="auto"/>
+      </w:pPr>
+      <w:r>
+        <w:t xml:space="preserve">The system must provide a </w:t>
+      </w:r>
+      <w:r>
+        <w:rPr>
+          <w:b/>
+          <w:bCs/>
+        </w:rPr>
+        <w:t>logout option</w:t>
+      </w:r>
+      <w:r>
+        <w:t xml:space="preserve"> to allow users to securely end their session</w:t>
+      </w:r>
+    </w:p>
+    <w:p>
+      <w:pPr>
+        <w:pStyle w:val="ListParagraph"/>
+        <w:spacing w:line="276" w:lineRule="auto"/>
+        <w:rPr>
+          <w:b/>
+          <w:bCs/>
+        </w:rPr>
+      </w:pPr>
+    </w:p>
+    <w:p>
+      <w:pPr>
+        <w:pStyle w:val="ListParagraph"/>
+        <w:spacing w:line="276" w:lineRule="auto"/>
+      </w:pPr>
+      <w:r>
+        <w:rPr>
+          <w:b/>
+          <w:bCs/>
+        </w:rPr>
+        <w:t xml:space="preserve">Sources: </w:t>
       </w:r>
       <w:r>
         <w:t>SIQ-</w:t>
@@ -777,7 +1095,7 @@
         <w:t xml:space="preserve"> SIQ-</w:t>
       </w:r>
       <w:r>
-        <w:t>12</w:t>
+        <w:t>13</w:t>
       </w:r>
     </w:p>
     <w:p>
@@ -789,6 +1107,20 @@
     </w:p>
     <w:p>
       <w:pPr>
+        <w:spacing w:after="0" w:line="276" w:lineRule="auto"/>
+        <w:ind w:left="720"/>
+        <w:jc w:val="both"/>
+      </w:pPr>
+    </w:p>
+    <w:p>
+      <w:pPr>
+        <w:spacing w:after="0" w:line="276" w:lineRule="auto"/>
+        <w:ind w:left="720"/>
+        <w:jc w:val="both"/>
+      </w:pPr>
+    </w:p>
+    <w:p>
+      <w:pPr>
         <w:spacing w:line="276" w:lineRule="auto"/>
         <w:ind w:left="720"/>
         <w:jc w:val="both"/>
@@ -858,7 +1190,7 @@
         <w:spacing w:line="276" w:lineRule="auto"/>
       </w:pPr>
       <w:r>
-        <w:t>The View Account Info feature allows registered clients to monitor their financial status by providing a centralized overview of all banking accounts associated with their profile. It serves as a transparent dashboard for tracking unique account identifiers and their respective real-time balances.</w:t>
+        <w:t>The View Account Info feature allows registered clients to view all banking accounts associated with their profile. It provides a clear overview of account numbers and their corresponding balances.</w:t>
       </w:r>
     </w:p>
     <w:p>
@@ -867,16 +1199,12 @@
         <w:rPr>
           <w:b/>
           <w:bCs/>
-          <w:i/>
-          <w:iCs/>
-        </w:rPr>
-      </w:pPr>
-      <w:r>
-        <w:rPr>
-          <w:b/>
-          <w:bCs/>
-          <w:i/>
-          <w:iCs/>
+        </w:rPr>
+      </w:pPr>
+      <w:r>
+        <w:rPr>
+          <w:b/>
+          <w:bCs/>
         </w:rPr>
         <w:t>Functional behavior:</w:t>
       </w:r>
@@ -886,16 +1214,840 @@
         <w:pStyle w:val="ListParagraph"/>
         <w:numPr>
           <w:ilvl w:val="0"/>
-          <w:numId w:val="15"/>
+          <w:numId w:val="27"/>
+        </w:numPr>
+        <w:spacing w:after="0" w:line="240" w:lineRule="auto"/>
+      </w:pPr>
+      <w:r>
+        <w:t xml:space="preserve">The system must automatically generate </w:t>
+      </w:r>
+      <w:r>
+        <w:rPr>
+          <w:b/>
+          <w:bCs/>
+        </w:rPr>
+        <w:t>User ID</w:t>
+      </w:r>
+      <w:r>
+        <w:t xml:space="preserve"> during registration and </w:t>
+      </w:r>
+      <w:r>
+        <w:rPr>
+          <w:b/>
+          <w:bCs/>
+        </w:rPr>
+        <w:t>Account Number</w:t>
+      </w:r>
+      <w:r>
+        <w:t xml:space="preserve"> during account creation </w:t>
+      </w:r>
+    </w:p>
+    <w:p>
+      <w:pPr>
+        <w:pStyle w:val="ListParagraph"/>
+        <w:numPr>
+          <w:ilvl w:val="0"/>
+          <w:numId w:val="27"/>
+        </w:numPr>
+        <w:spacing w:after="0" w:line="240" w:lineRule="auto"/>
+      </w:pPr>
+      <w:r>
+        <w:t xml:space="preserve">The </w:t>
+      </w:r>
+      <w:r>
+        <w:rPr>
+          <w:b/>
+          <w:bCs/>
+        </w:rPr>
+        <w:t>User ID</w:t>
+      </w:r>
+      <w:r>
+        <w:t xml:space="preserve"> must consist of exactly </w:t>
+      </w:r>
+      <w:r>
+        <w:rPr>
+          <w:b/>
+          <w:bCs/>
+        </w:rPr>
+        <w:t>5 digits</w:t>
+      </w:r>
+      <w:r>
+        <w:t xml:space="preserve"> </w:t>
+      </w:r>
+    </w:p>
+    <w:p>
+      <w:pPr>
+        <w:pStyle w:val="ListParagraph"/>
+        <w:numPr>
+          <w:ilvl w:val="0"/>
+          <w:numId w:val="27"/>
+        </w:numPr>
+        <w:spacing w:after="0" w:line="240" w:lineRule="auto"/>
+      </w:pPr>
+      <w:r>
+        <w:t xml:space="preserve">The </w:t>
+      </w:r>
+      <w:r>
+        <w:rPr>
+          <w:b/>
+          <w:bCs/>
+        </w:rPr>
+        <w:t>Account Number</w:t>
+      </w:r>
+      <w:r>
+        <w:t xml:space="preserve"> must consist of exactly </w:t>
+      </w:r>
+      <w:r>
+        <w:rPr>
+          <w:b/>
+          <w:bCs/>
+        </w:rPr>
+        <w:t>5 digits</w:t>
+      </w:r>
+      <w:r>
+        <w:t xml:space="preserve"> </w:t>
+      </w:r>
+    </w:p>
+    <w:p>
+      <w:pPr>
+        <w:pStyle w:val="ListParagraph"/>
+        <w:numPr>
+          <w:ilvl w:val="0"/>
+          <w:numId w:val="26"/>
+        </w:numPr>
+        <w:spacing w:after="0" w:line="240" w:lineRule="auto"/>
+      </w:pPr>
+      <w:r>
+        <w:t xml:space="preserve">The client must be able to view </w:t>
+      </w:r>
+      <w:r>
+        <w:rPr>
+          <w:b/>
+          <w:bCs/>
+        </w:rPr>
+        <w:t>all account information</w:t>
+      </w:r>
+      <w:r>
+        <w:t xml:space="preserve">, including: </w:t>
+      </w:r>
+    </w:p>
+    <w:p>
+      <w:pPr>
+        <w:spacing w:after="0" w:line="240" w:lineRule="auto"/>
+        <w:ind w:left="720"/>
+      </w:pPr>
+      <w:r>
+        <w:t xml:space="preserve">Account Number </w:t>
+      </w:r>
+    </w:p>
+    <w:p>
+      <w:pPr>
+        <w:spacing w:after="0" w:line="240" w:lineRule="auto"/>
+        <w:ind w:left="720"/>
+      </w:pPr>
+      <w:r>
+        <w:t xml:space="preserve">Account Balance </w:t>
+      </w:r>
+    </w:p>
+    <w:p>
+      <w:pPr>
+        <w:pStyle w:val="ListParagraph"/>
+        <w:numPr>
+          <w:ilvl w:val="0"/>
+          <w:numId w:val="27"/>
+        </w:numPr>
+        <w:spacing w:after="0" w:line="240" w:lineRule="auto"/>
+      </w:pPr>
+      <w:r>
+        <w:t xml:space="preserve">The system must display accurate account information for all accounts associated with the client </w:t>
+      </w:r>
+    </w:p>
+    <w:p>
+      <w:pPr>
+        <w:pStyle w:val="ListParagraph"/>
+        <w:numPr>
+          <w:ilvl w:val="0"/>
+          <w:numId w:val="27"/>
+        </w:numPr>
+        <w:spacing w:after="0" w:line="240" w:lineRule="auto"/>
+      </w:pPr>
+      <w:r>
+        <w:t xml:space="preserve">If the client enters an </w:t>
+      </w:r>
+      <w:r>
+        <w:rPr>
+          <w:b/>
+          <w:bCs/>
+        </w:rPr>
+        <w:t>invalid or empty User ID</w:t>
+      </w:r>
+      <w:r>
+        <w:t xml:space="preserve">, the system must display the error </w:t>
+      </w:r>
+      <w:proofErr w:type="spellStart"/>
+      <w:r>
+        <w:t>message:</w:t>
+      </w:r>
+      <w:r>
+        <w:rPr>
+          <w:b/>
+          <w:bCs/>
+        </w:rPr>
+        <w:t>"Please</w:t>
+      </w:r>
+      <w:proofErr w:type="spellEnd"/>
+      <w:r>
+        <w:rPr>
+          <w:b/>
+          <w:bCs/>
+        </w:rPr>
+        <w:t xml:space="preserve"> enter valid User ID"</w:t>
+      </w:r>
+    </w:p>
+    <w:p>
+      <w:pPr>
+        <w:pStyle w:val="ListParagraph"/>
+        <w:spacing w:after="0" w:line="240" w:lineRule="auto"/>
+      </w:pPr>
+    </w:p>
+    <w:p>
+      <w:pPr>
+        <w:spacing w:line="276" w:lineRule="auto"/>
+      </w:pPr>
+      <w:r>
+        <w:rPr>
+          <w:b/>
+          <w:bCs/>
+        </w:rPr>
+        <w:t>S</w:t>
+      </w:r>
+      <w:r>
+        <w:rPr>
+          <w:b/>
+          <w:bCs/>
+        </w:rPr>
+        <w:t xml:space="preserve">ources: </w:t>
+      </w:r>
+      <w:r>
+        <w:t>SIQ-</w:t>
+      </w:r>
+      <w:proofErr w:type="gramStart"/>
+      <w:r>
+        <w:t>32</w:t>
+      </w:r>
+      <w:r>
+        <w:t xml:space="preserve"> :</w:t>
+      </w:r>
+      <w:proofErr w:type="gramEnd"/>
+      <w:r>
+        <w:t xml:space="preserve"> SIQ-</w:t>
+      </w:r>
+      <w:r>
+        <w:t>34</w:t>
+      </w:r>
+    </w:p>
+    <w:p>
+      <w:pPr>
+        <w:pStyle w:val="Heading3"/>
+        <w:spacing w:line="276" w:lineRule="auto"/>
+      </w:pPr>
+      <w:r>
+        <w:rPr>
+          <w:b/>
+          <w:bCs/>
+        </w:rPr>
+        <w:t>CRS-</w:t>
+      </w:r>
+      <w:r>
+        <w:rPr>
+          <w:b/>
+          <w:bCs/>
+        </w:rPr>
+        <w:t>FR-0</w:t>
+      </w:r>
+      <w:r>
+        <w:rPr>
+          <w:b/>
+          <w:bCs/>
+        </w:rPr>
+        <w:t>5</w:t>
+      </w:r>
+      <w:r>
+        <w:rPr>
+          <w:b/>
+          <w:bCs/>
+        </w:rPr>
+        <w:t>:</w:t>
+      </w:r>
+      <w:r>
+        <w:rPr>
+          <w:b/>
+          <w:bCs/>
+        </w:rPr>
+        <w:t xml:space="preserve"> Transactions</w:t>
+      </w:r>
+    </w:p>
+    <w:p>
+      <w:pPr>
+        <w:pStyle w:val="Heading4"/>
+        <w:spacing w:line="276" w:lineRule="auto"/>
+      </w:pPr>
+      <w:r>
+        <w:rPr>
+          <w:rStyle w:val="Emphasis"/>
+          <w:b/>
+          <w:bCs/>
+        </w:rPr>
+        <w:t>Overview Description</w:t>
+      </w:r>
+      <w:r>
+        <w:t>:</w:t>
+      </w:r>
+    </w:p>
+    <w:p>
+      <w:pPr>
+        <w:spacing w:line="276" w:lineRule="auto"/>
+      </w:pPr>
+      <w:r>
+        <w:t>The Transaction feature enables registered clients to transfer funds between accounts. It provides a structured interface for performing transactions while ensuring that all activities are recorded for future reference.</w:t>
+      </w:r>
+    </w:p>
+    <w:p>
+      <w:pPr>
+        <w:spacing w:line="276" w:lineRule="auto"/>
+        <w:rPr>
+          <w:b/>
+          <w:bCs/>
+        </w:rPr>
+      </w:pPr>
+      <w:r>
+        <w:rPr>
+          <w:b/>
+          <w:bCs/>
+        </w:rPr>
+        <w:t>Functional behavior:</w:t>
+      </w:r>
+    </w:p>
+    <w:p>
+      <w:pPr>
+        <w:spacing w:line="276" w:lineRule="auto"/>
+        <w:rPr>
+          <w:b/>
+          <w:bCs/>
+        </w:rPr>
+      </w:pPr>
+      <w:r>
+        <w:rPr>
+          <w:b/>
+          <w:bCs/>
+        </w:rPr>
+        <w:t xml:space="preserve">1- </w:t>
+      </w:r>
+      <w:r>
+        <w:rPr>
+          <w:b/>
+          <w:bCs/>
+        </w:rPr>
+        <w:t>Fund Transfer (Between Accounts)</w:t>
+      </w:r>
+    </w:p>
+    <w:p>
+      <w:pPr>
+        <w:numPr>
+          <w:ilvl w:val="0"/>
+          <w:numId w:val="29"/>
         </w:numPr>
         <w:spacing w:before="100" w:beforeAutospacing="1" w:after="100" w:afterAutospacing="1" w:line="240" w:lineRule="auto"/>
-        <w:contextualSpacing w:val="0"/>
+      </w:pPr>
+      <w:r>
+        <w:t xml:space="preserve">The system must require the following fields: </w:t>
+      </w:r>
+      <w:r>
+        <w:rPr>
+          <w:rStyle w:val="Strong"/>
+        </w:rPr>
+        <w:t>Account Number, Amount</w:t>
+      </w:r>
+      <w:r>
+        <w:t xml:space="preserve"> </w:t>
+      </w:r>
+    </w:p>
+    <w:p>
+      <w:pPr>
+        <w:numPr>
+          <w:ilvl w:val="0"/>
+          <w:numId w:val="29"/>
+        </w:numPr>
+        <w:spacing w:before="100" w:beforeAutospacing="1" w:after="100" w:afterAutospacing="1" w:line="240" w:lineRule="auto"/>
+      </w:pPr>
+      <w:r>
+        <w:t xml:space="preserve">All fields must be filled before submission </w:t>
+      </w:r>
+    </w:p>
+    <w:p>
+      <w:pPr>
+        <w:numPr>
+          <w:ilvl w:val="0"/>
+          <w:numId w:val="29"/>
+        </w:numPr>
+        <w:spacing w:before="100" w:beforeAutospacing="1" w:after="100" w:afterAutospacing="1" w:line="240" w:lineRule="auto"/>
+      </w:pPr>
+      <w:r>
+        <w:t xml:space="preserve">The </w:t>
+      </w:r>
+      <w:r>
+        <w:rPr>
+          <w:rStyle w:val="Strong"/>
+        </w:rPr>
+        <w:t>Account Number</w:t>
+      </w:r>
+      <w:r>
+        <w:t xml:space="preserve"> must consist of exactly </w:t>
+      </w:r>
+      <w:r>
+        <w:rPr>
+          <w:rStyle w:val="Strong"/>
+        </w:rPr>
+        <w:t>5 digits</w:t>
+      </w:r>
+      <w:r>
+        <w:t xml:space="preserve">, and the system must validate its format </w:t>
+      </w:r>
+    </w:p>
+    <w:p>
+      <w:pPr>
+        <w:numPr>
+          <w:ilvl w:val="0"/>
+          <w:numId w:val="29"/>
+        </w:numPr>
+        <w:spacing w:before="100" w:beforeAutospacing="1" w:after="100" w:afterAutospacing="1" w:line="240" w:lineRule="auto"/>
+      </w:pPr>
+      <w:r>
+        <w:t xml:space="preserve">If the client enters an </w:t>
+      </w:r>
+      <w:r>
+        <w:rPr>
+          <w:rStyle w:val="Strong"/>
+        </w:rPr>
+        <w:t>invalid or empty account number</w:t>
+      </w:r>
+      <w:r>
+        <w:t xml:space="preserve">, the system must display: </w:t>
+      </w:r>
+      <w:r>
+        <w:rPr>
+          <w:rStyle w:val="Strong"/>
+        </w:rPr>
+        <w:t>"Please enter valid account number"</w:t>
+      </w:r>
+      <w:r>
+        <w:t xml:space="preserve"> </w:t>
+      </w:r>
+    </w:p>
+    <w:p>
+      <w:pPr>
+        <w:numPr>
+          <w:ilvl w:val="0"/>
+          <w:numId w:val="29"/>
+        </w:numPr>
+        <w:spacing w:before="100" w:beforeAutospacing="1" w:after="100" w:afterAutospacing="1" w:line="240" w:lineRule="auto"/>
+      </w:pPr>
+      <w:r>
+        <w:t xml:space="preserve">The system must enforce transaction limits as follows: </w:t>
+      </w:r>
+    </w:p>
+    <w:p>
+      <w:pPr>
+        <w:numPr>
+          <w:ilvl w:val="1"/>
+          <w:numId w:val="29"/>
+        </w:numPr>
+        <w:spacing w:before="100" w:beforeAutospacing="1" w:after="100" w:afterAutospacing="1" w:line="240" w:lineRule="auto"/>
+      </w:pPr>
+      <w:r>
+        <w:t xml:space="preserve">Minimum amount: </w:t>
+      </w:r>
+      <w:r>
+        <w:rPr>
+          <w:rStyle w:val="Strong"/>
+        </w:rPr>
+        <w:t>1000</w:t>
+      </w:r>
+      <w:r>
+        <w:t xml:space="preserve"> </w:t>
+      </w:r>
+    </w:p>
+    <w:p>
+      <w:pPr>
+        <w:numPr>
+          <w:ilvl w:val="1"/>
+          <w:numId w:val="29"/>
+        </w:numPr>
+        <w:spacing w:before="100" w:beforeAutospacing="1" w:after="100" w:afterAutospacing="1" w:line="240" w:lineRule="auto"/>
+      </w:pPr>
+      <w:r>
+        <w:t xml:space="preserve">Maximum amount: </w:t>
+      </w:r>
+      <w:r>
+        <w:rPr>
+          <w:rStyle w:val="Strong"/>
+        </w:rPr>
+        <w:t>5000</w:t>
+      </w:r>
+      <w:r>
+        <w:t xml:space="preserve"> </w:t>
+      </w:r>
+    </w:p>
+    <w:p>
+      <w:pPr>
+        <w:numPr>
+          <w:ilvl w:val="0"/>
+          <w:numId w:val="29"/>
+        </w:numPr>
+        <w:spacing w:before="100" w:beforeAutospacing="1" w:after="100" w:afterAutospacing="1" w:line="240" w:lineRule="auto"/>
+      </w:pPr>
+      <w:r>
+        <w:t xml:space="preserve">If the entered amount is outside the allowed range, the system must display an error message: </w:t>
+      </w:r>
+      <w:r>
+        <w:rPr>
+          <w:rStyle w:val="Strong"/>
+        </w:rPr>
+        <w:t>"Please enter valid amount"</w:t>
+      </w:r>
+      <w:r>
+        <w:t xml:space="preserve"> </w:t>
+      </w:r>
+    </w:p>
+    <w:p>
+      <w:pPr>
+        <w:numPr>
+          <w:ilvl w:val="0"/>
+          <w:numId w:val="29"/>
+        </w:numPr>
+        <w:spacing w:before="100" w:beforeAutospacing="1" w:after="100" w:afterAutospacing="1" w:line="240" w:lineRule="auto"/>
+      </w:pPr>
+      <w:r>
+        <w:lastRenderedPageBreak/>
+        <w:t xml:space="preserve">The system must prevent transaction processing if validation fails </w:t>
+      </w:r>
+    </w:p>
+    <w:p>
+      <w:pPr>
+        <w:numPr>
+          <w:ilvl w:val="0"/>
+          <w:numId w:val="29"/>
+        </w:numPr>
+        <w:spacing w:before="100" w:beforeAutospacing="1" w:after="100" w:afterAutospacing="1" w:line="240" w:lineRule="auto"/>
+      </w:pPr>
+      <w:r>
+        <w:t xml:space="preserve">Upon successful transaction, the system must display a pop-up message: </w:t>
+      </w:r>
+      <w:r>
+        <w:rPr>
+          <w:rStyle w:val="Strong"/>
+        </w:rPr>
+        <w:t>"Transaction done successfully"</w:t>
+      </w:r>
+    </w:p>
+    <w:p>
+      <w:pPr>
+        <w:spacing w:line="276" w:lineRule="auto"/>
+        <w:rPr>
+          <w:b/>
+          <w:bCs/>
+        </w:rPr>
+      </w:pPr>
+      <w:r>
+        <w:rPr>
+          <w:b/>
+          <w:bCs/>
+        </w:rPr>
+        <w:t xml:space="preserve">2- </w:t>
+      </w:r>
+      <w:r>
+        <w:rPr>
+          <w:b/>
+          <w:bCs/>
+        </w:rPr>
+        <w:t>Fund Transfer (Between Accounts)</w:t>
+      </w:r>
+    </w:p>
+    <w:p>
+      <w:pPr>
+        <w:pStyle w:val="ListParagraph"/>
+        <w:numPr>
+          <w:ilvl w:val="0"/>
+          <w:numId w:val="27"/>
+        </w:numPr>
+        <w:spacing w:line="276" w:lineRule="auto"/>
+      </w:pPr>
+      <w:r>
+        <w:t xml:space="preserve">The client must be able to perform fund transfers </w:t>
+      </w:r>
+      <w:r>
+        <w:rPr>
+          <w:b/>
+          <w:bCs/>
+        </w:rPr>
+        <w:t>between any accounts regardless of account type</w:t>
+      </w:r>
+      <w:r>
+        <w:t xml:space="preserve"> </w:t>
+      </w:r>
+    </w:p>
+    <w:p>
+      <w:pPr>
+        <w:pStyle w:val="ListParagraph"/>
+        <w:numPr>
+          <w:ilvl w:val="0"/>
+          <w:numId w:val="27"/>
+        </w:numPr>
+        <w:spacing w:line="276" w:lineRule="auto"/>
+      </w:pPr>
+      <w:r>
+        <w:t>The system must require the following fields:</w:t>
+      </w:r>
+      <w:r>
+        <w:t xml:space="preserve"> </w:t>
+      </w:r>
+      <w:r>
+        <w:rPr>
+          <w:b/>
+          <w:bCs/>
+        </w:rPr>
+        <w:t>From Account, To Account, Amount</w:t>
+      </w:r>
+      <w:r>
+        <w:t xml:space="preserve"> </w:t>
+      </w:r>
+    </w:p>
+    <w:p>
+      <w:pPr>
+        <w:pStyle w:val="ListParagraph"/>
+        <w:numPr>
+          <w:ilvl w:val="0"/>
+          <w:numId w:val="27"/>
+        </w:numPr>
+        <w:spacing w:line="276" w:lineRule="auto"/>
+      </w:pPr>
+      <w:r>
+        <w:t xml:space="preserve">All fields must be filled before submission </w:t>
+      </w:r>
+    </w:p>
+    <w:p>
+      <w:pPr>
+        <w:pStyle w:val="ListParagraph"/>
+        <w:numPr>
+          <w:ilvl w:val="0"/>
+          <w:numId w:val="27"/>
+        </w:numPr>
+        <w:spacing w:line="276" w:lineRule="auto"/>
+      </w:pPr>
+      <w:r>
+        <w:t xml:space="preserve">The system must validate that </w:t>
+      </w:r>
+      <w:r>
+        <w:rPr>
+          <w:b/>
+          <w:bCs/>
+        </w:rPr>
+        <w:t xml:space="preserve">From and </w:t>
+      </w:r>
+      <w:proofErr w:type="gramStart"/>
+      <w:r>
+        <w:rPr>
+          <w:b/>
+          <w:bCs/>
+        </w:rPr>
+        <w:t>To</w:t>
+      </w:r>
+      <w:proofErr w:type="gramEnd"/>
+      <w:r>
+        <w:rPr>
+          <w:b/>
+          <w:bCs/>
+        </w:rPr>
+        <w:t xml:space="preserve"> account numbers are valid 5-digit numbers</w:t>
+      </w:r>
+      <w:r>
+        <w:t xml:space="preserve"> </w:t>
+      </w:r>
+    </w:p>
+    <w:p>
+      <w:pPr>
+        <w:pStyle w:val="ListParagraph"/>
+        <w:numPr>
+          <w:ilvl w:val="0"/>
+          <w:numId w:val="27"/>
+        </w:numPr>
+        <w:spacing w:line="276" w:lineRule="auto"/>
+      </w:pPr>
+      <w:r>
+        <w:t xml:space="preserve">If the client enters an </w:t>
+      </w:r>
+      <w:r>
+        <w:rPr>
+          <w:b/>
+          <w:bCs/>
+        </w:rPr>
+        <w:t>invalid or empty value</w:t>
+      </w:r>
+      <w:r>
+        <w:t xml:space="preserve"> in From or To fields, the system must display:</w:t>
+      </w:r>
+      <w:r>
+        <w:t xml:space="preserve"> </w:t>
+      </w:r>
+      <w:r>
+        <w:rPr>
+          <w:b/>
+          <w:bCs/>
+        </w:rPr>
+        <w:t>"Please enter valid account number"</w:t>
+      </w:r>
+    </w:p>
+    <w:p>
+      <w:pPr>
+        <w:spacing w:line="276" w:lineRule="auto"/>
+        <w:rPr>
+          <w:b/>
+          <w:bCs/>
+        </w:rPr>
+      </w:pPr>
+      <w:r>
+        <w:rPr>
+          <w:b/>
+          <w:bCs/>
+        </w:rPr>
+        <w:t xml:space="preserve">3- </w:t>
+      </w:r>
+      <w:r>
+        <w:rPr>
+          <w:b/>
+          <w:bCs/>
+        </w:rPr>
+        <w:t>Transaction Operations (Deposit / Withdraw)</w:t>
+      </w:r>
+    </w:p>
+    <w:p>
+      <w:pPr>
+        <w:pStyle w:val="ListParagraph"/>
+        <w:numPr>
+          <w:ilvl w:val="0"/>
+          <w:numId w:val="28"/>
+        </w:numPr>
+        <w:spacing w:line="276" w:lineRule="auto"/>
+      </w:pPr>
+      <w:r>
+        <w:t>The system must require the following fields:</w:t>
+      </w:r>
+      <w:r>
+        <w:t xml:space="preserve"> </w:t>
+      </w:r>
+      <w:r>
+        <w:rPr>
+          <w:b/>
+          <w:bCs/>
+        </w:rPr>
+        <w:t>Account Number, Amount</w:t>
+      </w:r>
+      <w:r>
+        <w:t xml:space="preserve"> </w:t>
+      </w:r>
+    </w:p>
+    <w:p>
+      <w:pPr>
+        <w:pStyle w:val="ListParagraph"/>
+        <w:numPr>
+          <w:ilvl w:val="0"/>
+          <w:numId w:val="28"/>
+        </w:numPr>
+        <w:spacing w:line="276" w:lineRule="auto"/>
+      </w:pPr>
+      <w:r>
+        <w:t xml:space="preserve">All fields must be filled before submission </w:t>
+      </w:r>
+    </w:p>
+    <w:p>
+      <w:pPr>
+        <w:pStyle w:val="ListParagraph"/>
+        <w:numPr>
+          <w:ilvl w:val="0"/>
+          <w:numId w:val="28"/>
+        </w:numPr>
+        <w:spacing w:line="276" w:lineRule="auto"/>
+      </w:pPr>
+      <w:r>
+        <w:t xml:space="preserve">The system must validate that the </w:t>
+      </w:r>
+      <w:r>
+        <w:rPr>
+          <w:b/>
+          <w:bCs/>
+        </w:rPr>
+        <w:t>Account Number is a valid 5-digit number</w:t>
+      </w:r>
+      <w:r>
+        <w:t xml:space="preserve"> </w:t>
+      </w:r>
+    </w:p>
+    <w:p>
+      <w:pPr>
+        <w:pStyle w:val="ListParagraph"/>
+        <w:numPr>
+          <w:ilvl w:val="0"/>
+          <w:numId w:val="28"/>
+        </w:numPr>
+        <w:spacing w:line="276" w:lineRule="auto"/>
+      </w:pPr>
+      <w:r>
+        <w:t xml:space="preserve">If the client enters an </w:t>
+      </w:r>
+      <w:r>
+        <w:rPr>
+          <w:b/>
+          <w:bCs/>
+        </w:rPr>
+        <w:t>invalid or empty account number</w:t>
+      </w:r>
+      <w:r>
+        <w:t>, the system must display:</w:t>
+      </w:r>
+      <w:r>
+        <w:t xml:space="preserve"> </w:t>
+      </w:r>
+    </w:p>
+    <w:p>
+      <w:pPr>
+        <w:pStyle w:val="ListParagraph"/>
+        <w:spacing w:line="276" w:lineRule="auto"/>
+      </w:pPr>
+      <w:r>
+        <w:rPr>
+          <w:b/>
+          <w:bCs/>
+        </w:rPr>
+        <w:t>“</w:t>
+      </w:r>
+      <w:r>
+        <w:rPr>
+          <w:b/>
+          <w:bCs/>
+        </w:rPr>
+        <w:t>Please enter valid account number"</w:t>
+      </w:r>
+    </w:p>
+    <w:p>
+      <w:pPr>
+        <w:spacing w:before="100" w:beforeAutospacing="1" w:after="100" w:afterAutospacing="1" w:line="240" w:lineRule="auto"/>
         <w:rPr>
           <w:rFonts w:asciiTheme="minorBidi" w:eastAsia="Times New Roman" w:hAnsiTheme="minorBidi"/>
           <w:sz w:val="22"/>
           <w:szCs w:val="22"/>
         </w:rPr>
       </w:pPr>
+      <w:proofErr w:type="gramStart"/>
       <w:r>
         <w:rPr>
           <w:rFonts w:asciiTheme="minorBidi" w:eastAsia="Times New Roman" w:hAnsiTheme="minorBidi"/>
@@ -904,7 +2056,7 @@
           <w:sz w:val="22"/>
           <w:szCs w:val="22"/>
         </w:rPr>
-        <w:t>Automated Assignment</w:t>
+        <w:t xml:space="preserve">Sources </w:t>
       </w:r>
       <w:r>
         <w:rPr>
@@ -912,7 +2064,98 @@
           <w:sz w:val="22"/>
           <w:szCs w:val="22"/>
         </w:rPr>
-        <w:t>: Both User-IDs and Account Numbers are automatically generated by the system during the registration and account creation processes.</w:t>
+        <w:t>:</w:t>
+      </w:r>
+      <w:proofErr w:type="gramEnd"/>
+      <w:r>
+        <w:rPr>
+          <w:rFonts w:asciiTheme="minorBidi" w:eastAsia="Times New Roman" w:hAnsiTheme="minorBidi"/>
+          <w:sz w:val="22"/>
+          <w:szCs w:val="22"/>
+        </w:rPr>
+        <w:t xml:space="preserve"> SIQ_14: SIQ_23</w:t>
+      </w:r>
+    </w:p>
+    <w:p>
+      <w:pPr>
+        <w:pStyle w:val="Heading3"/>
+        <w:spacing w:line="276" w:lineRule="auto"/>
+      </w:pPr>
+      <w:r>
+        <w:rPr>
+          <w:b/>
+          <w:bCs/>
+        </w:rPr>
+        <w:t>CRS-</w:t>
+      </w:r>
+      <w:r>
+        <w:rPr>
+          <w:b/>
+          <w:bCs/>
+        </w:rPr>
+        <w:t>FR-0</w:t>
+      </w:r>
+      <w:r>
+        <w:rPr>
+          <w:b/>
+          <w:bCs/>
+        </w:rPr>
+        <w:t>6</w:t>
+      </w:r>
+      <w:r>
+        <w:rPr>
+          <w:b/>
+          <w:bCs/>
+        </w:rPr>
+        <w:t>:</w:t>
+      </w:r>
+      <w:r>
+        <w:rPr>
+          <w:b/>
+          <w:bCs/>
+        </w:rPr>
+        <w:t xml:space="preserve"> Create an account for client by Admin</w:t>
+      </w:r>
+    </w:p>
+    <w:p>
+      <w:pPr>
+        <w:pStyle w:val="Heading4"/>
+        <w:spacing w:line="276" w:lineRule="auto"/>
+      </w:pPr>
+      <w:r>
+        <w:rPr>
+          <w:rStyle w:val="Emphasis"/>
+          <w:b/>
+          <w:bCs/>
+        </w:rPr>
+        <w:t>Overview Description</w:t>
+      </w:r>
+      <w:r>
+        <w:t>:</w:t>
+      </w:r>
+    </w:p>
+    <w:p>
+      <w:pPr>
+        <w:spacing w:line="276" w:lineRule="auto"/>
+      </w:pPr>
+      <w:r>
+        <w:t>The Create Client Account feature enables administrative users to manually establish new banking accounts for existing or new clients. This tool ensures that accounts are provisioned accurately and managed by authorized personnel.</w:t>
+      </w:r>
+    </w:p>
+    <w:p>
+      <w:pPr>
+        <w:spacing w:line="276" w:lineRule="auto"/>
+        <w:rPr>
+          <w:b/>
+          <w:bCs/>
+        </w:rPr>
+      </w:pPr>
+      <w:r>
+        <w:rPr>
+          <w:b/>
+          <w:bCs/>
+        </w:rPr>
+        <w:t>Functional behavior:</w:t>
       </w:r>
     </w:p>
     <w:p>
@@ -920,33 +2163,22 @@
         <w:pStyle w:val="ListParagraph"/>
         <w:numPr>
           <w:ilvl w:val="0"/>
-          <w:numId w:val="15"/>
+          <w:numId w:val="28"/>
         </w:numPr>
-        <w:spacing w:before="100" w:beforeAutospacing="1" w:after="100" w:afterAutospacing="1" w:line="240" w:lineRule="auto"/>
-        <w:contextualSpacing w:val="0"/>
-        <w:rPr>
-          <w:rFonts w:asciiTheme="minorBidi" w:eastAsia="Times New Roman" w:hAnsiTheme="minorBidi"/>
-          <w:sz w:val="22"/>
-          <w:szCs w:val="22"/>
-        </w:rPr>
-      </w:pPr>
-      <w:r>
-        <w:rPr>
-          <w:rFonts w:asciiTheme="minorBidi" w:eastAsia="Times New Roman" w:hAnsiTheme="minorBidi"/>
-          <w:b/>
-          <w:bCs/>
-          <w:sz w:val="22"/>
-          <w:szCs w:val="22"/>
-        </w:rPr>
-        <w:t>ID Format</w:t>
-      </w:r>
-      <w:r>
-        <w:rPr>
-          <w:rFonts w:asciiTheme="minorBidi" w:eastAsia="Times New Roman" w:hAnsiTheme="minorBidi"/>
-          <w:sz w:val="22"/>
-          <w:szCs w:val="22"/>
-        </w:rPr>
-        <w:t>: Every User-ID consists of exactly 5 digits.</w:t>
+        <w:spacing w:after="0" w:line="240" w:lineRule="auto"/>
+      </w:pPr>
+      <w:r>
+        <w:t xml:space="preserve">The administrator must enter a </w:t>
+      </w:r>
+      <w:r>
+        <w:rPr>
+          <w:b/>
+          <w:bCs/>
+        </w:rPr>
+        <w:t>User ID</w:t>
+      </w:r>
+      <w:r>
+        <w:t xml:space="preserve"> to associate the new account with the correct client. </w:t>
       </w:r>
     </w:p>
     <w:p>
@@ -954,33 +2186,913 @@
         <w:pStyle w:val="ListParagraph"/>
         <w:numPr>
           <w:ilvl w:val="0"/>
-          <w:numId w:val="15"/>
+          <w:numId w:val="28"/>
         </w:numPr>
-        <w:spacing w:before="100" w:beforeAutospacing="1" w:after="100" w:afterAutospacing="1" w:line="240" w:lineRule="auto"/>
-        <w:contextualSpacing w:val="0"/>
-        <w:rPr>
-          <w:rFonts w:asciiTheme="minorBidi" w:eastAsia="Times New Roman" w:hAnsiTheme="minorBidi"/>
-          <w:sz w:val="22"/>
-          <w:szCs w:val="22"/>
-        </w:rPr>
-      </w:pPr>
-      <w:r>
-        <w:rPr>
-          <w:rFonts w:asciiTheme="minorBidi" w:eastAsia="Times New Roman" w:hAnsiTheme="minorBidi"/>
-          <w:b/>
-          <w:bCs/>
-          <w:sz w:val="22"/>
-          <w:szCs w:val="22"/>
-        </w:rPr>
-        <w:t>Account Format</w:t>
-      </w:r>
-      <w:r>
-        <w:rPr>
-          <w:rFonts w:asciiTheme="minorBidi" w:eastAsia="Times New Roman" w:hAnsiTheme="minorBidi"/>
-          <w:sz w:val="22"/>
-          <w:szCs w:val="22"/>
-        </w:rPr>
-        <w:t>: Every Account Number consists of exactly 5 digits.</w:t>
+        <w:spacing w:after="0" w:line="240" w:lineRule="auto"/>
+      </w:pPr>
+      <w:r>
+        <w:t xml:space="preserve">All input fields on the creation page are </w:t>
+      </w:r>
+      <w:r>
+        <w:rPr>
+          <w:b/>
+          <w:bCs/>
+        </w:rPr>
+        <w:t>mandatory</w:t>
+      </w:r>
+      <w:r>
+        <w:t xml:space="preserve">. </w:t>
+      </w:r>
+    </w:p>
+    <w:p>
+      <w:pPr>
+        <w:numPr>
+          <w:ilvl w:val="0"/>
+          <w:numId w:val="30"/>
+        </w:numPr>
+        <w:spacing w:after="0" w:line="240" w:lineRule="auto"/>
+      </w:pPr>
+      <w:r>
+        <w:t xml:space="preserve">If the administrator enters a </w:t>
+      </w:r>
+      <w:r>
+        <w:rPr>
+          <w:b/>
+          <w:bCs/>
+        </w:rPr>
+        <w:t>valid User ID</w:t>
+      </w:r>
+      <w:r>
+        <w:t xml:space="preserve">, the system redirects to the </w:t>
+      </w:r>
+      <w:r>
+        <w:rPr>
+          <w:b/>
+          <w:bCs/>
+        </w:rPr>
+        <w:t xml:space="preserve">New Account </w:t>
+      </w:r>
+      <w:r>
+        <w:rPr>
+          <w:b/>
+          <w:bCs/>
+        </w:rPr>
+        <w:t>page</w:t>
+      </w:r>
+      <w:r>
+        <w:t xml:space="preserve">. </w:t>
+      </w:r>
+    </w:p>
+    <w:p>
+      <w:pPr>
+        <w:numPr>
+          <w:ilvl w:val="0"/>
+          <w:numId w:val="30"/>
+        </w:numPr>
+        <w:spacing w:after="0" w:line="240" w:lineRule="auto"/>
+      </w:pPr>
+      <w:r>
+        <w:t xml:space="preserve">If the administrator enters an </w:t>
+      </w:r>
+      <w:r>
+        <w:rPr>
+          <w:b/>
+          <w:bCs/>
+        </w:rPr>
+        <w:t>invalid or empty User ID</w:t>
+      </w:r>
+      <w:r>
+        <w:t xml:space="preserve">, the </w:t>
+      </w:r>
+      <w:proofErr w:type="gramStart"/>
+      <w:r>
+        <w:t>system  displays</w:t>
+      </w:r>
+      <w:proofErr w:type="gramEnd"/>
+      <w:r>
+        <w:t xml:space="preserve"> the error message:</w:t>
+      </w:r>
+      <w:r>
+        <w:t xml:space="preserve"> </w:t>
+      </w:r>
+      <w:r>
+        <w:rPr>
+          <w:b/>
+          <w:bCs/>
+        </w:rPr>
+        <w:t>"Please enter valid User ID"</w:t>
+      </w:r>
+      <w:r>
+        <w:t xml:space="preserve"> </w:t>
+      </w:r>
+    </w:p>
+    <w:p>
+      <w:pPr>
+        <w:numPr>
+          <w:ilvl w:val="0"/>
+          <w:numId w:val="30"/>
+        </w:numPr>
+        <w:spacing w:after="0" w:line="240" w:lineRule="auto"/>
+      </w:pPr>
+      <w:r>
+        <w:t xml:space="preserve">If the administrator enters </w:t>
+      </w:r>
+      <w:proofErr w:type="gramStart"/>
+      <w:r>
+        <w:t>an</w:t>
+      </w:r>
+      <w:proofErr w:type="gramEnd"/>
+      <w:r>
+        <w:t xml:space="preserve"> </w:t>
+      </w:r>
+      <w:r>
+        <w:rPr>
+          <w:b/>
+          <w:bCs/>
+        </w:rPr>
+        <w:t>non-</w:t>
+      </w:r>
+      <w:proofErr w:type="spellStart"/>
+      <w:r>
+        <w:rPr>
+          <w:b/>
+          <w:bCs/>
+        </w:rPr>
+        <w:t>exising</w:t>
+      </w:r>
+      <w:proofErr w:type="spellEnd"/>
+      <w:r>
+        <w:rPr>
+          <w:b/>
+          <w:bCs/>
+        </w:rPr>
+        <w:t xml:space="preserve"> </w:t>
+      </w:r>
+      <w:r>
+        <w:rPr>
+          <w:b/>
+          <w:bCs/>
+        </w:rPr>
+        <w:t>User ID</w:t>
+      </w:r>
+      <w:r>
+        <w:t xml:space="preserve">, the system redirects to the </w:t>
+      </w:r>
+      <w:r>
+        <w:rPr>
+          <w:b/>
+          <w:bCs/>
+        </w:rPr>
+        <w:t>Registration page</w:t>
+      </w:r>
+      <w:r>
+        <w:t>.</w:t>
+      </w:r>
+    </w:p>
+    <w:p>
+      <w:pPr>
+        <w:pStyle w:val="ListParagraph"/>
+        <w:spacing w:after="0" w:line="240" w:lineRule="auto"/>
+      </w:pPr>
+    </w:p>
+    <w:p>
+      <w:pPr>
+        <w:spacing w:after="100" w:afterAutospacing="1" w:line="240" w:lineRule="auto"/>
+        <w:rPr>
+          <w:rFonts w:eastAsia="Times New Roman"/>
+        </w:rPr>
+      </w:pPr>
+      <w:proofErr w:type="gramStart"/>
+      <w:r>
+        <w:rPr>
+          <w:rFonts w:eastAsia="Times New Roman"/>
+          <w:b/>
+          <w:bCs/>
+        </w:rPr>
+        <w:lastRenderedPageBreak/>
+        <w:t>Sources</w:t>
+      </w:r>
+      <w:r>
+        <w:rPr>
+          <w:rFonts w:eastAsia="Times New Roman"/>
+        </w:rPr>
+        <w:t xml:space="preserve"> :</w:t>
+      </w:r>
+      <w:proofErr w:type="gramEnd"/>
+      <w:r>
+        <w:rPr>
+          <w:rFonts w:eastAsia="Times New Roman"/>
+        </w:rPr>
+        <w:t xml:space="preserve"> SIQ_36 : SIQ_39</w:t>
+      </w:r>
+    </w:p>
+    <w:p>
+      <w:pPr>
+        <w:pStyle w:val="Heading3"/>
+        <w:spacing w:line="276" w:lineRule="auto"/>
+      </w:pPr>
+      <w:r>
+        <w:rPr>
+          <w:b/>
+          <w:bCs/>
+        </w:rPr>
+        <w:t>CRS-</w:t>
+      </w:r>
+      <w:r>
+        <w:rPr>
+          <w:b/>
+          <w:bCs/>
+        </w:rPr>
+        <w:t>FR-0</w:t>
+      </w:r>
+      <w:r>
+        <w:rPr>
+          <w:b/>
+          <w:bCs/>
+        </w:rPr>
+        <w:t>7</w:t>
+      </w:r>
+      <w:r>
+        <w:rPr>
+          <w:b/>
+          <w:bCs/>
+        </w:rPr>
+        <w:t>:</w:t>
+      </w:r>
+      <w:r>
+        <w:rPr>
+          <w:b/>
+          <w:bCs/>
+        </w:rPr>
+        <w:t xml:space="preserve"> Delete an account for client by Admin</w:t>
+      </w:r>
+    </w:p>
+    <w:p>
+      <w:pPr>
+        <w:pStyle w:val="Heading4"/>
+        <w:spacing w:line="276" w:lineRule="auto"/>
+      </w:pPr>
+      <w:r>
+        <w:rPr>
+          <w:rStyle w:val="Emphasis"/>
+          <w:b/>
+          <w:bCs/>
+        </w:rPr>
+        <w:t>Overview Description</w:t>
+      </w:r>
+      <w:r>
+        <w:t>:</w:t>
+      </w:r>
+    </w:p>
+    <w:p>
+      <w:pPr>
+        <w:spacing w:line="276" w:lineRule="auto"/>
+      </w:pPr>
+      <w:r>
+        <w:t>The Delete Client Account feature allows administrators to remove specific banking accounts from the system. This functionality ensures inactive or unwanted accounts can be securely deleted while maintaining data integrity.</w:t>
+      </w:r>
+    </w:p>
+    <w:p>
+      <w:pPr>
+        <w:spacing w:line="276" w:lineRule="auto"/>
+        <w:rPr>
+          <w:b/>
+          <w:bCs/>
+        </w:rPr>
+      </w:pPr>
+      <w:r>
+        <w:rPr>
+          <w:b/>
+          <w:bCs/>
+        </w:rPr>
+        <w:t>Functional behavior:</w:t>
+      </w:r>
+    </w:p>
+    <w:p>
+      <w:pPr>
+        <w:numPr>
+          <w:ilvl w:val="0"/>
+          <w:numId w:val="31"/>
+        </w:numPr>
+        <w:spacing w:after="0" w:line="240" w:lineRule="auto"/>
+      </w:pPr>
+      <w:r>
+        <w:t xml:space="preserve">The administrator must enter the </w:t>
+      </w:r>
+      <w:r>
+        <w:rPr>
+          <w:b/>
+          <w:bCs/>
+        </w:rPr>
+        <w:t>exact Account Number</w:t>
+      </w:r>
+      <w:r>
+        <w:t xml:space="preserve"> of the account intended for deletion. </w:t>
+      </w:r>
+    </w:p>
+    <w:p>
+      <w:pPr>
+        <w:numPr>
+          <w:ilvl w:val="0"/>
+          <w:numId w:val="31"/>
+        </w:numPr>
+        <w:spacing w:after="0" w:line="240" w:lineRule="auto"/>
+      </w:pPr>
+      <w:r>
+        <w:rPr>
+          <w:b/>
+          <w:bCs/>
+        </w:rPr>
+        <w:t>Error Handling:</w:t>
+      </w:r>
+      <w:r>
+        <w:t xml:space="preserve"> </w:t>
+      </w:r>
+    </w:p>
+    <w:p>
+      <w:pPr>
+        <w:numPr>
+          <w:ilvl w:val="1"/>
+          <w:numId w:val="31"/>
+        </w:numPr>
+        <w:spacing w:after="0" w:line="240" w:lineRule="auto"/>
+      </w:pPr>
+      <w:r>
+        <w:t xml:space="preserve">If the administrator enters an </w:t>
+      </w:r>
+      <w:r>
+        <w:rPr>
+          <w:b/>
+          <w:bCs/>
+        </w:rPr>
+        <w:t>invalid, non-existing, or empty Account Number</w:t>
+      </w:r>
+      <w:r>
+        <w:t>, the system must display the error message:</w:t>
+      </w:r>
+      <w:r>
+        <w:t xml:space="preserve"> </w:t>
+      </w:r>
+      <w:r>
+        <w:rPr>
+          <w:b/>
+          <w:bCs/>
+        </w:rPr>
+        <w:t>"Please enter valid account number"</w:t>
+      </w:r>
+      <w:r>
+        <w:t xml:space="preserve"> </w:t>
+      </w:r>
+    </w:p>
+    <w:p>
+      <w:pPr>
+        <w:numPr>
+          <w:ilvl w:val="0"/>
+          <w:numId w:val="31"/>
+        </w:numPr>
+        <w:spacing w:after="0" w:line="240" w:lineRule="auto"/>
+      </w:pPr>
+      <w:r>
+        <w:rPr>
+          <w:b/>
+          <w:bCs/>
+        </w:rPr>
+        <w:t>Successful Deletion:</w:t>
+      </w:r>
+      <w:r>
+        <w:t xml:space="preserve"> </w:t>
+      </w:r>
+    </w:p>
+    <w:p>
+      <w:pPr>
+        <w:numPr>
+          <w:ilvl w:val="1"/>
+          <w:numId w:val="31"/>
+        </w:numPr>
+        <w:spacing w:after="0" w:line="240" w:lineRule="auto"/>
+      </w:pPr>
+      <w:r>
+        <w:t>If the account number is valid and exists, the system removes the account and displays a confirmation pop-up:</w:t>
+      </w:r>
+      <w:r>
+        <w:t xml:space="preserve"> </w:t>
+      </w:r>
+      <w:r>
+        <w:rPr>
+          <w:b/>
+          <w:bCs/>
+        </w:rPr>
+        <w:t>"Account deleted successfully with account number XXXXXX"</w:t>
+      </w:r>
+      <w:r>
+        <w:t xml:space="preserve"> </w:t>
+      </w:r>
+    </w:p>
+    <w:p>
+      <w:pPr>
+        <w:spacing w:after="100" w:afterAutospacing="1" w:line="240" w:lineRule="auto"/>
+        <w:ind w:left="360"/>
+        <w:rPr>
+          <w:rFonts w:eastAsia="Times New Roman"/>
+        </w:rPr>
+      </w:pPr>
+      <w:r>
+        <w:rPr>
+          <w:rFonts w:eastAsia="Times New Roman"/>
+          <w:b/>
+          <w:bCs/>
+        </w:rPr>
+        <w:t>Sources:</w:t>
+      </w:r>
+      <w:r>
+        <w:rPr>
+          <w:rFonts w:eastAsia="Times New Roman"/>
+        </w:rPr>
+        <w:t xml:space="preserve"> SIQ_</w:t>
+      </w:r>
+      <w:proofErr w:type="gramStart"/>
+      <w:r>
+        <w:rPr>
+          <w:rFonts w:eastAsia="Times New Roman"/>
+        </w:rPr>
+        <w:t>40</w:t>
+      </w:r>
+      <w:r>
+        <w:rPr>
+          <w:rFonts w:eastAsia="Times New Roman"/>
+        </w:rPr>
+        <w:t xml:space="preserve"> </w:t>
+      </w:r>
+      <w:r>
+        <w:rPr>
+          <w:rFonts w:eastAsia="Times New Roman"/>
+        </w:rPr>
+        <w:t>:</w:t>
+      </w:r>
+      <w:proofErr w:type="gramEnd"/>
+      <w:r>
+        <w:rPr>
+          <w:rFonts w:eastAsia="Times New Roman"/>
+        </w:rPr>
+        <w:t xml:space="preserve"> </w:t>
+      </w:r>
+      <w:r>
+        <w:rPr>
+          <w:rFonts w:eastAsia="Times New Roman"/>
+        </w:rPr>
+        <w:t>SIQ_</w:t>
+      </w:r>
+      <w:r>
+        <w:rPr>
+          <w:rFonts w:eastAsia="Times New Roman"/>
+        </w:rPr>
+        <w:t>42</w:t>
+      </w:r>
+    </w:p>
+    <w:p>
+      <w:pPr>
+        <w:pStyle w:val="Heading3"/>
+        <w:spacing w:line="276" w:lineRule="auto"/>
+      </w:pPr>
+      <w:r>
+        <w:rPr>
+          <w:b/>
+          <w:bCs/>
+        </w:rPr>
+        <w:t>CRS-</w:t>
+      </w:r>
+      <w:r>
+        <w:rPr>
+          <w:b/>
+          <w:bCs/>
+        </w:rPr>
+        <w:t>FR-0</w:t>
+      </w:r>
+      <w:r>
+        <w:rPr>
+          <w:b/>
+          <w:bCs/>
+        </w:rPr>
+        <w:t>8</w:t>
+      </w:r>
+      <w:r>
+        <w:rPr>
+          <w:b/>
+          <w:bCs/>
+        </w:rPr>
+        <w:t>:</w:t>
+      </w:r>
+      <w:r>
+        <w:rPr>
+          <w:b/>
+          <w:bCs/>
+        </w:rPr>
+        <w:t xml:space="preserve"> View account details by Admin</w:t>
+      </w:r>
+    </w:p>
+    <w:p>
+      <w:pPr>
+        <w:pStyle w:val="Heading4"/>
+        <w:spacing w:line="276" w:lineRule="auto"/>
+      </w:pPr>
+      <w:r>
+        <w:rPr>
+          <w:rStyle w:val="Emphasis"/>
+          <w:b/>
+          <w:bCs/>
+        </w:rPr>
+        <w:t>Overview Description</w:t>
+      </w:r>
+      <w:r>
+        <w:t>:</w:t>
+      </w:r>
+    </w:p>
+    <w:p>
+      <w:pPr>
+        <w:spacing w:line="276" w:lineRule="auto"/>
+      </w:pPr>
+      <w:r>
+        <w:t>The View Account Details feature enables administrators to search for and access all account information for a specific client using their unique User-ID.</w:t>
+      </w:r>
+    </w:p>
+    <w:p>
+      <w:pPr>
+        <w:spacing w:line="276" w:lineRule="auto"/>
+        <w:rPr>
+          <w:b/>
+          <w:bCs/>
+        </w:rPr>
+      </w:pPr>
+      <w:r>
+        <w:rPr>
+          <w:b/>
+          <w:bCs/>
+        </w:rPr>
+        <w:t>Functional behavior:</w:t>
+      </w:r>
+    </w:p>
+    <w:p>
+      <w:pPr>
+        <w:numPr>
+          <w:ilvl w:val="0"/>
+          <w:numId w:val="32"/>
+        </w:numPr>
+        <w:spacing w:after="0" w:line="240" w:lineRule="auto"/>
+      </w:pPr>
+      <w:r>
+        <w:rPr>
+          <w:b/>
+          <w:bCs/>
+        </w:rPr>
+        <w:t>Search by User-ID:</w:t>
+      </w:r>
+      <w:r>
+        <w:t xml:space="preserve"> </w:t>
+      </w:r>
+    </w:p>
+    <w:p>
+      <w:pPr>
+        <w:numPr>
+          <w:ilvl w:val="1"/>
+          <w:numId w:val="32"/>
+        </w:numPr>
+        <w:spacing w:after="0" w:line="240" w:lineRule="auto"/>
+      </w:pPr>
+      <w:r>
+        <w:t xml:space="preserve">The system supports searching for client records using the </w:t>
+      </w:r>
+      <w:r>
+        <w:rPr>
+          <w:b/>
+          <w:bCs/>
+        </w:rPr>
+        <w:t>unique User-ID</w:t>
+      </w:r>
+      <w:r>
+        <w:t xml:space="preserve">. </w:t>
+      </w:r>
+    </w:p>
+    <w:p>
+      <w:pPr>
+        <w:numPr>
+          <w:ilvl w:val="0"/>
+          <w:numId w:val="32"/>
+        </w:numPr>
+        <w:spacing w:after="0" w:line="240" w:lineRule="auto"/>
+      </w:pPr>
+      <w:r>
+        <w:rPr>
+          <w:b/>
+          <w:bCs/>
+        </w:rPr>
+        <w:t>Valid User-ID:</w:t>
+      </w:r>
+      <w:r>
+        <w:t xml:space="preserve"> </w:t>
+      </w:r>
+    </w:p>
+    <w:p>
+      <w:pPr>
+        <w:numPr>
+          <w:ilvl w:val="1"/>
+          <w:numId w:val="32"/>
+        </w:numPr>
+        <w:spacing w:after="0" w:line="240" w:lineRule="auto"/>
+      </w:pPr>
+      <w:r>
+        <w:t xml:space="preserve">If the administrator enters a </w:t>
+      </w:r>
+      <w:r>
+        <w:rPr>
+          <w:b/>
+          <w:bCs/>
+        </w:rPr>
+        <w:t>valid User-ID</w:t>
+      </w:r>
+      <w:r>
+        <w:t xml:space="preserve">, the system displays details for </w:t>
+      </w:r>
+      <w:r>
+        <w:rPr>
+          <w:b/>
+          <w:bCs/>
+        </w:rPr>
+        <w:t>all accounts</w:t>
+      </w:r>
+      <w:r>
+        <w:t xml:space="preserve"> associated with that user. </w:t>
+      </w:r>
+    </w:p>
+    <w:p>
+      <w:pPr>
+        <w:numPr>
+          <w:ilvl w:val="0"/>
+          <w:numId w:val="32"/>
+        </w:numPr>
+        <w:spacing w:after="0" w:line="240" w:lineRule="auto"/>
+      </w:pPr>
+      <w:r>
+        <w:rPr>
+          <w:b/>
+          <w:bCs/>
+        </w:rPr>
+        <w:t>Invalid or Empty User-ID:</w:t>
+      </w:r>
+      <w:r>
+        <w:t xml:space="preserve"> </w:t>
+      </w:r>
+    </w:p>
+    <w:p>
+      <w:pPr>
+        <w:numPr>
+          <w:ilvl w:val="1"/>
+          <w:numId w:val="32"/>
+        </w:numPr>
+        <w:spacing w:after="0" w:line="240" w:lineRule="auto"/>
+      </w:pPr>
+      <w:r>
+        <w:t xml:space="preserve">If the administrator enters an </w:t>
+      </w:r>
+      <w:r>
+        <w:rPr>
+          <w:b/>
+          <w:bCs/>
+        </w:rPr>
+        <w:t>invalid or empty User-ID</w:t>
+      </w:r>
+      <w:r>
+        <w:t>, the system displays the error message:</w:t>
+      </w:r>
+      <w:r>
+        <w:t xml:space="preserve"> </w:t>
+      </w:r>
+      <w:r>
+        <w:rPr>
+          <w:b/>
+          <w:bCs/>
+        </w:rPr>
+        <w:t>"Please enter valid User ID"</w:t>
+      </w:r>
+      <w:r>
+        <w:t xml:space="preserve"> </w:t>
+      </w:r>
+    </w:p>
+    <w:p>
+      <w:pPr>
+        <w:numPr>
+          <w:ilvl w:val="0"/>
+          <w:numId w:val="32"/>
+        </w:numPr>
+        <w:spacing w:after="0" w:line="240" w:lineRule="auto"/>
+      </w:pPr>
+      <w:r>
+        <w:rPr>
+          <w:b/>
+          <w:bCs/>
+        </w:rPr>
+        <w:t>Account Details:</w:t>
+      </w:r>
+      <w:r>
+        <w:t xml:space="preserve"> </w:t>
+      </w:r>
+    </w:p>
+    <w:p>
+      <w:pPr>
+        <w:numPr>
+          <w:ilvl w:val="1"/>
+          <w:numId w:val="32"/>
+        </w:numPr>
+        <w:spacing w:after="0" w:line="240" w:lineRule="auto"/>
+      </w:pPr>
+      <w:r>
+        <w:t xml:space="preserve">For every account linked to the User-ID, the administrator can view: </w:t>
+      </w:r>
+    </w:p>
+    <w:p>
+      <w:pPr>
+        <w:numPr>
+          <w:ilvl w:val="2"/>
+          <w:numId w:val="32"/>
+        </w:numPr>
+        <w:spacing w:after="0" w:line="240" w:lineRule="auto"/>
+      </w:pPr>
+      <w:r>
+        <w:rPr>
+          <w:b/>
+          <w:bCs/>
+        </w:rPr>
+        <w:t>Account Number</w:t>
+      </w:r>
+      <w:r>
+        <w:t xml:space="preserve"> </w:t>
+      </w:r>
+    </w:p>
+    <w:p>
+      <w:pPr>
+        <w:numPr>
+          <w:ilvl w:val="2"/>
+          <w:numId w:val="32"/>
+        </w:numPr>
+        <w:spacing w:after="0" w:line="240" w:lineRule="auto"/>
+      </w:pPr>
+      <w:r>
+        <w:rPr>
+          <w:b/>
+          <w:bCs/>
+        </w:rPr>
+        <w:t>Current Balance</w:t>
+      </w:r>
+      <w:r>
+        <w:t xml:space="preserve"> </w:t>
+      </w:r>
+    </w:p>
+    <w:p>
+      <w:pPr>
+        <w:numPr>
+          <w:ilvl w:val="2"/>
+          <w:numId w:val="32"/>
+        </w:numPr>
+        <w:spacing w:after="0" w:line="240" w:lineRule="auto"/>
+      </w:pPr>
+      <w:r>
+        <w:rPr>
+          <w:b/>
+          <w:bCs/>
+        </w:rPr>
+        <w:t>Last Transaction Details</w:t>
+      </w:r>
+      <w:r>
+        <w:t xml:space="preserve"> </w:t>
+      </w:r>
+      <w:r>
+        <w:t xml:space="preserve">including: </w:t>
+      </w:r>
+      <w:r>
+        <w:t>Amount – Type -Date.</w:t>
+      </w:r>
+    </w:p>
+    <w:p>
+      <w:pPr>
+        <w:spacing w:line="276" w:lineRule="auto"/>
+      </w:pPr>
+    </w:p>
+    <w:p>
+      <w:pPr>
+        <w:spacing w:after="100" w:afterAutospacing="1" w:line="240" w:lineRule="auto"/>
+        <w:rPr>
+          <w:rFonts w:eastAsia="Times New Roman"/>
+        </w:rPr>
+      </w:pPr>
+      <w:r>
+        <w:rPr>
+          <w:rFonts w:eastAsia="Times New Roman"/>
+          <w:b/>
+          <w:bCs/>
+        </w:rPr>
+        <w:lastRenderedPageBreak/>
+        <w:t>Sources</w:t>
+      </w:r>
+      <w:r>
+        <w:rPr>
+          <w:rFonts w:eastAsia="Times New Roman"/>
+        </w:rPr>
+        <w:t>: SIQ_</w:t>
+      </w:r>
+      <w:proofErr w:type="gramStart"/>
+      <w:r>
+        <w:rPr>
+          <w:rFonts w:eastAsia="Times New Roman"/>
+        </w:rPr>
+        <w:t>43 :</w:t>
+      </w:r>
+      <w:proofErr w:type="gramEnd"/>
+      <w:r>
+        <w:rPr>
+          <w:rFonts w:eastAsia="Times New Roman"/>
+        </w:rPr>
+        <w:t xml:space="preserve"> SIQ_46</w:t>
+      </w:r>
+    </w:p>
+    <w:p>
+      <w:pPr>
+        <w:pStyle w:val="Heading3"/>
+        <w:spacing w:line="276" w:lineRule="auto"/>
+      </w:pPr>
+      <w:r>
+        <w:rPr>
+          <w:b/>
+          <w:bCs/>
+        </w:rPr>
+        <w:t>CRS-</w:t>
+      </w:r>
+      <w:r>
+        <w:rPr>
+          <w:b/>
+          <w:bCs/>
+        </w:rPr>
+        <w:t>FR-0</w:t>
+      </w:r>
+      <w:r>
+        <w:rPr>
+          <w:b/>
+          <w:bCs/>
+        </w:rPr>
+        <w:t>9</w:t>
+      </w:r>
+      <w:r>
+        <w:rPr>
+          <w:b/>
+          <w:bCs/>
+        </w:rPr>
+        <w:t>:</w:t>
+      </w:r>
+      <w:r>
+        <w:rPr>
+          <w:b/>
+          <w:bCs/>
+        </w:rPr>
+        <w:t xml:space="preserve"> Edit client data by Admin</w:t>
+      </w:r>
+    </w:p>
+    <w:p>
+      <w:pPr>
+        <w:pStyle w:val="Heading4"/>
+        <w:spacing w:line="276" w:lineRule="auto"/>
+      </w:pPr>
+      <w:r>
+        <w:rPr>
+          <w:rStyle w:val="Emphasis"/>
+          <w:b/>
+          <w:bCs/>
+        </w:rPr>
+        <w:t>Overview Description</w:t>
+      </w:r>
+      <w:r>
+        <w:t>:</w:t>
+      </w:r>
+    </w:p>
+    <w:p>
+      <w:pPr>
+        <w:spacing w:line="276" w:lineRule="auto"/>
+      </w:pPr>
+      <w:r>
+        <w:t xml:space="preserve">The Edit Client Data feature allows administrators to update and maintain client profile information. </w:t>
+      </w:r>
+    </w:p>
+    <w:p>
+      <w:pPr>
+        <w:spacing w:line="276" w:lineRule="auto"/>
+        <w:rPr>
+          <w:b/>
+          <w:bCs/>
+        </w:rPr>
+      </w:pPr>
+      <w:r>
+        <w:rPr>
+          <w:b/>
+          <w:bCs/>
+        </w:rPr>
+        <w:t>Functional behavior:</w:t>
       </w:r>
     </w:p>
     <w:p>
@@ -988,33 +3100,100 @@
         <w:pStyle w:val="ListParagraph"/>
         <w:numPr>
           <w:ilvl w:val="0"/>
-          <w:numId w:val="15"/>
+          <w:numId w:val="33"/>
         </w:numPr>
-        <w:spacing w:before="100" w:beforeAutospacing="1" w:after="100" w:afterAutospacing="1" w:line="240" w:lineRule="auto"/>
-        <w:contextualSpacing w:val="0"/>
-        <w:rPr>
-          <w:rFonts w:asciiTheme="minorBidi" w:eastAsia="Times New Roman" w:hAnsiTheme="minorBidi"/>
-          <w:sz w:val="22"/>
-          <w:szCs w:val="22"/>
-        </w:rPr>
-      </w:pPr>
-      <w:r>
-        <w:rPr>
-          <w:rFonts w:asciiTheme="minorBidi" w:eastAsia="Times New Roman" w:hAnsiTheme="minorBidi"/>
-          <w:b/>
-          <w:bCs/>
-          <w:sz w:val="22"/>
-          <w:szCs w:val="22"/>
-        </w:rPr>
-        <w:t>Data Transparency</w:t>
-      </w:r>
-      <w:r>
-        <w:rPr>
-          <w:rFonts w:asciiTheme="minorBidi" w:eastAsia="Times New Roman" w:hAnsiTheme="minorBidi"/>
-          <w:sz w:val="22"/>
-          <w:szCs w:val="22"/>
-        </w:rPr>
-        <w:t>: The client has full access to view both their Account Numbers and their current Balances for all accounts they hold.</w:t>
+        <w:spacing w:after="0" w:line="240" w:lineRule="auto"/>
+      </w:pPr>
+      <w:r>
+        <w:rPr>
+          <w:b/>
+          <w:bCs/>
+        </w:rPr>
+        <w:t>Editable Fields:</w:t>
+      </w:r>
+      <w:r>
+        <w:t xml:space="preserve"> </w:t>
+      </w:r>
+    </w:p>
+    <w:p>
+      <w:pPr>
+        <w:numPr>
+          <w:ilvl w:val="0"/>
+          <w:numId w:val="33"/>
+        </w:numPr>
+        <w:spacing w:after="0" w:line="240" w:lineRule="auto"/>
+      </w:pPr>
+      <w:r>
+        <w:t xml:space="preserve">The administrator can modify a client’s: </w:t>
+      </w:r>
+    </w:p>
+    <w:p>
+      <w:pPr>
+        <w:numPr>
+          <w:ilvl w:val="1"/>
+          <w:numId w:val="33"/>
+        </w:numPr>
+        <w:spacing w:after="0" w:line="240" w:lineRule="auto"/>
+      </w:pPr>
+      <w:r>
+        <w:rPr>
+          <w:b/>
+          <w:bCs/>
+        </w:rPr>
+        <w:t>First Name</w:t>
+      </w:r>
+      <w:r>
+        <w:t xml:space="preserve"> </w:t>
+      </w:r>
+    </w:p>
+    <w:p>
+      <w:pPr>
+        <w:numPr>
+          <w:ilvl w:val="1"/>
+          <w:numId w:val="33"/>
+        </w:numPr>
+        <w:spacing w:after="0" w:line="240" w:lineRule="auto"/>
+      </w:pPr>
+      <w:r>
+        <w:rPr>
+          <w:b/>
+          <w:bCs/>
+        </w:rPr>
+        <w:t>Last Name</w:t>
+      </w:r>
+      <w:r>
+        <w:t xml:space="preserve"> </w:t>
+      </w:r>
+    </w:p>
+    <w:p>
+      <w:pPr>
+        <w:numPr>
+          <w:ilvl w:val="1"/>
+          <w:numId w:val="33"/>
+        </w:numPr>
+        <w:spacing w:after="0" w:line="240" w:lineRule="auto"/>
+      </w:pPr>
+      <w:r>
+        <w:rPr>
+          <w:b/>
+          <w:bCs/>
+        </w:rPr>
+        <w:t>Email Address</w:t>
+      </w:r>
+      <w:r>
+        <w:t xml:space="preserve"> </w:t>
+      </w:r>
+    </w:p>
+    <w:p>
+      <w:pPr>
+        <w:numPr>
+          <w:ilvl w:val="0"/>
+          <w:numId w:val="33"/>
+        </w:numPr>
+        <w:spacing w:after="0" w:line="240" w:lineRule="auto"/>
+      </w:pPr>
+      <w:r>
+        <w:t xml:space="preserve">All changes must respect the previously defined restrictions (e.g., character type, length). </w:t>
       </w:r>
     </w:p>
     <w:p>
@@ -1022,155 +3201,82 @@
         <w:pStyle w:val="ListParagraph"/>
         <w:numPr>
           <w:ilvl w:val="0"/>
-          <w:numId w:val="15"/>
+          <w:numId w:val="33"/>
         </w:numPr>
-        <w:spacing w:before="100" w:beforeAutospacing="1" w:after="100" w:afterAutospacing="1" w:line="240" w:lineRule="auto"/>
-        <w:contextualSpacing w:val="0"/>
-        <w:rPr>
-          <w:rFonts w:asciiTheme="minorBidi" w:eastAsia="Times New Roman" w:hAnsiTheme="minorBidi"/>
-          <w:sz w:val="22"/>
-          <w:szCs w:val="22"/>
-        </w:rPr>
-      </w:pPr>
-      <w:r>
-        <w:rPr>
-          <w:rFonts w:asciiTheme="minorBidi" w:eastAsia="Times New Roman" w:hAnsiTheme="minorBidi"/>
-          <w:b/>
-          <w:bCs/>
-          <w:sz w:val="22"/>
-          <w:szCs w:val="22"/>
-        </w:rPr>
-        <w:t>Access Control</w:t>
-      </w:r>
-      <w:r>
-        <w:rPr>
-          <w:rFonts w:asciiTheme="minorBidi" w:eastAsia="Times New Roman" w:hAnsiTheme="minorBidi"/>
-          <w:sz w:val="22"/>
-          <w:szCs w:val="22"/>
-        </w:rPr>
-        <w:t>: This page is only accessible to the user after a Secure Login or following a successful Registration redirect.</w:t>
-      </w:r>
-    </w:p>
-    <w:p>
-      <w:pPr>
-        <w:spacing w:line="276" w:lineRule="auto"/>
-      </w:pPr>
-      <w:r>
-        <w:rPr>
-          <w:b/>
-          <w:bCs/>
-        </w:rPr>
-        <w:t>S</w:t>
-      </w:r>
-      <w:r>
-        <w:rPr>
-          <w:b/>
-          <w:bCs/>
-        </w:rPr>
-        <w:t xml:space="preserve">ources: </w:t>
-      </w:r>
-      <w:r>
-        <w:t>SIQ-</w:t>
-      </w:r>
-      <w:proofErr w:type="gramStart"/>
-      <w:r>
-        <w:t>28</w:t>
-      </w:r>
-      <w:r>
-        <w:t xml:space="preserve"> :</w:t>
-      </w:r>
-      <w:proofErr w:type="gramEnd"/>
-      <w:r>
-        <w:t xml:space="preserve"> SIQ-</w:t>
-      </w:r>
-      <w:r>
-        <w:t>30</w:t>
-      </w:r>
-    </w:p>
-    <w:p>
-      <w:pPr>
-        <w:pStyle w:val="Heading3"/>
-        <w:spacing w:line="276" w:lineRule="auto"/>
-      </w:pPr>
-      <w:r>
-        <w:rPr>
-          <w:b/>
-          <w:bCs/>
-        </w:rPr>
-        <w:t>CRS-</w:t>
-      </w:r>
-      <w:r>
-        <w:rPr>
-          <w:b/>
-          <w:bCs/>
-        </w:rPr>
-        <w:t>FR-0</w:t>
-      </w:r>
-      <w:r>
-        <w:rPr>
-          <w:b/>
-          <w:bCs/>
-        </w:rPr>
-        <w:t>5</w:t>
-      </w:r>
-      <w:r>
-        <w:rPr>
-          <w:b/>
-          <w:bCs/>
-        </w:rPr>
-        <w:t>:</w:t>
-      </w:r>
-      <w:r>
-        <w:rPr>
-          <w:b/>
-          <w:bCs/>
-        </w:rPr>
-        <w:t xml:space="preserve"> Fund transfer</w:t>
-      </w:r>
-    </w:p>
-    <w:p>
-      <w:pPr>
-        <w:pStyle w:val="Heading4"/>
-        <w:spacing w:line="276" w:lineRule="auto"/>
-      </w:pPr>
-      <w:r>
-        <w:rPr>
-          <w:rStyle w:val="Emphasis"/>
-          <w:b/>
-          <w:bCs/>
-        </w:rPr>
-        <w:t>Overview Description</w:t>
-      </w:r>
-      <w:r>
-        <w:t>:</w:t>
-      </w:r>
-    </w:p>
-    <w:p>
-      <w:pPr>
-        <w:spacing w:line="276" w:lineRule="auto"/>
-      </w:pPr>
-      <w:r>
-        <w:t>The Transaction feature enables registered clients to move funds between their accounts or perform external transfers. It provides a structured interface for defining the movement of capital while ensuring all activity is recorded for future review.</w:t>
-      </w:r>
-    </w:p>
-    <w:p>
-      <w:pPr>
-        <w:spacing w:line="276" w:lineRule="auto"/>
-        <w:rPr>
-          <w:b/>
-          <w:bCs/>
-          <w:i/>
-          <w:iCs/>
-        </w:rPr>
-      </w:pPr>
-      <w:r>
-        <w:rPr>
-          <w:b/>
-          <w:bCs/>
-          <w:i/>
-          <w:iCs/>
-        </w:rPr>
-        <w:t>Functional behavior:</w:t>
+        <w:spacing w:after="0" w:line="240" w:lineRule="auto"/>
+      </w:pPr>
+      <w:r>
+        <w:rPr>
+          <w:b/>
+          <w:bCs/>
+        </w:rPr>
+        <w:t>User-ID Validation:</w:t>
+      </w:r>
+      <w:r>
+        <w:t xml:space="preserve"> </w:t>
+      </w:r>
+    </w:p>
+    <w:p>
+      <w:pPr>
+        <w:numPr>
+          <w:ilvl w:val="0"/>
+          <w:numId w:val="33"/>
+        </w:numPr>
+        <w:spacing w:after="0" w:line="240" w:lineRule="auto"/>
+      </w:pPr>
+      <w:r>
+        <w:t xml:space="preserve">If the administrator enters an </w:t>
+      </w:r>
+      <w:r>
+        <w:rPr>
+          <w:b/>
+          <w:bCs/>
+        </w:rPr>
+        <w:t>invalid or empty User-ID</w:t>
+      </w:r>
+      <w:r>
+        <w:t>, the system displays the error message:</w:t>
+      </w:r>
+      <w:r>
+        <w:t xml:space="preserve"> </w:t>
+      </w:r>
+      <w:r>
+        <w:rPr>
+          <w:b/>
+          <w:bCs/>
+        </w:rPr>
+        <w:t xml:space="preserve">"Please enter valid </w:t>
+      </w:r>
+      <w:r>
+        <w:rPr>
+          <w:b/>
+          <w:bCs/>
+        </w:rPr>
+        <w:t>User</w:t>
+      </w:r>
+      <w:r>
+        <w:rPr>
+          <w:b/>
+          <w:bCs/>
+        </w:rPr>
+        <w:t xml:space="preserve"> </w:t>
+      </w:r>
+      <w:r>
+        <w:rPr>
+          <w:b/>
+          <w:bCs/>
+        </w:rPr>
+        <w:t>ID</w:t>
+      </w:r>
+      <w:r>
+        <w:rPr>
+          <w:b/>
+          <w:bCs/>
+        </w:rPr>
+        <w:t>"</w:t>
+      </w:r>
+      <w:r>
+        <w:t xml:space="preserve"> </w:t>
       </w:r>
     </w:p>
     <w:p>
@@ -1178,1570 +3284,519 @@
         <w:pStyle w:val="ListParagraph"/>
         <w:numPr>
           <w:ilvl w:val="0"/>
-          <w:numId w:val="12"/>
+          <w:numId w:val="33"/>
         </w:numPr>
-        <w:spacing w:before="100" w:beforeAutospacing="1" w:after="100" w:afterAutospacing="1" w:line="240" w:lineRule="auto"/>
-        <w:contextualSpacing w:val="0"/>
-        <w:rPr>
-          <w:rFonts w:asciiTheme="minorBidi" w:eastAsia="Times New Roman" w:hAnsiTheme="minorBidi"/>
-          <w:sz w:val="22"/>
-          <w:szCs w:val="22"/>
-        </w:rPr>
-      </w:pPr>
-      <w:r>
-        <w:rPr>
-          <w:rFonts w:asciiTheme="minorBidi" w:eastAsia="Times New Roman" w:hAnsiTheme="minorBidi"/>
-          <w:b/>
-          <w:bCs/>
-          <w:sz w:val="22"/>
-          <w:szCs w:val="22"/>
-        </w:rPr>
-        <w:t>Account Compatibility</w:t>
-      </w:r>
-      <w:r>
-        <w:rPr>
-          <w:rFonts w:asciiTheme="minorBidi" w:eastAsia="Times New Roman" w:hAnsiTheme="minorBidi"/>
-          <w:sz w:val="22"/>
-          <w:szCs w:val="22"/>
-        </w:rPr>
-        <w:t>: Clients are permitted to perform transactions between two different types of accounts (e.g., from Savings to Current).</w:t>
-      </w:r>
-    </w:p>
-    <w:p>
-      <w:pPr>
-        <w:pStyle w:val="ListParagraph"/>
+        <w:spacing w:after="0" w:line="240" w:lineRule="auto"/>
+      </w:pPr>
+      <w:r>
+        <w:rPr>
+          <w:b/>
+          <w:bCs/>
+        </w:rPr>
+        <w:t>Field Validation:</w:t>
+      </w:r>
+      <w:r>
+        <w:t xml:space="preserve"> </w:t>
+      </w:r>
+    </w:p>
+    <w:p>
+      <w:pPr>
         <w:numPr>
           <w:ilvl w:val="0"/>
-          <w:numId w:val="12"/>
+          <w:numId w:val="33"/>
         </w:numPr>
-        <w:spacing w:before="100" w:beforeAutospacing="1" w:after="100" w:afterAutospacing="1" w:line="240" w:lineRule="auto"/>
-        <w:contextualSpacing w:val="0"/>
-        <w:rPr>
-          <w:rFonts w:asciiTheme="minorBidi" w:eastAsia="Times New Roman" w:hAnsiTheme="minorBidi"/>
-          <w:sz w:val="22"/>
-          <w:szCs w:val="22"/>
-        </w:rPr>
-      </w:pPr>
-      <w:r>
-        <w:rPr>
-          <w:rFonts w:asciiTheme="minorBidi" w:eastAsia="Times New Roman" w:hAnsiTheme="minorBidi"/>
-          <w:b/>
-          <w:bCs/>
-          <w:sz w:val="22"/>
-          <w:szCs w:val="22"/>
-        </w:rPr>
-        <w:t>Account Identification</w:t>
-      </w:r>
-      <w:r>
-        <w:rPr>
-          <w:rFonts w:asciiTheme="minorBidi" w:eastAsia="Times New Roman" w:hAnsiTheme="minorBidi"/>
-          <w:sz w:val="22"/>
-          <w:szCs w:val="22"/>
-        </w:rPr>
-        <w:t>: All account numbers used in transactions must consist of exactly 5 digits.</w:t>
-      </w:r>
-    </w:p>
-    <w:p>
-      <w:pPr>
-        <w:pStyle w:val="ListParagraph"/>
+        <w:spacing w:after="0" w:line="240" w:lineRule="auto"/>
+      </w:pPr>
+      <w:r>
+        <w:t xml:space="preserve">If the administrator enters </w:t>
+      </w:r>
+      <w:r>
+        <w:rPr>
+          <w:b/>
+          <w:bCs/>
+        </w:rPr>
+        <w:t>invalid data</w:t>
+      </w:r>
+      <w:r>
+        <w:t xml:space="preserve"> into any editable field, the system displays the error message:</w:t>
+      </w:r>
+      <w:r>
+        <w:t xml:space="preserve"> </w:t>
+      </w:r>
+      <w:r>
+        <w:rPr>
+          <w:b/>
+          <w:bCs/>
+        </w:rPr>
+        <w:t>"Please enter valid data"</w:t>
+      </w:r>
+      <w:r>
+        <w:t xml:space="preserve"> </w:t>
+      </w:r>
+    </w:p>
+    <w:p>
+      <w:pPr>
         <w:numPr>
           <w:ilvl w:val="0"/>
-          <w:numId w:val="12"/>
+          <w:numId w:val="33"/>
         </w:numPr>
-        <w:spacing w:before="100" w:beforeAutospacing="1" w:after="100" w:afterAutospacing="1" w:line="240" w:lineRule="auto"/>
-        <w:contextualSpacing w:val="0"/>
-        <w:rPr>
-          <w:rFonts w:asciiTheme="minorBidi" w:eastAsia="Times New Roman" w:hAnsiTheme="minorBidi"/>
-          <w:sz w:val="22"/>
-          <w:szCs w:val="22"/>
-        </w:rPr>
-      </w:pPr>
-      <w:r>
-        <w:rPr>
-          <w:rFonts w:asciiTheme="minorBidi" w:eastAsia="Times New Roman" w:hAnsiTheme="minorBidi"/>
-          <w:b/>
-          <w:bCs/>
-          <w:sz w:val="22"/>
-          <w:szCs w:val="22"/>
-        </w:rPr>
-        <w:t>Deposit Limits</w:t>
-      </w:r>
-      <w:r>
-        <w:rPr>
-          <w:rFonts w:asciiTheme="minorBidi" w:eastAsia="Times New Roman" w:hAnsiTheme="minorBidi"/>
-          <w:sz w:val="22"/>
-          <w:szCs w:val="22"/>
-        </w:rPr>
-        <w:t>: The system enforces a minimum deposit of 1,000 and a maximum of 5,000.</w:t>
-      </w:r>
-    </w:p>
-    <w:p>
-      <w:pPr>
-        <w:pStyle w:val="ListParagraph"/>
+        <w:spacing w:after="0" w:line="240" w:lineRule="auto"/>
+      </w:pPr>
+      <w:r>
+        <w:t xml:space="preserve">If valid changes are entered for a valid User-ID and the </w:t>
+      </w:r>
+      <w:r>
+        <w:rPr>
+          <w:b/>
+          <w:bCs/>
+        </w:rPr>
+        <w:t>Save button</w:t>
+      </w:r>
+      <w:r>
+        <w:t xml:space="preserve"> is clicked, the system displays a confirmation pop-up:</w:t>
+      </w:r>
+      <w:r>
+        <w:t xml:space="preserve"> </w:t>
+      </w:r>
+      <w:r>
+        <w:rPr>
+          <w:b/>
+          <w:bCs/>
+        </w:rPr>
+        <w:t>"Account data updated successfully"</w:t>
+      </w:r>
+      <w:r>
+        <w:t xml:space="preserve"> </w:t>
+      </w:r>
+    </w:p>
+    <w:p>
+      <w:pPr>
         <w:numPr>
           <w:ilvl w:val="0"/>
-          <w:numId w:val="12"/>
+          <w:numId w:val="33"/>
         </w:numPr>
-        <w:spacing w:before="100" w:beforeAutospacing="1" w:after="100" w:afterAutospacing="1" w:line="240" w:lineRule="auto"/>
-        <w:contextualSpacing w:val="0"/>
-        <w:rPr>
-          <w:rFonts w:asciiTheme="minorBidi" w:eastAsia="Times New Roman" w:hAnsiTheme="minorBidi"/>
-          <w:sz w:val="22"/>
-          <w:szCs w:val="22"/>
-        </w:rPr>
-      </w:pPr>
-      <w:r>
-        <w:rPr>
-          <w:rFonts w:asciiTheme="minorBidi" w:eastAsia="Times New Roman" w:hAnsiTheme="minorBidi"/>
-          <w:b/>
-          <w:bCs/>
-          <w:sz w:val="22"/>
-          <w:szCs w:val="22"/>
-        </w:rPr>
-        <w:t>Withdrawal Limits</w:t>
-      </w:r>
-      <w:r>
-        <w:rPr>
-          <w:rFonts w:asciiTheme="minorBidi" w:eastAsia="Times New Roman" w:hAnsiTheme="minorBidi"/>
-          <w:sz w:val="22"/>
-          <w:szCs w:val="22"/>
-        </w:rPr>
-        <w:t>: The system enforces a minimum withdrawal of 1,000 and a maximum of 5,000.</w:t>
-      </w:r>
-    </w:p>
-    <w:p>
-      <w:pPr>
-        <w:pStyle w:val="ListParagraph"/>
+        <w:spacing w:after="0" w:line="240" w:lineRule="auto"/>
+      </w:pPr>
+      <w:r>
+        <w:t xml:space="preserve">If the administrator clicks </w:t>
+      </w:r>
+      <w:r>
+        <w:rPr>
+          <w:b/>
+          <w:bCs/>
+        </w:rPr>
+        <w:t>Save</w:t>
+      </w:r>
+      <w:r>
+        <w:t xml:space="preserve"> without entering any new data for a valid User-ID, the system displays a pop-up:</w:t>
+      </w:r>
+      <w:r>
+        <w:t xml:space="preserve"> </w:t>
+      </w:r>
+      <w:r>
+        <w:rPr>
+          <w:b/>
+          <w:bCs/>
+        </w:rPr>
+        <w:t>"No data updated"</w:t>
+      </w:r>
+    </w:p>
+    <w:p>
+      <w:pPr>
+        <w:spacing w:after="0" w:line="240" w:lineRule="auto"/>
+        <w:ind w:left="720"/>
+      </w:pPr>
+    </w:p>
+    <w:p>
+      <w:pPr>
+        <w:spacing w:after="100" w:afterAutospacing="1" w:line="240" w:lineRule="auto"/>
+        <w:rPr>
+          <w:rFonts w:eastAsia="Times New Roman"/>
+        </w:rPr>
+      </w:pPr>
+      <w:proofErr w:type="gramStart"/>
+      <w:r>
+        <w:rPr>
+          <w:rFonts w:eastAsia="Times New Roman"/>
+          <w:b/>
+          <w:bCs/>
+        </w:rPr>
+        <w:t>Sources</w:t>
+      </w:r>
+      <w:r>
+        <w:rPr>
+          <w:rFonts w:eastAsia="Times New Roman"/>
+        </w:rPr>
+        <w:t xml:space="preserve"> :</w:t>
+      </w:r>
+      <w:proofErr w:type="gramEnd"/>
+      <w:r>
+        <w:rPr>
+          <w:rFonts w:eastAsia="Times New Roman"/>
+        </w:rPr>
+        <w:t xml:space="preserve"> SIQ_47 : SIQ_51</w:t>
+      </w:r>
+    </w:p>
+    <w:p>
+      <w:pPr>
+        <w:pStyle w:val="Heading3"/>
+        <w:spacing w:line="276" w:lineRule="auto"/>
+      </w:pPr>
+      <w:r>
+        <w:rPr>
+          <w:b/>
+          <w:bCs/>
+        </w:rPr>
+        <w:t>CRS-</w:t>
+      </w:r>
+      <w:r>
+        <w:rPr>
+          <w:b/>
+          <w:bCs/>
+        </w:rPr>
+        <w:t>FR-0</w:t>
+      </w:r>
+      <w:r>
+        <w:rPr>
+          <w:b/>
+          <w:bCs/>
+        </w:rPr>
+        <w:t>10</w:t>
+      </w:r>
+      <w:r>
+        <w:rPr>
+          <w:b/>
+          <w:bCs/>
+        </w:rPr>
+        <w:t>:</w:t>
+      </w:r>
+      <w:r>
+        <w:rPr>
+          <w:b/>
+          <w:bCs/>
+        </w:rPr>
+        <w:t xml:space="preserve"> Fund Transfer by Admin</w:t>
+      </w:r>
+    </w:p>
+    <w:p>
+      <w:pPr>
+        <w:pStyle w:val="Heading4"/>
+        <w:spacing w:line="276" w:lineRule="auto"/>
+      </w:pPr>
+      <w:r>
+        <w:rPr>
+          <w:rStyle w:val="Emphasis"/>
+          <w:b/>
+          <w:bCs/>
+        </w:rPr>
+        <w:t>Overview Description</w:t>
+      </w:r>
+      <w:r>
+        <w:t>:</w:t>
+      </w:r>
+    </w:p>
+    <w:p>
+      <w:pPr>
+        <w:spacing w:line="276" w:lineRule="auto"/>
+      </w:pPr>
+      <w:r>
+        <w:t xml:space="preserve">The Fund Transfer feature enables administrators to </w:t>
+      </w:r>
+      <w:r>
+        <w:t>perform</w:t>
+      </w:r>
+      <w:r>
+        <w:t xml:space="preserve"> transactions between client accounts.</w:t>
+      </w:r>
+    </w:p>
+    <w:p>
+      <w:pPr>
+        <w:spacing w:line="276" w:lineRule="auto"/>
+        <w:rPr>
+          <w:b/>
+          <w:bCs/>
+        </w:rPr>
+      </w:pPr>
+      <w:r>
+        <w:rPr>
+          <w:b/>
+          <w:bCs/>
+        </w:rPr>
+        <w:t>Functional behavior:</w:t>
+      </w:r>
+    </w:p>
+    <w:p>
+      <w:pPr>
         <w:numPr>
           <w:ilvl w:val="0"/>
-          <w:numId w:val="12"/>
+          <w:numId w:val="34"/>
         </w:numPr>
-        <w:spacing w:before="100" w:beforeAutospacing="1" w:after="100" w:afterAutospacing="1" w:line="240" w:lineRule="auto"/>
-        <w:contextualSpacing w:val="0"/>
-        <w:rPr>
-          <w:rFonts w:asciiTheme="minorBidi" w:eastAsia="Times New Roman" w:hAnsiTheme="minorBidi"/>
-          <w:sz w:val="22"/>
-          <w:szCs w:val="22"/>
-        </w:rPr>
-      </w:pPr>
-      <w:r>
-        <w:rPr>
-          <w:rFonts w:asciiTheme="minorBidi" w:eastAsia="Times New Roman" w:hAnsiTheme="minorBidi"/>
-          <w:b/>
-          <w:bCs/>
-          <w:sz w:val="22"/>
-          <w:szCs w:val="22"/>
-        </w:rPr>
-        <w:t>Amount Validation</w:t>
-      </w:r>
-      <w:r>
-        <w:rPr>
-          <w:rFonts w:asciiTheme="minorBidi" w:eastAsia="Times New Roman" w:hAnsiTheme="minorBidi"/>
-          <w:sz w:val="22"/>
-          <w:szCs w:val="22"/>
-        </w:rPr>
-        <w:t>: If a user enters an amount outside the 1,000–5,000 range, a pop-up error message will appear stating: “Please enter valid amount”.</w:t>
-      </w:r>
-    </w:p>
-    <w:p>
-      <w:pPr>
-        <w:pStyle w:val="ListParagraph"/>
+        <w:spacing w:after="0" w:line="240" w:lineRule="auto"/>
+      </w:pPr>
+      <w:r>
+        <w:t>All fields (</w:t>
+      </w:r>
+      <w:r>
+        <w:rPr>
+          <w:b/>
+          <w:bCs/>
+        </w:rPr>
+        <w:t>To, From, Amount</w:t>
+      </w:r>
+      <w:r>
+        <w:t xml:space="preserve">) must be filled before the system allows transaction processing. </w:t>
+      </w:r>
+    </w:p>
+    <w:p>
+      <w:pPr>
         <w:numPr>
           <w:ilvl w:val="0"/>
-          <w:numId w:val="12"/>
+          <w:numId w:val="34"/>
         </w:numPr>
-        <w:spacing w:before="100" w:beforeAutospacing="1" w:after="100" w:afterAutospacing="1" w:line="240" w:lineRule="auto"/>
-        <w:contextualSpacing w:val="0"/>
-        <w:rPr>
-          <w:rFonts w:asciiTheme="minorBidi" w:eastAsia="Times New Roman" w:hAnsiTheme="minorBidi"/>
-          <w:sz w:val="22"/>
-          <w:szCs w:val="22"/>
-        </w:rPr>
-      </w:pPr>
-      <w:r>
-        <w:rPr>
-          <w:rFonts w:asciiTheme="minorBidi" w:eastAsia="Times New Roman" w:hAnsiTheme="minorBidi"/>
-          <w:b/>
-          <w:bCs/>
-          <w:sz w:val="22"/>
-          <w:szCs w:val="22"/>
-        </w:rPr>
-        <w:t>Mandatory Fields</w:t>
-      </w:r>
-      <w:r>
-        <w:rPr>
-          <w:rFonts w:asciiTheme="minorBidi" w:eastAsia="Times New Roman" w:hAnsiTheme="minorBidi"/>
-          <w:sz w:val="22"/>
-          <w:szCs w:val="22"/>
-        </w:rPr>
-        <w:t>: All fields (Type, To, From, Amount) are required for submission.</w:t>
-      </w:r>
-    </w:p>
-    <w:p>
-      <w:pPr>
-        <w:pStyle w:val="ListParagraph"/>
+        <w:spacing w:after="0" w:line="240" w:lineRule="auto"/>
+      </w:pPr>
+      <w:r>
+        <w:t xml:space="preserve">The </w:t>
+      </w:r>
+      <w:r>
+        <w:rPr>
+          <w:b/>
+          <w:bCs/>
+        </w:rPr>
+        <w:t>To, From, and Amount</w:t>
+      </w:r>
+      <w:r>
+        <w:t xml:space="preserve"> fields accept </w:t>
+      </w:r>
+      <w:r>
+        <w:rPr>
+          <w:b/>
+          <w:bCs/>
+        </w:rPr>
+        <w:t>numbers only</w:t>
+      </w:r>
+      <w:r>
+        <w:t xml:space="preserve">. </w:t>
+      </w:r>
+    </w:p>
+    <w:p>
+      <w:pPr>
         <w:numPr>
           <w:ilvl w:val="0"/>
-          <w:numId w:val="12"/>
+          <w:numId w:val="34"/>
         </w:numPr>
-        <w:spacing w:before="100" w:beforeAutospacing="1" w:after="100" w:afterAutospacing="1" w:line="240" w:lineRule="auto"/>
-        <w:contextualSpacing w:val="0"/>
-        <w:rPr>
-          <w:rFonts w:asciiTheme="minorBidi" w:eastAsia="Times New Roman" w:hAnsiTheme="minorBidi"/>
-          <w:sz w:val="22"/>
-          <w:szCs w:val="22"/>
-        </w:rPr>
-      </w:pPr>
-      <w:r>
-        <w:rPr>
-          <w:rFonts w:asciiTheme="minorBidi" w:eastAsia="Times New Roman" w:hAnsiTheme="minorBidi"/>
-          <w:b/>
-          <w:bCs/>
-          <w:sz w:val="22"/>
-          <w:szCs w:val="22"/>
-        </w:rPr>
-        <w:t>Display Limit</w:t>
-      </w:r>
-      <w:r>
-        <w:rPr>
-          <w:rFonts w:asciiTheme="minorBidi" w:eastAsia="Times New Roman" w:hAnsiTheme="minorBidi"/>
-          <w:sz w:val="22"/>
-          <w:szCs w:val="22"/>
-        </w:rPr>
-        <w:t>: The system displays exactly the last 5 transactions to the client for review.</w:t>
-      </w:r>
-    </w:p>
-    <w:p>
-      <w:pPr>
-        <w:pStyle w:val="ListParagraph"/>
+        <w:spacing w:after="0" w:line="240" w:lineRule="auto"/>
+      </w:pPr>
+      <w:r>
+        <w:t xml:space="preserve">Administrators must use </w:t>
+      </w:r>
+      <w:r>
+        <w:rPr>
+          <w:b/>
+          <w:bCs/>
+        </w:rPr>
+        <w:t>5-digit account numbers</w:t>
+      </w:r>
+      <w:r>
+        <w:t xml:space="preserve"> to identify both source and destination accounts. </w:t>
+      </w:r>
+    </w:p>
+    <w:p>
+      <w:pPr>
         <w:numPr>
           <w:ilvl w:val="0"/>
-          <w:numId w:val="12"/>
+          <w:numId w:val="34"/>
         </w:numPr>
-        <w:spacing w:before="100" w:beforeAutospacing="1" w:after="100" w:afterAutospacing="1" w:line="240" w:lineRule="auto"/>
-        <w:contextualSpacing w:val="0"/>
-        <w:rPr>
-          <w:rFonts w:asciiTheme="minorBidi" w:eastAsia="Times New Roman" w:hAnsiTheme="minorBidi"/>
-          <w:sz w:val="22"/>
-          <w:szCs w:val="22"/>
-        </w:rPr>
-      </w:pPr>
-      <w:r>
-        <w:rPr>
-          <w:rFonts w:asciiTheme="minorBidi" w:eastAsia="Times New Roman" w:hAnsiTheme="minorBidi"/>
-          <w:b/>
-          <w:bCs/>
-          <w:sz w:val="22"/>
-          <w:szCs w:val="22"/>
-        </w:rPr>
-        <w:t xml:space="preserve">Data </w:t>
-      </w:r>
-      <w:r>
-        <w:rPr>
-          <w:rFonts w:asciiTheme="minorBidi" w:eastAsia="Times New Roman" w:hAnsiTheme="minorBidi"/>
-          <w:b/>
-          <w:bCs/>
-        </w:rPr>
-        <w:t>retrieved</w:t>
-      </w:r>
-      <w:r>
-        <w:rPr>
-          <w:rFonts w:asciiTheme="minorBidi" w:eastAsia="Times New Roman" w:hAnsiTheme="minorBidi"/>
-          <w:sz w:val="22"/>
-          <w:szCs w:val="22"/>
-        </w:rPr>
-        <w:t>: Each history entry includes the Date, Transaction Type, and Amount.</w:t>
-      </w:r>
-    </w:p>
-    <w:p>
-      <w:pPr>
-        <w:pStyle w:val="ListParagraph"/>
-        <w:spacing w:before="100" w:beforeAutospacing="1" w:after="100" w:afterAutospacing="1" w:line="240" w:lineRule="auto"/>
-        <w:contextualSpacing w:val="0"/>
-        <w:rPr>
-          <w:rFonts w:asciiTheme="minorBidi" w:eastAsia="Times New Roman" w:hAnsiTheme="minorBidi"/>
-          <w:sz w:val="22"/>
-          <w:szCs w:val="22"/>
-        </w:rPr>
-      </w:pPr>
-      <w:proofErr w:type="gramStart"/>
-      <w:r>
-        <w:rPr>
-          <w:rFonts w:asciiTheme="minorBidi" w:eastAsia="Times New Roman" w:hAnsiTheme="minorBidi"/>
-          <w:b/>
-          <w:bCs/>
-          <w:sz w:val="22"/>
-          <w:szCs w:val="22"/>
-        </w:rPr>
-        <w:t xml:space="preserve">Sources </w:t>
-      </w:r>
-      <w:r>
-        <w:rPr>
-          <w:rFonts w:asciiTheme="minorBidi" w:eastAsia="Times New Roman" w:hAnsiTheme="minorBidi"/>
-          <w:sz w:val="22"/>
-          <w:szCs w:val="22"/>
-        </w:rPr>
-        <w:t>:</w:t>
-      </w:r>
-      <w:proofErr w:type="gramEnd"/>
-      <w:r>
-        <w:rPr>
-          <w:rFonts w:asciiTheme="minorBidi" w:eastAsia="Times New Roman" w:hAnsiTheme="minorBidi"/>
-          <w:sz w:val="22"/>
-          <w:szCs w:val="22"/>
-        </w:rPr>
-        <w:t xml:space="preserve"> SIQ_</w:t>
-      </w:r>
-      <w:proofErr w:type="gramStart"/>
-      <w:r>
-        <w:rPr>
-          <w:rFonts w:asciiTheme="minorBidi" w:eastAsia="Times New Roman" w:hAnsiTheme="minorBidi"/>
-          <w:sz w:val="22"/>
-          <w:szCs w:val="22"/>
-        </w:rPr>
-        <w:t>13 :</w:t>
-      </w:r>
-      <w:proofErr w:type="gramEnd"/>
-      <w:r>
-        <w:rPr>
-          <w:rFonts w:asciiTheme="minorBidi" w:eastAsia="Times New Roman" w:hAnsiTheme="minorBidi"/>
-          <w:sz w:val="22"/>
-          <w:szCs w:val="22"/>
-        </w:rPr>
-        <w:t xml:space="preserve"> SIQ_19</w:t>
-      </w:r>
-    </w:p>
-    <w:p>
-      <w:pPr>
-        <w:pStyle w:val="Heading3"/>
-        <w:spacing w:line="276" w:lineRule="auto"/>
-      </w:pPr>
-      <w:r>
-        <w:rPr>
-          <w:b/>
-          <w:bCs/>
-        </w:rPr>
+        <w:spacing w:after="0" w:line="240" w:lineRule="auto"/>
+      </w:pPr>
+      <w:r>
         <w:lastRenderedPageBreak/>
-        <w:t>CRS-</w:t>
-      </w:r>
-      <w:r>
-        <w:rPr>
-          <w:b/>
-          <w:bCs/>
-        </w:rPr>
-        <w:t>FR-0</w:t>
-      </w:r>
-      <w:r>
-        <w:rPr>
-          <w:b/>
-          <w:bCs/>
-        </w:rPr>
-        <w:t>6</w:t>
-      </w:r>
-      <w:r>
-        <w:rPr>
-          <w:b/>
-          <w:bCs/>
-        </w:rPr>
-        <w:t>:</w:t>
-      </w:r>
-      <w:r>
-        <w:rPr>
-          <w:b/>
-          <w:bCs/>
-        </w:rPr>
-        <w:t xml:space="preserve"> Create an account for client by Admin</w:t>
-      </w:r>
-    </w:p>
-    <w:p>
-      <w:pPr>
-        <w:pStyle w:val="Heading4"/>
-        <w:spacing w:line="276" w:lineRule="auto"/>
-      </w:pPr>
-      <w:r>
-        <w:rPr>
-          <w:rStyle w:val="Emphasis"/>
-          <w:b/>
-          <w:bCs/>
-        </w:rPr>
-        <w:t>Overview Description</w:t>
-      </w:r>
-      <w:r>
-        <w:t>:</w:t>
-      </w:r>
-    </w:p>
-    <w:p>
-      <w:pPr>
-        <w:spacing w:line="276" w:lineRule="auto"/>
-      </w:pPr>
-      <w:r>
-        <w:t>The Create Client Account feature enables administrative users to manually establish new banking accounts for specific clients within the system. This administrative tool ensures that accounts can be provisioned and managed by authorized.</w:t>
-      </w:r>
-    </w:p>
-    <w:p>
-      <w:pPr>
-        <w:spacing w:line="276" w:lineRule="auto"/>
-        <w:rPr>
-          <w:b/>
-          <w:bCs/>
-          <w:i/>
-          <w:iCs/>
-        </w:rPr>
-      </w:pPr>
-      <w:r>
-        <w:rPr>
-          <w:b/>
-          <w:bCs/>
-          <w:i/>
-          <w:iCs/>
-        </w:rPr>
-        <w:t>Functional behavior:</w:t>
-      </w:r>
-    </w:p>
-    <w:p>
-      <w:pPr>
-        <w:pStyle w:val="ListParagraph"/>
+        <w:t>If any field is left empty or contains invalid data (e.g., non-numerical characters):</w:t>
+      </w:r>
+      <w:r>
+        <w:br/>
+      </w:r>
+      <w:r>
+        <w:rPr>
+          <w:b/>
+          <w:bCs/>
+        </w:rPr>
+        <w:t>"Please enter valid data"</w:t>
+      </w:r>
+      <w:r>
+        <w:t xml:space="preserve"> </w:t>
+      </w:r>
+    </w:p>
+    <w:p>
+      <w:pPr>
         <w:numPr>
           <w:ilvl w:val="0"/>
-          <w:numId w:val="13"/>
+          <w:numId w:val="34"/>
         </w:numPr>
-        <w:spacing w:after="100" w:afterAutospacing="1" w:line="240" w:lineRule="auto"/>
-        <w:contextualSpacing w:val="0"/>
-        <w:rPr>
-          <w:rFonts w:eastAsia="Times New Roman"/>
-        </w:rPr>
-      </w:pPr>
-      <w:r>
-        <w:rPr>
-          <w:rFonts w:eastAsia="Times New Roman"/>
-          <w:b/>
-          <w:bCs/>
-        </w:rPr>
-        <w:t>User Identification</w:t>
-      </w:r>
-      <w:r>
-        <w:rPr>
-          <w:rFonts w:eastAsia="Times New Roman"/>
-        </w:rPr>
-        <w:t xml:space="preserve">: The administrator must enter a valid </w:t>
-      </w:r>
-      <w:r>
-        <w:rPr>
-          <w:rFonts w:eastAsia="Times New Roman"/>
-          <w:b/>
-          <w:bCs/>
-        </w:rPr>
-        <w:t>User-ID</w:t>
-      </w:r>
-      <w:r>
-        <w:rPr>
-          <w:rFonts w:eastAsia="Times New Roman"/>
-        </w:rPr>
-        <w:t xml:space="preserve"> to associate the new account with the correct client.</w:t>
-      </w:r>
-    </w:p>
-    <w:p>
-      <w:pPr>
-        <w:pStyle w:val="ListParagraph"/>
+        <w:spacing w:after="0" w:line="240" w:lineRule="auto"/>
+      </w:pPr>
+      <w:r>
+        <w:t xml:space="preserve">If the </w:t>
+      </w:r>
+      <w:r>
+        <w:rPr>
+          <w:b/>
+          <w:bCs/>
+        </w:rPr>
+        <w:t xml:space="preserve">To or </w:t>
+      </w:r>
+      <w:proofErr w:type="gramStart"/>
+      <w:r>
+        <w:rPr>
+          <w:b/>
+          <w:bCs/>
+        </w:rPr>
+        <w:t>From</w:t>
+      </w:r>
+      <w:proofErr w:type="gramEnd"/>
+      <w:r>
+        <w:rPr>
+          <w:b/>
+          <w:bCs/>
+        </w:rPr>
+        <w:t xml:space="preserve"> account number</w:t>
+      </w:r>
+      <w:r>
+        <w:t xml:space="preserve"> is invalid or empty:</w:t>
+      </w:r>
+      <w:r>
+        <w:t xml:space="preserve"> </w:t>
+      </w:r>
+      <w:r>
+        <w:rPr>
+          <w:b/>
+          <w:bCs/>
+        </w:rPr>
+        <w:t>"Please enter valid account number"</w:t>
+      </w:r>
+      <w:r>
+        <w:t xml:space="preserve"> </w:t>
+      </w:r>
+    </w:p>
+    <w:p>
+      <w:pPr>
         <w:numPr>
           <w:ilvl w:val="0"/>
-          <w:numId w:val="13"/>
+          <w:numId w:val="34"/>
         </w:numPr>
-        <w:spacing w:after="100" w:afterAutospacing="1" w:line="240" w:lineRule="auto"/>
-        <w:contextualSpacing w:val="0"/>
-        <w:rPr>
-          <w:rFonts w:eastAsia="Times New Roman"/>
-        </w:rPr>
-      </w:pPr>
-      <w:r>
-        <w:rPr>
-          <w:rFonts w:eastAsia="Times New Roman"/>
-          <w:b/>
-          <w:bCs/>
-        </w:rPr>
-        <w:t>System Validation</w:t>
-      </w:r>
-      <w:r>
-        <w:rPr>
-          <w:rFonts w:eastAsia="Times New Roman"/>
-        </w:rPr>
-        <w:t>: All input fields provided on the creation page are mandatory.</w:t>
-      </w:r>
-    </w:p>
-    <w:p>
-      <w:pPr>
-        <w:pStyle w:val="ListParagraph"/>
+        <w:spacing w:after="0" w:line="240" w:lineRule="auto"/>
+      </w:pPr>
+      <w:r>
+        <w:t xml:space="preserve">If the </w:t>
+      </w:r>
+      <w:r>
+        <w:rPr>
+          <w:b/>
+          <w:bCs/>
+        </w:rPr>
+        <w:t>Amount</w:t>
+      </w:r>
+      <w:r>
+        <w:t xml:space="preserve"> is outside the allowed limits (1000–5000) or invalid/empty:</w:t>
+      </w:r>
+      <w:r>
+        <w:br/>
+      </w:r>
+      <w:r>
+        <w:rPr>
+          <w:b/>
+          <w:bCs/>
+        </w:rPr>
+        <w:t>"Please enter valid amount"</w:t>
+      </w:r>
+      <w:r>
+        <w:t xml:space="preserve"> </w:t>
+      </w:r>
+    </w:p>
+    <w:p>
+      <w:pPr>
         <w:numPr>
           <w:ilvl w:val="0"/>
-          <w:numId w:val="13"/>
+          <w:numId w:val="34"/>
         </w:numPr>
-        <w:spacing w:after="100" w:afterAutospacing="1" w:line="240" w:lineRule="auto"/>
-        <w:contextualSpacing w:val="0"/>
-        <w:rPr>
-          <w:rFonts w:eastAsia="Times New Roman"/>
-        </w:rPr>
-      </w:pPr>
-      <w:r>
-        <w:rPr>
-          <w:rFonts w:eastAsia="Times New Roman"/>
-          <w:b/>
-          <w:bCs/>
-        </w:rPr>
-        <w:t>Redirection</w:t>
-      </w:r>
-      <w:r>
-        <w:rPr>
-          <w:rFonts w:eastAsia="Times New Roman"/>
-        </w:rPr>
-        <w:t>:</w:t>
-      </w:r>
-      <w:r>
-        <w:rPr>
-          <w:rFonts w:eastAsia="Times New Roman"/>
-        </w:rPr>
-        <w:t xml:space="preserve"> if an admin enters </w:t>
-      </w:r>
-      <w:proofErr w:type="gramStart"/>
-      <w:r>
-        <w:rPr>
-          <w:rFonts w:eastAsia="Times New Roman"/>
-        </w:rPr>
-        <w:t>a</w:t>
-      </w:r>
-      <w:proofErr w:type="gramEnd"/>
-      <w:r>
-        <w:rPr>
-          <w:rFonts w:eastAsia="Times New Roman"/>
-        </w:rPr>
-        <w:t xml:space="preserve"> invalid User-ID it should redirect him to registration page, and if he enters a valid </w:t>
-      </w:r>
-      <w:proofErr w:type="spellStart"/>
-      <w:r>
-        <w:rPr>
-          <w:rFonts w:eastAsia="Times New Roman"/>
-        </w:rPr>
-        <w:t>User_ID</w:t>
-      </w:r>
-      <w:proofErr w:type="spellEnd"/>
-      <w:r>
-        <w:rPr>
-          <w:rFonts w:eastAsia="Times New Roman"/>
-        </w:rPr>
-        <w:t xml:space="preserve"> it should redirect him to new Account feature. </w:t>
-      </w:r>
-    </w:p>
-    <w:p>
-      <w:pPr>
-        <w:spacing w:after="100" w:afterAutospacing="1" w:line="240" w:lineRule="auto"/>
-        <w:rPr>
-          <w:rFonts w:eastAsia="Times New Roman"/>
-        </w:rPr>
-      </w:pPr>
-      <w:proofErr w:type="gramStart"/>
-      <w:r>
-        <w:rPr>
-          <w:rFonts w:eastAsia="Times New Roman"/>
-          <w:b/>
-          <w:bCs/>
-        </w:rPr>
-        <w:t>Sources</w:t>
-      </w:r>
-      <w:r>
-        <w:rPr>
-          <w:rFonts w:eastAsia="Times New Roman"/>
-        </w:rPr>
-        <w:t xml:space="preserve"> :</w:t>
-      </w:r>
-      <w:proofErr w:type="gramEnd"/>
-      <w:r>
-        <w:rPr>
-          <w:rFonts w:eastAsia="Times New Roman"/>
-        </w:rPr>
-        <w:t xml:space="preserve"> SIQ_</w:t>
-      </w:r>
-      <w:proofErr w:type="gramStart"/>
-      <w:r>
-        <w:rPr>
-          <w:rFonts w:eastAsia="Times New Roman"/>
-        </w:rPr>
-        <w:t>31 :</w:t>
-      </w:r>
-      <w:proofErr w:type="gramEnd"/>
-      <w:r>
-        <w:rPr>
-          <w:rFonts w:eastAsia="Times New Roman"/>
-        </w:rPr>
-        <w:t xml:space="preserve"> SIQ_34</w:t>
-      </w:r>
-    </w:p>
-    <w:p>
-      <w:pPr>
-        <w:pStyle w:val="Heading3"/>
-        <w:spacing w:line="276" w:lineRule="auto"/>
-      </w:pPr>
-      <w:r>
-        <w:rPr>
-          <w:b/>
-          <w:bCs/>
-        </w:rPr>
-        <w:t>CRS-</w:t>
-      </w:r>
-      <w:r>
-        <w:rPr>
-          <w:b/>
-          <w:bCs/>
-        </w:rPr>
-        <w:t>FR-0</w:t>
-      </w:r>
-      <w:r>
-        <w:rPr>
-          <w:b/>
-          <w:bCs/>
-        </w:rPr>
-        <w:t>7</w:t>
-      </w:r>
-      <w:r>
-        <w:rPr>
-          <w:b/>
-          <w:bCs/>
-        </w:rPr>
-        <w:t>:</w:t>
-      </w:r>
-      <w:r>
-        <w:rPr>
-          <w:b/>
-          <w:bCs/>
-        </w:rPr>
-        <w:t xml:space="preserve"> Delete an account for client by Admin</w:t>
-      </w:r>
-    </w:p>
-    <w:p>
-      <w:pPr>
-        <w:pStyle w:val="Heading4"/>
-        <w:spacing w:line="276" w:lineRule="auto"/>
-      </w:pPr>
-      <w:r>
-        <w:rPr>
-          <w:rStyle w:val="Emphasis"/>
-          <w:b/>
-          <w:bCs/>
-        </w:rPr>
-        <w:t>Overview Description</w:t>
-      </w:r>
-      <w:r>
-        <w:t>:</w:t>
-      </w:r>
-    </w:p>
-    <w:p>
-      <w:pPr>
-        <w:spacing w:line="276" w:lineRule="auto"/>
-      </w:pPr>
-      <w:r>
-        <w:t>The Delete Client Account feature provides administrators with the authority to remove specific banking accounts from the system. This administrative tool is essential for closing inactive accounts or resolving client requests while maintaining data integrity through strict validation of account numbers.</w:t>
-      </w:r>
-    </w:p>
-    <w:p>
-      <w:pPr>
-        <w:spacing w:line="276" w:lineRule="auto"/>
-        <w:rPr>
-          <w:b/>
-          <w:bCs/>
-          <w:i/>
-          <w:iCs/>
-        </w:rPr>
-      </w:pPr>
-      <w:r>
-        <w:rPr>
-          <w:b/>
-          <w:bCs/>
-          <w:i/>
-          <w:iCs/>
-        </w:rPr>
-        <w:t>Functional behavior:</w:t>
-      </w:r>
-    </w:p>
-    <w:p>
-      <w:pPr>
-        <w:pStyle w:val="ListParagraph"/>
+        <w:spacing w:after="0" w:line="240" w:lineRule="auto"/>
+      </w:pPr>
+      <w:r>
+        <w:t xml:space="preserve">Upon entering valid data and clicking </w:t>
+      </w:r>
+      <w:r>
+        <w:rPr>
+          <w:b/>
+          <w:bCs/>
+        </w:rPr>
+        <w:t>Submit</w:t>
+      </w:r>
+      <w:r>
+        <w:t>, the system displays:</w:t>
+      </w:r>
+      <w:r>
+        <w:t xml:space="preserve"> </w:t>
+      </w:r>
+      <w:r>
+        <w:rPr>
+          <w:b/>
+          <w:bCs/>
+        </w:rPr>
+        <w:t>"Transaction done successfully"</w:t>
+      </w:r>
+      <w:r>
+        <w:t xml:space="preserve"> </w:t>
+      </w:r>
+    </w:p>
+    <w:p>
+      <w:pPr>
         <w:numPr>
           <w:ilvl w:val="0"/>
-          <w:numId w:val="14"/>
+          <w:numId w:val="34"/>
         </w:numPr>
-        <w:spacing w:after="100" w:afterAutospacing="1" w:line="240" w:lineRule="auto"/>
-        <w:contextualSpacing w:val="0"/>
-        <w:rPr>
-          <w:rFonts w:eastAsia="Times New Roman"/>
-        </w:rPr>
-      </w:pPr>
-      <w:r>
-        <w:rPr>
-          <w:rFonts w:eastAsia="Times New Roman"/>
-          <w:b/>
-          <w:bCs/>
-        </w:rPr>
-        <w:t>Targeting</w:t>
-      </w:r>
-      <w:r>
-        <w:rPr>
-          <w:rFonts w:eastAsia="Times New Roman"/>
-        </w:rPr>
-        <w:t>: The administrator must enter the exact Account number of the account intended for deletion.</w:t>
-      </w:r>
-    </w:p>
-    <w:p>
-      <w:pPr>
-        <w:pStyle w:val="ListParagraph"/>
-        <w:numPr>
-          <w:ilvl w:val="0"/>
-          <w:numId w:val="14"/>
-        </w:numPr>
-        <w:spacing w:after="100" w:afterAutospacing="1" w:line="240" w:lineRule="auto"/>
-        <w:contextualSpacing w:val="0"/>
-        <w:rPr>
-          <w:rFonts w:eastAsia="Times New Roman"/>
-        </w:rPr>
-      </w:pPr>
-      <w:r>
-        <w:rPr>
-          <w:rFonts w:eastAsia="Times New Roman"/>
-          <w:b/>
-          <w:bCs/>
-        </w:rPr>
-        <w:t>Existence Check</w:t>
-      </w:r>
-      <w:r>
-        <w:rPr>
-          <w:rFonts w:eastAsia="Times New Roman"/>
-        </w:rPr>
-        <w:t>: Upon clicking Submit, the system verifies if the entered account number exists within the active database.</w:t>
-      </w:r>
-    </w:p>
-    <w:p>
-      <w:pPr>
-        <w:pStyle w:val="ListParagraph"/>
-        <w:numPr>
-          <w:ilvl w:val="0"/>
-          <w:numId w:val="14"/>
-        </w:numPr>
-        <w:spacing w:after="100" w:afterAutospacing="1" w:line="240" w:lineRule="auto"/>
-        <w:contextualSpacing w:val="0"/>
-        <w:rPr>
-          <w:rFonts w:eastAsia="Times New Roman"/>
-        </w:rPr>
-      </w:pPr>
-      <w:r>
-        <w:rPr>
-          <w:rFonts w:eastAsia="Times New Roman"/>
-          <w:b/>
-          <w:bCs/>
-        </w:rPr>
-        <w:t>Error Handling</w:t>
-      </w:r>
-      <w:r>
-        <w:rPr>
-          <w:rFonts w:eastAsia="Times New Roman"/>
-        </w:rPr>
-        <w:t>: If the administrator enters an account number that does not exist in the system, an error message appears: “this account number is not existed”.</w:t>
-      </w:r>
-    </w:p>
-    <w:p>
-      <w:pPr>
-        <w:pStyle w:val="ListParagraph"/>
-        <w:numPr>
-          <w:ilvl w:val="0"/>
-          <w:numId w:val="14"/>
-        </w:numPr>
-        <w:spacing w:after="100" w:afterAutospacing="1" w:line="240" w:lineRule="auto"/>
-        <w:contextualSpacing w:val="0"/>
-        <w:rPr>
-          <w:rFonts w:eastAsia="Times New Roman"/>
-        </w:rPr>
-      </w:pPr>
-      <w:r>
-        <w:rPr>
-          <w:rFonts w:eastAsia="Times New Roman"/>
-          <w:b/>
-          <w:bCs/>
-        </w:rPr>
-        <w:t>Successful Deletion</w:t>
-      </w:r>
-      <w:r>
-        <w:rPr>
-          <w:rFonts w:eastAsia="Times New Roman"/>
-        </w:rPr>
-        <w:t>: If the account number is valid and exists, the system removes the account and displays a confirmation pop-up: “account deleted successfully with account number [XXXXXX]”.</w:t>
-      </w:r>
-    </w:p>
-    <w:p>
-      <w:pPr>
-        <w:pStyle w:val="ListParagraph"/>
-        <w:numPr>
-          <w:ilvl w:val="0"/>
-          <w:numId w:val="14"/>
-        </w:numPr>
-        <w:spacing w:after="100" w:afterAutospacing="1" w:line="240" w:lineRule="auto"/>
-        <w:contextualSpacing w:val="0"/>
-        <w:rPr>
-          <w:rFonts w:eastAsia="Times New Roman"/>
-          <w:b/>
-          <w:bCs/>
-        </w:rPr>
-      </w:pPr>
-      <w:r>
-        <w:rPr>
-          <w:rFonts w:eastAsia="Times New Roman"/>
-          <w:b/>
-          <w:bCs/>
-        </w:rPr>
-        <w:t>Data Refresh</w:t>
-      </w:r>
-      <w:r>
-        <w:rPr>
-          <w:rFonts w:eastAsia="Times New Roman"/>
-        </w:rPr>
-        <w:t>: Once an account is deleted, it is immediately removed from the View Account Info page for the associated User-ID.</w:t>
-      </w:r>
-    </w:p>
-    <w:p>
-      <w:pPr>
-        <w:spacing w:after="100" w:afterAutospacing="1" w:line="240" w:lineRule="auto"/>
-        <w:ind w:left="360"/>
-        <w:rPr>
-          <w:rFonts w:eastAsia="Times New Roman"/>
-        </w:rPr>
-      </w:pPr>
-      <w:r>
-        <w:rPr>
-          <w:rFonts w:eastAsia="Times New Roman"/>
-        </w:rPr>
-        <w:t xml:space="preserve">Sources: </w:t>
-      </w:r>
-      <w:r>
-        <w:rPr>
-          <w:rFonts w:eastAsia="Times New Roman"/>
-        </w:rPr>
-        <w:t>SIQ_</w:t>
+        <w:spacing w:after="0" w:line="240" w:lineRule="auto"/>
+      </w:pPr>
+      <w:r>
+        <w:t xml:space="preserve">The balances of both </w:t>
+      </w:r>
+      <w:r>
+        <w:rPr>
+          <w:b/>
+          <w:bCs/>
+        </w:rPr>
+        <w:t>source and destination accounts</w:t>
+      </w:r>
+      <w:r>
+        <w:t xml:space="preserve"> are immediately updated</w:t>
+      </w:r>
+    </w:p>
+    <w:p>
+      <w:pPr>
+        <w:spacing w:after="0" w:line="240" w:lineRule="auto"/>
+        <w:ind w:left="720"/>
+      </w:pPr>
+    </w:p>
+    <w:p>
+      <w:r>
+        <w:rPr>
+          <w:b/>
+          <w:bCs/>
+        </w:rPr>
+        <w:t>Sources</w:t>
+      </w:r>
+      <w:r>
+        <w:t>: SIQ_</w:t>
       </w:r>
       <w:proofErr w:type="gramStart"/>
       <w:r>
-        <w:rPr>
-          <w:rFonts w:eastAsia="Times New Roman"/>
-        </w:rPr>
-        <w:t>35 ,</w:t>
+        <w:t>52 :</w:t>
       </w:r>
       <w:proofErr w:type="gramEnd"/>
       <w:r>
-        <w:rPr>
-          <w:rFonts w:eastAsia="Times New Roman"/>
-        </w:rPr>
-        <w:t xml:space="preserve"> SIQ_36</w:t>
-      </w:r>
-    </w:p>
-    <w:p>
-      <w:pPr>
-        <w:pStyle w:val="Heading3"/>
-        <w:spacing w:line="276" w:lineRule="auto"/>
-      </w:pPr>
-      <w:r>
-        <w:rPr>
-          <w:b/>
-          <w:bCs/>
-        </w:rPr>
-        <w:lastRenderedPageBreak/>
-        <w:t>CRS-</w:t>
-      </w:r>
-      <w:r>
-        <w:rPr>
-          <w:b/>
-          <w:bCs/>
-        </w:rPr>
-        <w:t>FR-0</w:t>
-      </w:r>
-      <w:r>
-        <w:rPr>
-          <w:b/>
-          <w:bCs/>
-        </w:rPr>
-        <w:t>8</w:t>
-      </w:r>
-      <w:r>
-        <w:rPr>
-          <w:b/>
-          <w:bCs/>
-        </w:rPr>
-        <w:t>:</w:t>
-      </w:r>
-      <w:r>
-        <w:rPr>
-          <w:b/>
-          <w:bCs/>
-        </w:rPr>
-        <w:t xml:space="preserve"> View account details by Admin</w:t>
-      </w:r>
-    </w:p>
-    <w:p>
-      <w:pPr>
-        <w:pStyle w:val="Heading4"/>
-        <w:spacing w:line="276" w:lineRule="auto"/>
-      </w:pPr>
-      <w:r>
-        <w:rPr>
-          <w:rStyle w:val="Emphasis"/>
-          <w:b/>
-          <w:bCs/>
-        </w:rPr>
-        <w:t>Overview Description</w:t>
-      </w:r>
-      <w:r>
-        <w:t>:</w:t>
-      </w:r>
-    </w:p>
-    <w:p>
-      <w:pPr>
-        <w:spacing w:line="276" w:lineRule="auto"/>
-      </w:pPr>
-      <w:r>
-        <w:t>The view account details</w:t>
-      </w:r>
-      <w:r>
-        <w:t xml:space="preserve"> feature </w:t>
-      </w:r>
-      <w:r>
-        <w:t>provides the ability to search for account details for a client using a user ID.</w:t>
-      </w:r>
-    </w:p>
-    <w:p>
-      <w:pPr>
-        <w:spacing w:line="276" w:lineRule="auto"/>
-        <w:rPr>
-          <w:b/>
-          <w:bCs/>
-          <w:i/>
-          <w:iCs/>
-        </w:rPr>
-      </w:pPr>
-      <w:r>
-        <w:rPr>
-          <w:b/>
-          <w:bCs/>
-          <w:i/>
-          <w:iCs/>
-        </w:rPr>
-        <w:t>Functional behavior:</w:t>
-      </w:r>
-    </w:p>
-    <w:p>
-      <w:pPr>
-        <w:pStyle w:val="ListParagraph"/>
-        <w:numPr>
-          <w:ilvl w:val="0"/>
-          <w:numId w:val="17"/>
-        </w:numPr>
-        <w:spacing w:after="100" w:afterAutospacing="1" w:line="240" w:lineRule="auto"/>
-        <w:contextualSpacing w:val="0"/>
-        <w:rPr>
-          <w:rFonts w:eastAsia="Times New Roman"/>
-        </w:rPr>
-      </w:pPr>
-      <w:r>
-        <w:rPr>
-          <w:rFonts w:eastAsia="Times New Roman"/>
-        </w:rPr>
-        <w:t>The system supports searching for client records specifically by their unique User-ID.</w:t>
-      </w:r>
-    </w:p>
-    <w:p>
-      <w:pPr>
-        <w:pStyle w:val="ListParagraph"/>
-        <w:numPr>
-          <w:ilvl w:val="0"/>
-          <w:numId w:val="17"/>
-        </w:numPr>
-        <w:spacing w:after="100" w:afterAutospacing="1" w:line="240" w:lineRule="auto"/>
-        <w:contextualSpacing w:val="0"/>
-        <w:rPr>
-          <w:rFonts w:eastAsia="Times New Roman"/>
-        </w:rPr>
-      </w:pPr>
-      <w:r>
-        <w:rPr>
-          <w:rFonts w:eastAsia="Times New Roman"/>
-        </w:rPr>
-        <w:t>If the administrator enters a valid User-ID, the system displays the information for all accounts associated with that user.</w:t>
-      </w:r>
-    </w:p>
-    <w:p>
-      <w:pPr>
-        <w:pStyle w:val="ListParagraph"/>
-        <w:numPr>
-          <w:ilvl w:val="0"/>
-          <w:numId w:val="17"/>
-        </w:numPr>
-        <w:spacing w:after="100" w:afterAutospacing="1" w:line="240" w:lineRule="auto"/>
-        <w:contextualSpacing w:val="0"/>
-        <w:rPr>
-          <w:rFonts w:eastAsia="Times New Roman"/>
-        </w:rPr>
-      </w:pPr>
-      <w:r>
-        <w:rPr>
-          <w:rFonts w:eastAsia="Times New Roman"/>
-        </w:rPr>
-        <w:t>If the administrator enters an invalid User-ID, the system displays the error message: “this user id is not existed”.</w:t>
-      </w:r>
-    </w:p>
-    <w:p>
-      <w:pPr>
-        <w:pStyle w:val="ListParagraph"/>
-        <w:numPr>
-          <w:ilvl w:val="0"/>
-          <w:numId w:val="17"/>
-        </w:numPr>
-        <w:spacing w:after="100" w:afterAutospacing="1" w:line="240" w:lineRule="auto"/>
-        <w:contextualSpacing w:val="0"/>
-        <w:rPr>
-          <w:rFonts w:eastAsia="Times New Roman"/>
-        </w:rPr>
-      </w:pPr>
-      <w:r>
-        <w:rPr>
-          <w:rFonts w:eastAsia="Times New Roman"/>
-        </w:rPr>
-        <w:t>Comprehensive Details: For every account linked to the User-ID, the administrator can view:</w:t>
-      </w:r>
-      <w:r>
-        <w:rPr>
-          <w:rFonts w:eastAsia="Times New Roman"/>
-        </w:rPr>
-        <w:t xml:space="preserve"> </w:t>
-      </w:r>
-      <w:r>
-        <w:rPr>
-          <w:rFonts w:eastAsia="Times New Roman"/>
-        </w:rPr>
-        <w:t xml:space="preserve">The Account Number, </w:t>
-      </w:r>
-      <w:proofErr w:type="gramStart"/>
-      <w:r>
-        <w:rPr>
-          <w:rFonts w:eastAsia="Times New Roman"/>
-        </w:rPr>
-        <w:t>The</w:t>
-      </w:r>
-      <w:proofErr w:type="gramEnd"/>
-      <w:r>
-        <w:rPr>
-          <w:rFonts w:eastAsia="Times New Roman"/>
-        </w:rPr>
-        <w:t xml:space="preserve"> current Balance, The Last Transaction details, including the Amount, Type, and Date.</w:t>
-      </w:r>
-    </w:p>
-    <w:p>
-      <w:pPr>
-        <w:spacing w:after="100" w:afterAutospacing="1" w:line="240" w:lineRule="auto"/>
-        <w:rPr>
-          <w:rFonts w:eastAsia="Times New Roman"/>
-        </w:rPr>
-      </w:pPr>
-      <w:r>
-        <w:rPr>
-          <w:rFonts w:eastAsia="Times New Roman"/>
-          <w:b/>
-          <w:bCs/>
-        </w:rPr>
-        <w:t>Sources</w:t>
-      </w:r>
-      <w:r>
-        <w:rPr>
-          <w:rFonts w:eastAsia="Times New Roman"/>
-        </w:rPr>
-        <w:t>: SIQ_</w:t>
-      </w:r>
-      <w:proofErr w:type="gramStart"/>
-      <w:r>
-        <w:rPr>
-          <w:rFonts w:eastAsia="Times New Roman"/>
-        </w:rPr>
-        <w:t>37 :</w:t>
-      </w:r>
-      <w:proofErr w:type="gramEnd"/>
-      <w:r>
-        <w:rPr>
-          <w:rFonts w:eastAsia="Times New Roman"/>
-        </w:rPr>
-        <w:t xml:space="preserve"> SIQ_40</w:t>
-      </w:r>
-    </w:p>
-    <w:p>
-      <w:pPr>
-        <w:pStyle w:val="Heading3"/>
-        <w:spacing w:line="276" w:lineRule="auto"/>
-      </w:pPr>
-      <w:r>
-        <w:rPr>
-          <w:b/>
-          <w:bCs/>
-        </w:rPr>
-        <w:t>CRS-</w:t>
-      </w:r>
-      <w:r>
-        <w:rPr>
-          <w:b/>
-          <w:bCs/>
-        </w:rPr>
-        <w:t>FR-0</w:t>
-      </w:r>
-      <w:r>
-        <w:rPr>
-          <w:b/>
-          <w:bCs/>
-        </w:rPr>
-        <w:t>8</w:t>
-      </w:r>
-      <w:r>
-        <w:rPr>
-          <w:b/>
-          <w:bCs/>
-        </w:rPr>
-        <w:t>:</w:t>
-      </w:r>
-      <w:r>
-        <w:rPr>
-          <w:b/>
-          <w:bCs/>
-        </w:rPr>
-        <w:t xml:space="preserve"> Edit client data by Admin</w:t>
-      </w:r>
-    </w:p>
-    <w:p>
-      <w:pPr>
-        <w:pStyle w:val="Heading4"/>
-        <w:spacing w:line="276" w:lineRule="auto"/>
-      </w:pPr>
-      <w:r>
-        <w:rPr>
-          <w:rStyle w:val="Emphasis"/>
-          <w:b/>
-          <w:bCs/>
-        </w:rPr>
-        <w:t>Overview Description</w:t>
-      </w:r>
-      <w:r>
-        <w:t>:</w:t>
-      </w:r>
-    </w:p>
-    <w:p>
-      <w:pPr>
-        <w:spacing w:line="276" w:lineRule="auto"/>
-      </w:pPr>
-      <w:r>
-        <w:t xml:space="preserve">The Edit Client Data by Admin feature allows the admin update and maintain </w:t>
-      </w:r>
-      <w:proofErr w:type="spellStart"/>
-      <w:r>
-        <w:t>theclient</w:t>
-      </w:r>
-      <w:proofErr w:type="spellEnd"/>
-      <w:r>
-        <w:t xml:space="preserve"> profile information.</w:t>
-      </w:r>
-    </w:p>
-    <w:p>
-      <w:pPr>
-        <w:spacing w:line="276" w:lineRule="auto"/>
-        <w:rPr>
-          <w:b/>
-          <w:bCs/>
-          <w:i/>
-          <w:iCs/>
-        </w:rPr>
-      </w:pPr>
-      <w:r>
-        <w:rPr>
-          <w:b/>
-          <w:bCs/>
-          <w:i/>
-          <w:iCs/>
-        </w:rPr>
-        <w:t>Functional behavior:</w:t>
-      </w:r>
-    </w:p>
-    <w:p>
-      <w:pPr>
-        <w:pStyle w:val="ListParagraph"/>
-        <w:numPr>
-          <w:ilvl w:val="0"/>
-          <w:numId w:val="19"/>
-        </w:numPr>
-        <w:spacing w:after="100" w:afterAutospacing="1" w:line="240" w:lineRule="auto"/>
-        <w:contextualSpacing w:val="0"/>
-        <w:rPr>
-          <w:rFonts w:eastAsia="Times New Roman"/>
-        </w:rPr>
-      </w:pPr>
-      <w:r>
-        <w:rPr>
-          <w:rFonts w:eastAsia="Times New Roman"/>
-        </w:rPr>
-        <w:t>The administrator has the authority to modify a client's First Name, Last Name, and Email address, with respect to the all restrictions illustrated above.</w:t>
-      </w:r>
-    </w:p>
-    <w:p>
-      <w:pPr>
-        <w:pStyle w:val="ListParagraph"/>
-        <w:numPr>
-          <w:ilvl w:val="0"/>
-          <w:numId w:val="19"/>
-        </w:numPr>
-        <w:spacing w:after="100" w:afterAutospacing="1" w:line="240" w:lineRule="auto"/>
-        <w:contextualSpacing w:val="0"/>
-        <w:rPr>
-          <w:rFonts w:eastAsia="Times New Roman"/>
-        </w:rPr>
-      </w:pPr>
-      <w:r>
-        <w:rPr>
-          <w:rFonts w:eastAsia="Times New Roman"/>
-        </w:rPr>
-        <w:t xml:space="preserve">If the administrator enters invalid data into any of the editable fields, the system will display the error message: “please enter valid data” </w:t>
-      </w:r>
-    </w:p>
-    <w:p>
-      <w:pPr>
-        <w:pStyle w:val="ListParagraph"/>
-        <w:numPr>
-          <w:ilvl w:val="0"/>
-          <w:numId w:val="19"/>
-        </w:numPr>
-        <w:spacing w:after="100" w:afterAutospacing="1" w:line="240" w:lineRule="auto"/>
-        <w:contextualSpacing w:val="0"/>
-        <w:rPr>
-          <w:rFonts w:eastAsia="Times New Roman"/>
-        </w:rPr>
-      </w:pPr>
-      <w:r>
-        <w:rPr>
-          <w:rFonts w:eastAsia="Times New Roman"/>
-        </w:rPr>
-        <w:t xml:space="preserve"> Upon clicking the button to save changes, the system displays a confirmation pop-up message: “account data updated successfully”.</w:t>
-      </w:r>
-    </w:p>
-    <w:p>
-      <w:pPr>
-        <w:spacing w:after="100" w:afterAutospacing="1" w:line="240" w:lineRule="auto"/>
-        <w:rPr>
-          <w:rFonts w:eastAsia="Times New Roman"/>
-        </w:rPr>
-      </w:pPr>
-      <w:proofErr w:type="gramStart"/>
-      <w:r>
-        <w:rPr>
-          <w:rFonts w:eastAsia="Times New Roman"/>
-          <w:b/>
-          <w:bCs/>
-        </w:rPr>
-        <w:t>Sources</w:t>
-      </w:r>
-      <w:r>
-        <w:rPr>
-          <w:rFonts w:eastAsia="Times New Roman"/>
-        </w:rPr>
-        <w:t xml:space="preserve"> :</w:t>
-      </w:r>
-      <w:proofErr w:type="gramEnd"/>
-      <w:r>
-        <w:rPr>
-          <w:rFonts w:eastAsia="Times New Roman"/>
-        </w:rPr>
-        <w:t xml:space="preserve"> SIQ_</w:t>
-      </w:r>
-      <w:proofErr w:type="gramStart"/>
-      <w:r>
-        <w:rPr>
-          <w:rFonts w:eastAsia="Times New Roman"/>
-        </w:rPr>
-        <w:t>41 :</w:t>
-      </w:r>
-      <w:proofErr w:type="gramEnd"/>
-      <w:r>
-        <w:rPr>
-          <w:rFonts w:eastAsia="Times New Roman"/>
-        </w:rPr>
-        <w:t xml:space="preserve"> SIQ_43</w:t>
-      </w:r>
-    </w:p>
-    <w:p>
-      <w:pPr>
-        <w:pStyle w:val="Heading3"/>
-        <w:spacing w:line="276" w:lineRule="auto"/>
-      </w:pPr>
-      <w:r>
-        <w:rPr>
-          <w:b/>
-          <w:bCs/>
-        </w:rPr>
-        <w:t>CRS-</w:t>
-      </w:r>
-      <w:r>
-        <w:rPr>
-          <w:b/>
-          <w:bCs/>
-        </w:rPr>
-        <w:t>FR-0</w:t>
-      </w:r>
-      <w:r>
-        <w:rPr>
-          <w:b/>
-          <w:bCs/>
-        </w:rPr>
-        <w:t>9</w:t>
-      </w:r>
-      <w:r>
-        <w:rPr>
-          <w:b/>
-          <w:bCs/>
-        </w:rPr>
-        <w:t>:</w:t>
-      </w:r>
-      <w:r>
-        <w:rPr>
-          <w:b/>
-          <w:bCs/>
-        </w:rPr>
-        <w:t xml:space="preserve"> Fund Transfer by Admin</w:t>
-      </w:r>
-    </w:p>
-    <w:p>
-      <w:pPr>
-        <w:pStyle w:val="Heading4"/>
-        <w:spacing w:line="276" w:lineRule="auto"/>
-      </w:pPr>
-      <w:r>
-        <w:rPr>
-          <w:rStyle w:val="Emphasis"/>
-          <w:b/>
-          <w:bCs/>
-        </w:rPr>
-        <w:t>Overview Description</w:t>
-      </w:r>
-      <w:r>
-        <w:t>:</w:t>
-      </w:r>
-    </w:p>
-    <w:p>
-      <w:pPr>
-        <w:spacing w:after="0" w:line="276" w:lineRule="auto"/>
-      </w:pPr>
-      <w:r>
-        <w:t>The fund transfer feature allows the admin to initiate transaction between clients</w:t>
-      </w:r>
-      <w:r>
-        <w:t>.</w:t>
-      </w:r>
-    </w:p>
-    <w:p>
-      <w:pPr>
-        <w:spacing w:line="276" w:lineRule="auto"/>
-        <w:rPr>
-          <w:b/>
-          <w:bCs/>
-          <w:i/>
-          <w:iCs/>
-        </w:rPr>
-      </w:pPr>
-      <w:r>
-        <w:rPr>
-          <w:b/>
-          <w:bCs/>
-          <w:i/>
-          <w:iCs/>
-        </w:rPr>
-        <w:t>Functional behavior:</w:t>
-      </w:r>
-    </w:p>
-    <w:p>
-      <w:pPr>
-        <w:pStyle w:val="ListParagraph"/>
-        <w:numPr>
-          <w:ilvl w:val="0"/>
-          <w:numId w:val="21"/>
-        </w:numPr>
-        <w:spacing w:after="100" w:afterAutospacing="1" w:line="240" w:lineRule="auto"/>
-        <w:contextualSpacing w:val="0"/>
-        <w:rPr>
-          <w:rFonts w:eastAsia="Times New Roman"/>
-        </w:rPr>
-      </w:pPr>
-      <w:r>
-        <w:rPr>
-          <w:rFonts w:eastAsia="Times New Roman"/>
-        </w:rPr>
-        <w:t>All fields within the transaction feature (To, From, and Amount) must be filled before the system allows processing.</w:t>
-      </w:r>
-    </w:p>
-    <w:p>
-      <w:pPr>
-        <w:pStyle w:val="ListParagraph"/>
-        <w:numPr>
-          <w:ilvl w:val="0"/>
-          <w:numId w:val="21"/>
-        </w:numPr>
-        <w:spacing w:after="100" w:afterAutospacing="1" w:line="240" w:lineRule="auto"/>
-        <w:contextualSpacing w:val="0"/>
-        <w:rPr>
-          <w:rFonts w:eastAsia="Times New Roman"/>
-        </w:rPr>
-      </w:pPr>
-      <w:r>
-        <w:rPr>
-          <w:rFonts w:eastAsia="Times New Roman"/>
-        </w:rPr>
-        <w:t xml:space="preserve">The </w:t>
-      </w:r>
-      <w:r>
-        <w:rPr>
-          <w:rFonts w:eastAsia="Times New Roman"/>
-          <w:b/>
-          <w:bCs/>
-        </w:rPr>
-        <w:t>To</w:t>
-      </w:r>
-      <w:r>
-        <w:rPr>
-          <w:rFonts w:eastAsia="Times New Roman"/>
-        </w:rPr>
-        <w:t xml:space="preserve">, </w:t>
-      </w:r>
-      <w:r>
-        <w:rPr>
-          <w:rFonts w:eastAsia="Times New Roman"/>
-          <w:b/>
-          <w:bCs/>
-        </w:rPr>
-        <w:t>From</w:t>
-      </w:r>
-      <w:r>
-        <w:rPr>
-          <w:rFonts w:eastAsia="Times New Roman"/>
-        </w:rPr>
-        <w:t xml:space="preserve">, and </w:t>
-      </w:r>
-      <w:r>
-        <w:rPr>
-          <w:rFonts w:eastAsia="Times New Roman"/>
-          <w:b/>
-          <w:bCs/>
-        </w:rPr>
-        <w:t>Amount</w:t>
-      </w:r>
-      <w:r>
-        <w:rPr>
-          <w:rFonts w:eastAsia="Times New Roman"/>
-        </w:rPr>
-        <w:t xml:space="preserve"> fields are strictly restricted to accepting numbers only.</w:t>
-      </w:r>
-    </w:p>
-    <w:p>
-      <w:pPr>
-        <w:pStyle w:val="ListParagraph"/>
-        <w:numPr>
-          <w:ilvl w:val="0"/>
-          <w:numId w:val="21"/>
-        </w:numPr>
-        <w:spacing w:after="100" w:afterAutospacing="1" w:line="240" w:lineRule="auto"/>
-        <w:contextualSpacing w:val="0"/>
-        <w:rPr>
-          <w:rFonts w:eastAsia="Times New Roman"/>
-        </w:rPr>
-      </w:pPr>
-      <w:r>
-        <w:rPr>
-          <w:rFonts w:eastAsia="Times New Roman"/>
-        </w:rPr>
-        <w:lastRenderedPageBreak/>
-        <w:t>Administrators must use the system-generated 5-digit account numbers to identify the source and destination.</w:t>
-      </w:r>
-    </w:p>
-    <w:p>
-      <w:pPr>
-        <w:pStyle w:val="ListParagraph"/>
-        <w:numPr>
-          <w:ilvl w:val="0"/>
-          <w:numId w:val="21"/>
-        </w:numPr>
-        <w:spacing w:after="100" w:afterAutospacing="1" w:line="240" w:lineRule="auto"/>
-        <w:contextualSpacing w:val="0"/>
-        <w:rPr>
-          <w:rFonts w:eastAsia="Times New Roman"/>
-        </w:rPr>
-      </w:pPr>
-      <w:r>
-        <w:rPr>
-          <w:rFonts w:eastAsia="Times New Roman"/>
-        </w:rPr>
-        <w:t>If any field is left empty or if incorrect data (such as non-numerical characters) is entered, the system displays the error message: “please enter valid data”.</w:t>
-      </w:r>
-    </w:p>
-    <w:p>
-      <w:pPr>
-        <w:pStyle w:val="ListParagraph"/>
-        <w:numPr>
-          <w:ilvl w:val="0"/>
-          <w:numId w:val="21"/>
-        </w:numPr>
-        <w:spacing w:after="100" w:afterAutospacing="1" w:line="240" w:lineRule="auto"/>
-        <w:contextualSpacing w:val="0"/>
-        <w:rPr>
-          <w:rFonts w:eastAsia="Times New Roman"/>
-        </w:rPr>
-      </w:pPr>
-      <w:r>
-        <w:rPr>
-          <w:rFonts w:eastAsia="Times New Roman"/>
-        </w:rPr>
-        <w:t>Upon entering correct data and clicking Submit, the system displays a success pop-up: “transaction done successfully”.</w:t>
-      </w:r>
-    </w:p>
-    <w:p>
-      <w:pPr>
-        <w:pStyle w:val="ListParagraph"/>
-        <w:numPr>
-          <w:ilvl w:val="0"/>
-          <w:numId w:val="21"/>
-        </w:numPr>
-        <w:spacing w:after="100" w:afterAutospacing="1" w:line="240" w:lineRule="auto"/>
-        <w:contextualSpacing w:val="0"/>
-        <w:rPr>
-          <w:rFonts w:eastAsia="Times New Roman"/>
-        </w:rPr>
-      </w:pPr>
-      <w:r>
-        <w:rPr>
-          <w:rFonts w:eastAsia="Times New Roman"/>
-        </w:rPr>
-        <w:t>Successful transactions immediately update the balances of both the source and destination accounts.</w:t>
-      </w:r>
-    </w:p>
-    <w:p>
-      <w:r>
-        <w:rPr>
-          <w:b/>
-          <w:bCs/>
-        </w:rPr>
-        <w:t>Sources</w:t>
-      </w:r>
-      <w:r>
-        <w:t>: SIQ_</w:t>
-      </w:r>
-      <w:proofErr w:type="gramStart"/>
-      <w:r>
-        <w:t>44 :</w:t>
-      </w:r>
-      <w:proofErr w:type="gramEnd"/>
-      <w:r>
-        <w:t xml:space="preserve"> SIQ_48</w:t>
-      </w:r>
-    </w:p>
+        <w:t xml:space="preserve"> SIQ_57</w:t>
+      </w:r>
+    </w:p>
+    <w:p/>
     <w:sectPr>
       <w:pgSz w:w="12240" w:h="15840"/>
       <w:pgMar w:top="1440" w:right="1440" w:bottom="1440" w:left="1440" w:header="720" w:footer="720" w:gutter="0"/>
@@ -2753,7 +3808,7 @@
 </file>
 
 <file path=word/numbering.xml><?xml version="1.0" encoding="utf-8"?>
-<w:numbering xmlns:wpc="http://schemas.microsoft.com/office/word/2010/wordprocessingCanvas" xmlns:cx="http://schemas.microsoft.com/office/drawing/2014/chartex" xmlns:cx1="http://schemas.microsoft.com/office/drawing/2015/9/8/chartex" xmlns:cx2="http://schemas.microsoft.com/office/drawing/2015/10/21/chartex" xmlns:cx3="http://schemas.microsoft.com/office/drawing/2016/5/9/chartex" xmlns:cx4="http://schemas.microsoft.com/office/drawing/2016/5/10/chartex" xmlns:cx5="http://schemas.microsoft.com/office/drawing/2016/5/11/chartex" xmlns:cx6="http://schemas.microsoft.com/office/drawing/2016/5/12/chartex" xmlns:cx7="http://schemas.microsoft.com/office/drawing/2016/5/13/chartex" xmlns:cx8="http://schemas.microsoft.com/office/drawing/2016/5/14/chartex" xmlns:mc="http://schemas.openxmlformats.org/markup-compatibility/2006" xmlns:aink="http://schemas.microsoft.com/office/drawing/2016/ink" xmlns:am3d="http://schemas.microsoft.com/office/drawing/2017/model3d" xmlns:o="urn:schemas-microsoft-com:office:office" xmlns:oel="http://schemas.microsoft.com/office/2019/extlst" xmlns:r="http://schemas.openxmlformats.org/officeDocument/2006/relationships" xmlns:m="http://schemas.openxmlformats.org/officeDocument/2006/math" xmlns:v="urn:schemas-microsoft-com:vml" xmlns:wp14="http://schemas.microsoft.com/office/word/2010/wordprocessingDrawing" xmlns:wp="http://schemas.openxmlformats.org/drawingml/2006/wordprocessingDrawing" xmlns:w10="urn:schemas-microsoft-com:office:word" xmlns:w="http://schemas.openxmlformats.org/wordprocessingml/2006/main" xmlns:w14="http://schemas.microsoft.com/office/word/2010/wordml" xmlns:w15="http://schemas.microsoft.com/office/word/2012/wordml" xmlns:w16cex="http://schemas.microsoft.com/office/word/2018/wordml/cex" xmlns:w16cid="http://schemas.microsoft.com/office/word/2016/wordml/cid" xmlns:w16="http://schemas.microsoft.com/office/word/2018/wordml" xmlns:w16du="http://schemas.microsoft.com/office/word/2023/wordml/word16du" xmlns:w16sdtdh="http://schemas.microsoft.com/office/word/2020/wordml/sdtdatahash" xmlns:w16sdtfl="http://schemas.microsoft.com/office/word/2024/wordml/sdtformatlock" xmlns:w16se="http://schemas.microsoft.com/office/word/2015/wordml/symex" xmlns:wpg="http://schemas.microsoft.com/office/word/2010/wordprocessingGroup" xmlns:wpi="http://schemas.microsoft.com/office/word/2010/wordprocessingInk" xmlns:wne="http://schemas.microsoft.com/office/word/2006/wordml" xmlns:wps="http://schemas.microsoft.com/office/word/2010/wordprocessingShape" mc:Ignorable="w14 w15 w16se w16cid w16 w16cex w16sdtdh w16sdtfl w16du wp14">
+<w:numbering xmlns:wpc="http://schemas.microsoft.com/office/word/2010/wordprocessingCanvas" xmlns:cx="http://schemas.microsoft.com/office/drawing/2014/chartex" xmlns:cx1="http://schemas.microsoft.com/office/drawing/2015/9/8/chartex" xmlns:cx2="http://schemas.microsoft.com/office/drawing/2015/10/21/chartex" xmlns:cx3="http://schemas.microsoft.com/office/drawing/2016/5/9/chartex" xmlns:cx4="http://schemas.microsoft.com/office/drawing/2016/5/10/chartex" xmlns:cx5="http://schemas.microsoft.com/office/drawing/2016/5/11/chartex" xmlns:cx6="http://schemas.microsoft.com/office/drawing/2016/5/12/chartex" xmlns:cx7="http://schemas.microsoft.com/office/drawing/2016/5/13/chartex" xmlns:cx8="http://schemas.microsoft.com/office/drawing/2016/5/14/chartex" xmlns:mc="http://schemas.openxmlformats.org/markup-compatibility/2006" xmlns:aink="http://schemas.microsoft.com/office/drawing/2016/ink" xmlns:am3d="http://schemas.microsoft.com/office/drawing/2017/model3d" xmlns:o="urn:schemas-microsoft-com:office:office" xmlns:oel="http://schemas.microsoft.com/office/2019/extlst" xmlns:r="http://schemas.openxmlformats.org/officeDocument/2006/relationships" xmlns:m="http://schemas.openxmlformats.org/officeDocument/2006/math" xmlns:v="urn:schemas-microsoft-com:vml" xmlns:wp14="http://schemas.microsoft.com/office/word/2010/wordprocessingDrawing" xmlns:wp="http://schemas.openxmlformats.org/drawingml/2006/wordprocessingDrawing" xmlns:w10="urn:schemas-microsoft-com:office:word" xmlns:w="http://schemas.openxmlformats.org/wordprocessingml/2006/main" xmlns:w14="http://schemas.microsoft.com/office/word/2010/wordml" xmlns:w15="http://schemas.microsoft.com/office/word/2012/wordml" xmlns:w16cex="http://schemas.microsoft.com/office/word/2018/wordml/cex" xmlns:w16cid="http://schemas.microsoft.com/office/word/2016/wordml/cid" xmlns:w16="http://schemas.microsoft.com/office/word/2018/wordml" xmlns:w16sdtdh="http://schemas.microsoft.com/office/word/2020/wordml/sdtdatahash" xmlns:w16se="http://schemas.microsoft.com/office/word/2015/wordml/symex" xmlns:wpg="http://schemas.microsoft.com/office/word/2010/wordprocessingGroup" xmlns:wpi="http://schemas.microsoft.com/office/word/2010/wordprocessingInk" xmlns:wne="http://schemas.microsoft.com/office/word/2006/wordml" xmlns:wps="http://schemas.microsoft.com/office/word/2010/wordprocessingShape" mc:Ignorable="w14 w15 w16se w16cid w16 w16cex w16sdtdh wp14">
   <w:abstractNum w:abstractNumId="0" w15:restartNumberingAfterBreak="0">
     <w:nsid w:val="01566A05"/>
     <w:multiLevelType w:val="multilevel"/>
@@ -3279,6 +4334,119 @@
     </w:lvl>
   </w:abstractNum>
   <w:abstractNum w:abstractNumId="4" w15:restartNumberingAfterBreak="0">
+    <w:nsid w:val="13600D1B"/>
+    <w:multiLevelType w:val="hybridMultilevel"/>
+    <w:tmpl w:val="F3CC770A"/>
+    <w:lvl w:ilvl="0" w:tplc="04090001">
+      <w:start w:val="1"/>
+      <w:numFmt w:val="bullet"/>
+      <w:lvlText w:val=""/>
+      <w:lvlJc w:val="left"/>
+      <w:pPr>
+        <w:ind w:left="720" w:hanging="360"/>
+      </w:pPr>
+      <w:rPr>
+        <w:rFonts w:ascii="Symbol" w:hAnsi="Symbol" w:hint="default"/>
+      </w:rPr>
+    </w:lvl>
+    <w:lvl w:ilvl="1" w:tplc="04090003" w:tentative="1">
+      <w:start w:val="1"/>
+      <w:numFmt w:val="bullet"/>
+      <w:lvlText w:val="o"/>
+      <w:lvlJc w:val="left"/>
+      <w:pPr>
+        <w:ind w:left="1440" w:hanging="360"/>
+      </w:pPr>
+      <w:rPr>
+        <w:rFonts w:ascii="Courier New" w:hAnsi="Courier New" w:cs="Courier New" w:hint="default"/>
+      </w:rPr>
+    </w:lvl>
+    <w:lvl w:ilvl="2" w:tplc="04090005" w:tentative="1">
+      <w:start w:val="1"/>
+      <w:numFmt w:val="bullet"/>
+      <w:lvlText w:val=""/>
+      <w:lvlJc w:val="left"/>
+      <w:pPr>
+        <w:ind w:left="2160" w:hanging="360"/>
+      </w:pPr>
+      <w:rPr>
+        <w:rFonts w:ascii="Wingdings" w:hAnsi="Wingdings" w:hint="default"/>
+      </w:rPr>
+    </w:lvl>
+    <w:lvl w:ilvl="3" w:tplc="04090001" w:tentative="1">
+      <w:start w:val="1"/>
+      <w:numFmt w:val="bullet"/>
+      <w:lvlText w:val=""/>
+      <w:lvlJc w:val="left"/>
+      <w:pPr>
+        <w:ind w:left="2880" w:hanging="360"/>
+      </w:pPr>
+      <w:rPr>
+        <w:rFonts w:ascii="Symbol" w:hAnsi="Symbol" w:hint="default"/>
+      </w:rPr>
+    </w:lvl>
+    <w:lvl w:ilvl="4" w:tplc="04090003" w:tentative="1">
+      <w:start w:val="1"/>
+      <w:numFmt w:val="bullet"/>
+      <w:lvlText w:val="o"/>
+      <w:lvlJc w:val="left"/>
+      <w:pPr>
+        <w:ind w:left="3600" w:hanging="360"/>
+      </w:pPr>
+      <w:rPr>
+        <w:rFonts w:ascii="Courier New" w:hAnsi="Courier New" w:cs="Courier New" w:hint="default"/>
+      </w:rPr>
+    </w:lvl>
+    <w:lvl w:ilvl="5" w:tplc="04090005" w:tentative="1">
+      <w:start w:val="1"/>
+      <w:numFmt w:val="bullet"/>
+      <w:lvlText w:val=""/>
+      <w:lvlJc w:val="left"/>
+      <w:pPr>
+        <w:ind w:left="4320" w:hanging="360"/>
+      </w:pPr>
+      <w:rPr>
+        <w:rFonts w:ascii="Wingdings" w:hAnsi="Wingdings" w:hint="default"/>
+      </w:rPr>
+    </w:lvl>
+    <w:lvl w:ilvl="6" w:tplc="04090001" w:tentative="1">
+      <w:start w:val="1"/>
+      <w:numFmt w:val="bullet"/>
+      <w:lvlText w:val=""/>
+      <w:lvlJc w:val="left"/>
+      <w:pPr>
+        <w:ind w:left="5040" w:hanging="360"/>
+      </w:pPr>
+      <w:rPr>
+        <w:rFonts w:ascii="Symbol" w:hAnsi="Symbol" w:hint="default"/>
+      </w:rPr>
+    </w:lvl>
+    <w:lvl w:ilvl="7" w:tplc="04090003" w:tentative="1">
+      <w:start w:val="1"/>
+      <w:numFmt w:val="bullet"/>
+      <w:lvlText w:val="o"/>
+      <w:lvlJc w:val="left"/>
+      <w:pPr>
+        <w:ind w:left="5760" w:hanging="360"/>
+      </w:pPr>
+      <w:rPr>
+        <w:rFonts w:ascii="Courier New" w:hAnsi="Courier New" w:cs="Courier New" w:hint="default"/>
+      </w:rPr>
+    </w:lvl>
+    <w:lvl w:ilvl="8" w:tplc="04090005" w:tentative="1">
+      <w:start w:val="1"/>
+      <w:numFmt w:val="bullet"/>
+      <w:lvlText w:val=""/>
+      <w:lvlJc w:val="left"/>
+      <w:pPr>
+        <w:ind w:left="6480" w:hanging="360"/>
+      </w:pPr>
+      <w:rPr>
+        <w:rFonts w:ascii="Wingdings" w:hAnsi="Wingdings" w:hint="default"/>
+      </w:rPr>
+    </w:lvl>
+  </w:abstractNum>
+  <w:abstractNum w:abstractNumId="5" w15:restartNumberingAfterBreak="0">
     <w:nsid w:val="1375111B"/>
     <w:multiLevelType w:val="multilevel"/>
     <w:tmpl w:val="D60E861C"/>
@@ -3427,7 +4595,7 @@
       </w:rPr>
     </w:lvl>
   </w:abstractNum>
-  <w:abstractNum w:abstractNumId="5" w15:restartNumberingAfterBreak="0">
+  <w:abstractNum w:abstractNumId="6" w15:restartNumberingAfterBreak="0">
     <w:nsid w:val="157A2ACE"/>
     <w:multiLevelType w:val="multilevel"/>
     <w:tmpl w:val="CBC6F010"/>
@@ -3576,7 +4744,7 @@
       </w:rPr>
     </w:lvl>
   </w:abstractNum>
-  <w:abstractNum w:abstractNumId="6" w15:restartNumberingAfterBreak="0">
+  <w:abstractNum w:abstractNumId="7" w15:restartNumberingAfterBreak="0">
     <w:nsid w:val="1C3B4A13"/>
     <w:multiLevelType w:val="multilevel"/>
     <w:tmpl w:val="EF0C630E"/>
@@ -3725,7 +4893,120 @@
       </w:rPr>
     </w:lvl>
   </w:abstractNum>
-  <w:abstractNum w:abstractNumId="7" w15:restartNumberingAfterBreak="0">
+  <w:abstractNum w:abstractNumId="8" w15:restartNumberingAfterBreak="0">
+    <w:nsid w:val="1C3D0E87"/>
+    <w:multiLevelType w:val="hybridMultilevel"/>
+    <w:tmpl w:val="1B54C244"/>
+    <w:lvl w:ilvl="0" w:tplc="04090001">
+      <w:start w:val="1"/>
+      <w:numFmt w:val="bullet"/>
+      <w:lvlText w:val=""/>
+      <w:lvlJc w:val="left"/>
+      <w:pPr>
+        <w:ind w:left="720" w:hanging="360"/>
+      </w:pPr>
+      <w:rPr>
+        <w:rFonts w:ascii="Symbol" w:hAnsi="Symbol" w:hint="default"/>
+      </w:rPr>
+    </w:lvl>
+    <w:lvl w:ilvl="1" w:tplc="04090003" w:tentative="1">
+      <w:start w:val="1"/>
+      <w:numFmt w:val="bullet"/>
+      <w:lvlText w:val="o"/>
+      <w:lvlJc w:val="left"/>
+      <w:pPr>
+        <w:ind w:left="1440" w:hanging="360"/>
+      </w:pPr>
+      <w:rPr>
+        <w:rFonts w:ascii="Courier New" w:hAnsi="Courier New" w:cs="Courier New" w:hint="default"/>
+      </w:rPr>
+    </w:lvl>
+    <w:lvl w:ilvl="2" w:tplc="04090005" w:tentative="1">
+      <w:start w:val="1"/>
+      <w:numFmt w:val="bullet"/>
+      <w:lvlText w:val=""/>
+      <w:lvlJc w:val="left"/>
+      <w:pPr>
+        <w:ind w:left="2160" w:hanging="360"/>
+      </w:pPr>
+      <w:rPr>
+        <w:rFonts w:ascii="Wingdings" w:hAnsi="Wingdings" w:hint="default"/>
+      </w:rPr>
+    </w:lvl>
+    <w:lvl w:ilvl="3" w:tplc="04090001" w:tentative="1">
+      <w:start w:val="1"/>
+      <w:numFmt w:val="bullet"/>
+      <w:lvlText w:val=""/>
+      <w:lvlJc w:val="left"/>
+      <w:pPr>
+        <w:ind w:left="2880" w:hanging="360"/>
+      </w:pPr>
+      <w:rPr>
+        <w:rFonts w:ascii="Symbol" w:hAnsi="Symbol" w:hint="default"/>
+      </w:rPr>
+    </w:lvl>
+    <w:lvl w:ilvl="4" w:tplc="04090003" w:tentative="1">
+      <w:start w:val="1"/>
+      <w:numFmt w:val="bullet"/>
+      <w:lvlText w:val="o"/>
+      <w:lvlJc w:val="left"/>
+      <w:pPr>
+        <w:ind w:left="3600" w:hanging="360"/>
+      </w:pPr>
+      <w:rPr>
+        <w:rFonts w:ascii="Courier New" w:hAnsi="Courier New" w:cs="Courier New" w:hint="default"/>
+      </w:rPr>
+    </w:lvl>
+    <w:lvl w:ilvl="5" w:tplc="04090005" w:tentative="1">
+      <w:start w:val="1"/>
+      <w:numFmt w:val="bullet"/>
+      <w:lvlText w:val=""/>
+      <w:lvlJc w:val="left"/>
+      <w:pPr>
+        <w:ind w:left="4320" w:hanging="360"/>
+      </w:pPr>
+      <w:rPr>
+        <w:rFonts w:ascii="Wingdings" w:hAnsi="Wingdings" w:hint="default"/>
+      </w:rPr>
+    </w:lvl>
+    <w:lvl w:ilvl="6" w:tplc="04090001" w:tentative="1">
+      <w:start w:val="1"/>
+      <w:numFmt w:val="bullet"/>
+      <w:lvlText w:val=""/>
+      <w:lvlJc w:val="left"/>
+      <w:pPr>
+        <w:ind w:left="5040" w:hanging="360"/>
+      </w:pPr>
+      <w:rPr>
+        <w:rFonts w:ascii="Symbol" w:hAnsi="Symbol" w:hint="default"/>
+      </w:rPr>
+    </w:lvl>
+    <w:lvl w:ilvl="7" w:tplc="04090003" w:tentative="1">
+      <w:start w:val="1"/>
+      <w:numFmt w:val="bullet"/>
+      <w:lvlText w:val="o"/>
+      <w:lvlJc w:val="left"/>
+      <w:pPr>
+        <w:ind w:left="5760" w:hanging="360"/>
+      </w:pPr>
+      <w:rPr>
+        <w:rFonts w:ascii="Courier New" w:hAnsi="Courier New" w:cs="Courier New" w:hint="default"/>
+      </w:rPr>
+    </w:lvl>
+    <w:lvl w:ilvl="8" w:tplc="04090005" w:tentative="1">
+      <w:start w:val="1"/>
+      <w:numFmt w:val="bullet"/>
+      <w:lvlText w:val=""/>
+      <w:lvlJc w:val="left"/>
+      <w:pPr>
+        <w:ind w:left="6480" w:hanging="360"/>
+      </w:pPr>
+      <w:rPr>
+        <w:rFonts w:ascii="Wingdings" w:hAnsi="Wingdings" w:hint="default"/>
+      </w:rPr>
+    </w:lvl>
+  </w:abstractNum>
+  <w:abstractNum w:abstractNumId="9" w15:restartNumberingAfterBreak="0">
     <w:nsid w:val="229308F1"/>
     <w:multiLevelType w:val="multilevel"/>
     <w:tmpl w:val="716C9A4E"/>
@@ -3874,7 +5155,156 @@
       </w:rPr>
     </w:lvl>
   </w:abstractNum>
-  <w:abstractNum w:abstractNumId="8" w15:restartNumberingAfterBreak="0">
+  <w:abstractNum w:abstractNumId="10" w15:restartNumberingAfterBreak="0">
+    <w:nsid w:val="231A5EA6"/>
+    <w:multiLevelType w:val="multilevel"/>
+    <w:tmpl w:val="9E34A2B8"/>
+    <w:lvl w:ilvl="0">
+      <w:start w:val="1"/>
+      <w:numFmt w:val="bullet"/>
+      <w:lvlText w:val=""/>
+      <w:lvlJc w:val="left"/>
+      <w:pPr>
+        <w:tabs>
+          <w:tab w:val="num" w:pos="720"/>
+        </w:tabs>
+        <w:ind w:left="720" w:hanging="360"/>
+      </w:pPr>
+      <w:rPr>
+        <w:rFonts w:ascii="Symbol" w:hAnsi="Symbol" w:hint="default"/>
+        <w:sz w:val="20"/>
+      </w:rPr>
+    </w:lvl>
+    <w:lvl w:ilvl="1">
+      <w:start w:val="1"/>
+      <w:numFmt w:val="bullet"/>
+      <w:lvlText w:val="o"/>
+      <w:lvlJc w:val="left"/>
+      <w:pPr>
+        <w:tabs>
+          <w:tab w:val="num" w:pos="1440"/>
+        </w:tabs>
+        <w:ind w:left="1440" w:hanging="360"/>
+      </w:pPr>
+      <w:rPr>
+        <w:rFonts w:ascii="Courier New" w:hAnsi="Courier New" w:hint="default"/>
+        <w:sz w:val="20"/>
+      </w:rPr>
+    </w:lvl>
+    <w:lvl w:ilvl="2" w:tentative="1">
+      <w:start w:val="1"/>
+      <w:numFmt w:val="bullet"/>
+      <w:lvlText w:val=""/>
+      <w:lvlJc w:val="left"/>
+      <w:pPr>
+        <w:tabs>
+          <w:tab w:val="num" w:pos="2160"/>
+        </w:tabs>
+        <w:ind w:left="2160" w:hanging="360"/>
+      </w:pPr>
+      <w:rPr>
+        <w:rFonts w:ascii="Wingdings" w:hAnsi="Wingdings" w:hint="default"/>
+        <w:sz w:val="20"/>
+      </w:rPr>
+    </w:lvl>
+    <w:lvl w:ilvl="3" w:tentative="1">
+      <w:start w:val="1"/>
+      <w:numFmt w:val="bullet"/>
+      <w:lvlText w:val=""/>
+      <w:lvlJc w:val="left"/>
+      <w:pPr>
+        <w:tabs>
+          <w:tab w:val="num" w:pos="2880"/>
+        </w:tabs>
+        <w:ind w:left="2880" w:hanging="360"/>
+      </w:pPr>
+      <w:rPr>
+        <w:rFonts w:ascii="Wingdings" w:hAnsi="Wingdings" w:hint="default"/>
+        <w:sz w:val="20"/>
+      </w:rPr>
+    </w:lvl>
+    <w:lvl w:ilvl="4" w:tentative="1">
+      <w:start w:val="1"/>
+      <w:numFmt w:val="bullet"/>
+      <w:lvlText w:val=""/>
+      <w:lvlJc w:val="left"/>
+      <w:pPr>
+        <w:tabs>
+          <w:tab w:val="num" w:pos="3600"/>
+        </w:tabs>
+        <w:ind w:left="3600" w:hanging="360"/>
+      </w:pPr>
+      <w:rPr>
+        <w:rFonts w:ascii="Wingdings" w:hAnsi="Wingdings" w:hint="default"/>
+        <w:sz w:val="20"/>
+      </w:rPr>
+    </w:lvl>
+    <w:lvl w:ilvl="5" w:tentative="1">
+      <w:start w:val="1"/>
+      <w:numFmt w:val="bullet"/>
+      <w:lvlText w:val=""/>
+      <w:lvlJc w:val="left"/>
+      <w:pPr>
+        <w:tabs>
+          <w:tab w:val="num" w:pos="4320"/>
+        </w:tabs>
+        <w:ind w:left="4320" w:hanging="360"/>
+      </w:pPr>
+      <w:rPr>
+        <w:rFonts w:ascii="Wingdings" w:hAnsi="Wingdings" w:hint="default"/>
+        <w:sz w:val="20"/>
+      </w:rPr>
+    </w:lvl>
+    <w:lvl w:ilvl="6" w:tentative="1">
+      <w:start w:val="1"/>
+      <w:numFmt w:val="bullet"/>
+      <w:lvlText w:val=""/>
+      <w:lvlJc w:val="left"/>
+      <w:pPr>
+        <w:tabs>
+          <w:tab w:val="num" w:pos="5040"/>
+        </w:tabs>
+        <w:ind w:left="5040" w:hanging="360"/>
+      </w:pPr>
+      <w:rPr>
+        <w:rFonts w:ascii="Wingdings" w:hAnsi="Wingdings" w:hint="default"/>
+        <w:sz w:val="20"/>
+      </w:rPr>
+    </w:lvl>
+    <w:lvl w:ilvl="7" w:tentative="1">
+      <w:start w:val="1"/>
+      <w:numFmt w:val="bullet"/>
+      <w:lvlText w:val=""/>
+      <w:lvlJc w:val="left"/>
+      <w:pPr>
+        <w:tabs>
+          <w:tab w:val="num" w:pos="5760"/>
+        </w:tabs>
+        <w:ind w:left="5760" w:hanging="360"/>
+      </w:pPr>
+      <w:rPr>
+        <w:rFonts w:ascii="Wingdings" w:hAnsi="Wingdings" w:hint="default"/>
+        <w:sz w:val="20"/>
+      </w:rPr>
+    </w:lvl>
+    <w:lvl w:ilvl="8" w:tentative="1">
+      <w:start w:val="1"/>
+      <w:numFmt w:val="bullet"/>
+      <w:lvlText w:val=""/>
+      <w:lvlJc w:val="left"/>
+      <w:pPr>
+        <w:tabs>
+          <w:tab w:val="num" w:pos="6480"/>
+        </w:tabs>
+        <w:ind w:left="6480" w:hanging="360"/>
+      </w:pPr>
+      <w:rPr>
+        <w:rFonts w:ascii="Wingdings" w:hAnsi="Wingdings" w:hint="default"/>
+        <w:sz w:val="20"/>
+      </w:rPr>
+    </w:lvl>
+  </w:abstractNum>
+  <w:abstractNum w:abstractNumId="11" w15:restartNumberingAfterBreak="0">
     <w:nsid w:val="25B36FD6"/>
     <w:multiLevelType w:val="multilevel"/>
     <w:tmpl w:val="5D805C08"/>
@@ -3991,7 +5421,269 @@
       </w:pPr>
     </w:lvl>
   </w:abstractNum>
-  <w:abstractNum w:abstractNumId="9" w15:restartNumberingAfterBreak="0">
+  <w:abstractNum w:abstractNumId="12" w15:restartNumberingAfterBreak="0">
+    <w:nsid w:val="26647E75"/>
+    <w:multiLevelType w:val="hybridMultilevel"/>
+    <w:tmpl w:val="330CDB22"/>
+    <w:lvl w:ilvl="0" w:tplc="04090001">
+      <w:start w:val="1"/>
+      <w:numFmt w:val="bullet"/>
+      <w:lvlText w:val=""/>
+      <w:lvlJc w:val="left"/>
+      <w:pPr>
+        <w:ind w:left="720" w:hanging="360"/>
+      </w:pPr>
+      <w:rPr>
+        <w:rFonts w:ascii="Symbol" w:hAnsi="Symbol" w:hint="default"/>
+      </w:rPr>
+    </w:lvl>
+    <w:lvl w:ilvl="1" w:tplc="04090003">
+      <w:start w:val="1"/>
+      <w:numFmt w:val="bullet"/>
+      <w:lvlText w:val="o"/>
+      <w:lvlJc w:val="left"/>
+      <w:pPr>
+        <w:ind w:left="1440" w:hanging="360"/>
+      </w:pPr>
+      <w:rPr>
+        <w:rFonts w:ascii="Courier New" w:hAnsi="Courier New" w:cs="Courier New" w:hint="default"/>
+      </w:rPr>
+    </w:lvl>
+    <w:lvl w:ilvl="2" w:tplc="04090005" w:tentative="1">
+      <w:start w:val="1"/>
+      <w:numFmt w:val="bullet"/>
+      <w:lvlText w:val=""/>
+      <w:lvlJc w:val="left"/>
+      <w:pPr>
+        <w:ind w:left="2160" w:hanging="360"/>
+      </w:pPr>
+      <w:rPr>
+        <w:rFonts w:ascii="Wingdings" w:hAnsi="Wingdings" w:hint="default"/>
+      </w:rPr>
+    </w:lvl>
+    <w:lvl w:ilvl="3" w:tplc="04090001" w:tentative="1">
+      <w:start w:val="1"/>
+      <w:numFmt w:val="bullet"/>
+      <w:lvlText w:val=""/>
+      <w:lvlJc w:val="left"/>
+      <w:pPr>
+        <w:ind w:left="2880" w:hanging="360"/>
+      </w:pPr>
+      <w:rPr>
+        <w:rFonts w:ascii="Symbol" w:hAnsi="Symbol" w:hint="default"/>
+      </w:rPr>
+    </w:lvl>
+    <w:lvl w:ilvl="4" w:tplc="04090003" w:tentative="1">
+      <w:start w:val="1"/>
+      <w:numFmt w:val="bullet"/>
+      <w:lvlText w:val="o"/>
+      <w:lvlJc w:val="left"/>
+      <w:pPr>
+        <w:ind w:left="3600" w:hanging="360"/>
+      </w:pPr>
+      <w:rPr>
+        <w:rFonts w:ascii="Courier New" w:hAnsi="Courier New" w:cs="Courier New" w:hint="default"/>
+      </w:rPr>
+    </w:lvl>
+    <w:lvl w:ilvl="5" w:tplc="04090005" w:tentative="1">
+      <w:start w:val="1"/>
+      <w:numFmt w:val="bullet"/>
+      <w:lvlText w:val=""/>
+      <w:lvlJc w:val="left"/>
+      <w:pPr>
+        <w:ind w:left="4320" w:hanging="360"/>
+      </w:pPr>
+      <w:rPr>
+        <w:rFonts w:ascii="Wingdings" w:hAnsi="Wingdings" w:hint="default"/>
+      </w:rPr>
+    </w:lvl>
+    <w:lvl w:ilvl="6" w:tplc="04090001" w:tentative="1">
+      <w:start w:val="1"/>
+      <w:numFmt w:val="bullet"/>
+      <w:lvlText w:val=""/>
+      <w:lvlJc w:val="left"/>
+      <w:pPr>
+        <w:ind w:left="5040" w:hanging="360"/>
+      </w:pPr>
+      <w:rPr>
+        <w:rFonts w:ascii="Symbol" w:hAnsi="Symbol" w:hint="default"/>
+      </w:rPr>
+    </w:lvl>
+    <w:lvl w:ilvl="7" w:tplc="04090003" w:tentative="1">
+      <w:start w:val="1"/>
+      <w:numFmt w:val="bullet"/>
+      <w:lvlText w:val="o"/>
+      <w:lvlJc w:val="left"/>
+      <w:pPr>
+        <w:ind w:left="5760" w:hanging="360"/>
+      </w:pPr>
+      <w:rPr>
+        <w:rFonts w:ascii="Courier New" w:hAnsi="Courier New" w:cs="Courier New" w:hint="default"/>
+      </w:rPr>
+    </w:lvl>
+    <w:lvl w:ilvl="8" w:tplc="04090005" w:tentative="1">
+      <w:start w:val="1"/>
+      <w:numFmt w:val="bullet"/>
+      <w:lvlText w:val=""/>
+      <w:lvlJc w:val="left"/>
+      <w:pPr>
+        <w:ind w:left="6480" w:hanging="360"/>
+      </w:pPr>
+      <w:rPr>
+        <w:rFonts w:ascii="Wingdings" w:hAnsi="Wingdings" w:hint="default"/>
+      </w:rPr>
+    </w:lvl>
+  </w:abstractNum>
+  <w:abstractNum w:abstractNumId="13" w15:restartNumberingAfterBreak="0">
+    <w:nsid w:val="271D3935"/>
+    <w:multiLevelType w:val="multilevel"/>
+    <w:tmpl w:val="AEB03C48"/>
+    <w:lvl w:ilvl="0">
+      <w:start w:val="1"/>
+      <w:numFmt w:val="bullet"/>
+      <w:lvlText w:val=""/>
+      <w:lvlJc w:val="left"/>
+      <w:pPr>
+        <w:tabs>
+          <w:tab w:val="num" w:pos="720"/>
+        </w:tabs>
+        <w:ind w:left="720" w:hanging="360"/>
+      </w:pPr>
+      <w:rPr>
+        <w:rFonts w:ascii="Symbol" w:hAnsi="Symbol" w:hint="default"/>
+        <w:sz w:val="20"/>
+      </w:rPr>
+    </w:lvl>
+    <w:lvl w:ilvl="1" w:tentative="1">
+      <w:start w:val="1"/>
+      <w:numFmt w:val="bullet"/>
+      <w:lvlText w:val="o"/>
+      <w:lvlJc w:val="left"/>
+      <w:pPr>
+        <w:tabs>
+          <w:tab w:val="num" w:pos="1440"/>
+        </w:tabs>
+        <w:ind w:left="1440" w:hanging="360"/>
+      </w:pPr>
+      <w:rPr>
+        <w:rFonts w:ascii="Courier New" w:hAnsi="Courier New" w:hint="default"/>
+        <w:sz w:val="20"/>
+      </w:rPr>
+    </w:lvl>
+    <w:lvl w:ilvl="2" w:tentative="1">
+      <w:start w:val="1"/>
+      <w:numFmt w:val="bullet"/>
+      <w:lvlText w:val=""/>
+      <w:lvlJc w:val="left"/>
+      <w:pPr>
+        <w:tabs>
+          <w:tab w:val="num" w:pos="2160"/>
+        </w:tabs>
+        <w:ind w:left="2160" w:hanging="360"/>
+      </w:pPr>
+      <w:rPr>
+        <w:rFonts w:ascii="Wingdings" w:hAnsi="Wingdings" w:hint="default"/>
+        <w:sz w:val="20"/>
+      </w:rPr>
+    </w:lvl>
+    <w:lvl w:ilvl="3" w:tentative="1">
+      <w:start w:val="1"/>
+      <w:numFmt w:val="bullet"/>
+      <w:lvlText w:val=""/>
+      <w:lvlJc w:val="left"/>
+      <w:pPr>
+        <w:tabs>
+          <w:tab w:val="num" w:pos="2880"/>
+        </w:tabs>
+        <w:ind w:left="2880" w:hanging="360"/>
+      </w:pPr>
+      <w:rPr>
+        <w:rFonts w:ascii="Wingdings" w:hAnsi="Wingdings" w:hint="default"/>
+        <w:sz w:val="20"/>
+      </w:rPr>
+    </w:lvl>
+    <w:lvl w:ilvl="4" w:tentative="1">
+      <w:start w:val="1"/>
+      <w:numFmt w:val="bullet"/>
+      <w:lvlText w:val=""/>
+      <w:lvlJc w:val="left"/>
+      <w:pPr>
+        <w:tabs>
+          <w:tab w:val="num" w:pos="3600"/>
+        </w:tabs>
+        <w:ind w:left="3600" w:hanging="360"/>
+      </w:pPr>
+      <w:rPr>
+        <w:rFonts w:ascii="Wingdings" w:hAnsi="Wingdings" w:hint="default"/>
+        <w:sz w:val="20"/>
+      </w:rPr>
+    </w:lvl>
+    <w:lvl w:ilvl="5" w:tentative="1">
+      <w:start w:val="1"/>
+      <w:numFmt w:val="bullet"/>
+      <w:lvlText w:val=""/>
+      <w:lvlJc w:val="left"/>
+      <w:pPr>
+        <w:tabs>
+          <w:tab w:val="num" w:pos="4320"/>
+        </w:tabs>
+        <w:ind w:left="4320" w:hanging="360"/>
+      </w:pPr>
+      <w:rPr>
+        <w:rFonts w:ascii="Wingdings" w:hAnsi="Wingdings" w:hint="default"/>
+        <w:sz w:val="20"/>
+      </w:rPr>
+    </w:lvl>
+    <w:lvl w:ilvl="6" w:tentative="1">
+      <w:start w:val="1"/>
+      <w:numFmt w:val="bullet"/>
+      <w:lvlText w:val=""/>
+      <w:lvlJc w:val="left"/>
+      <w:pPr>
+        <w:tabs>
+          <w:tab w:val="num" w:pos="5040"/>
+        </w:tabs>
+        <w:ind w:left="5040" w:hanging="360"/>
+      </w:pPr>
+      <w:rPr>
+        <w:rFonts w:ascii="Wingdings" w:hAnsi="Wingdings" w:hint="default"/>
+        <w:sz w:val="20"/>
+      </w:rPr>
+    </w:lvl>
+    <w:lvl w:ilvl="7" w:tentative="1">
+      <w:start w:val="1"/>
+      <w:numFmt w:val="bullet"/>
+      <w:lvlText w:val=""/>
+      <w:lvlJc w:val="left"/>
+      <w:pPr>
+        <w:tabs>
+          <w:tab w:val="num" w:pos="5760"/>
+        </w:tabs>
+        <w:ind w:left="5760" w:hanging="360"/>
+      </w:pPr>
+      <w:rPr>
+        <w:rFonts w:ascii="Wingdings" w:hAnsi="Wingdings" w:hint="default"/>
+        <w:sz w:val="20"/>
+      </w:rPr>
+    </w:lvl>
+    <w:lvl w:ilvl="8" w:tentative="1">
+      <w:start w:val="1"/>
+      <w:numFmt w:val="bullet"/>
+      <w:lvlText w:val=""/>
+      <w:lvlJc w:val="left"/>
+      <w:pPr>
+        <w:tabs>
+          <w:tab w:val="num" w:pos="6480"/>
+        </w:tabs>
+        <w:ind w:left="6480" w:hanging="360"/>
+      </w:pPr>
+      <w:rPr>
+        <w:rFonts w:ascii="Wingdings" w:hAnsi="Wingdings" w:hint="default"/>
+        <w:sz w:val="20"/>
+      </w:rPr>
+    </w:lvl>
+  </w:abstractNum>
+  <w:abstractNum w:abstractNumId="14" w15:restartNumberingAfterBreak="0">
     <w:nsid w:val="29AA25E0"/>
     <w:multiLevelType w:val="multilevel"/>
     <w:tmpl w:val="7CF089B0"/>
@@ -4140,7 +5832,120 @@
       </w:rPr>
     </w:lvl>
   </w:abstractNum>
-  <w:abstractNum w:abstractNumId="10" w15:restartNumberingAfterBreak="0">
+  <w:abstractNum w:abstractNumId="15" w15:restartNumberingAfterBreak="0">
+    <w:nsid w:val="2CF156A5"/>
+    <w:multiLevelType w:val="hybridMultilevel"/>
+    <w:tmpl w:val="78524E78"/>
+    <w:lvl w:ilvl="0" w:tplc="04090001">
+      <w:start w:val="1"/>
+      <w:numFmt w:val="bullet"/>
+      <w:lvlText w:val=""/>
+      <w:lvlJc w:val="left"/>
+      <w:pPr>
+        <w:ind w:left="720" w:hanging="360"/>
+      </w:pPr>
+      <w:rPr>
+        <w:rFonts w:ascii="Symbol" w:hAnsi="Symbol" w:hint="default"/>
+      </w:rPr>
+    </w:lvl>
+    <w:lvl w:ilvl="1" w:tplc="04090003" w:tentative="1">
+      <w:start w:val="1"/>
+      <w:numFmt w:val="bullet"/>
+      <w:lvlText w:val="o"/>
+      <w:lvlJc w:val="left"/>
+      <w:pPr>
+        <w:ind w:left="1440" w:hanging="360"/>
+      </w:pPr>
+      <w:rPr>
+        <w:rFonts w:ascii="Courier New" w:hAnsi="Courier New" w:cs="Courier New" w:hint="default"/>
+      </w:rPr>
+    </w:lvl>
+    <w:lvl w:ilvl="2" w:tplc="04090005" w:tentative="1">
+      <w:start w:val="1"/>
+      <w:numFmt w:val="bullet"/>
+      <w:lvlText w:val=""/>
+      <w:lvlJc w:val="left"/>
+      <w:pPr>
+        <w:ind w:left="2160" w:hanging="360"/>
+      </w:pPr>
+      <w:rPr>
+        <w:rFonts w:ascii="Wingdings" w:hAnsi="Wingdings" w:hint="default"/>
+      </w:rPr>
+    </w:lvl>
+    <w:lvl w:ilvl="3" w:tplc="04090001" w:tentative="1">
+      <w:start w:val="1"/>
+      <w:numFmt w:val="bullet"/>
+      <w:lvlText w:val=""/>
+      <w:lvlJc w:val="left"/>
+      <w:pPr>
+        <w:ind w:left="2880" w:hanging="360"/>
+      </w:pPr>
+      <w:rPr>
+        <w:rFonts w:ascii="Symbol" w:hAnsi="Symbol" w:hint="default"/>
+      </w:rPr>
+    </w:lvl>
+    <w:lvl w:ilvl="4" w:tplc="04090003" w:tentative="1">
+      <w:start w:val="1"/>
+      <w:numFmt w:val="bullet"/>
+      <w:lvlText w:val="o"/>
+      <w:lvlJc w:val="left"/>
+      <w:pPr>
+        <w:ind w:left="3600" w:hanging="360"/>
+      </w:pPr>
+      <w:rPr>
+        <w:rFonts w:ascii="Courier New" w:hAnsi="Courier New" w:cs="Courier New" w:hint="default"/>
+      </w:rPr>
+    </w:lvl>
+    <w:lvl w:ilvl="5" w:tplc="04090005" w:tentative="1">
+      <w:start w:val="1"/>
+      <w:numFmt w:val="bullet"/>
+      <w:lvlText w:val=""/>
+      <w:lvlJc w:val="left"/>
+      <w:pPr>
+        <w:ind w:left="4320" w:hanging="360"/>
+      </w:pPr>
+      <w:rPr>
+        <w:rFonts w:ascii="Wingdings" w:hAnsi="Wingdings" w:hint="default"/>
+      </w:rPr>
+    </w:lvl>
+    <w:lvl w:ilvl="6" w:tplc="04090001" w:tentative="1">
+      <w:start w:val="1"/>
+      <w:numFmt w:val="bullet"/>
+      <w:lvlText w:val=""/>
+      <w:lvlJc w:val="left"/>
+      <w:pPr>
+        <w:ind w:left="5040" w:hanging="360"/>
+      </w:pPr>
+      <w:rPr>
+        <w:rFonts w:ascii="Symbol" w:hAnsi="Symbol" w:hint="default"/>
+      </w:rPr>
+    </w:lvl>
+    <w:lvl w:ilvl="7" w:tplc="04090003" w:tentative="1">
+      <w:start w:val="1"/>
+      <w:numFmt w:val="bullet"/>
+      <w:lvlText w:val="o"/>
+      <w:lvlJc w:val="left"/>
+      <w:pPr>
+        <w:ind w:left="5760" w:hanging="360"/>
+      </w:pPr>
+      <w:rPr>
+        <w:rFonts w:ascii="Courier New" w:hAnsi="Courier New" w:cs="Courier New" w:hint="default"/>
+      </w:rPr>
+    </w:lvl>
+    <w:lvl w:ilvl="8" w:tplc="04090005" w:tentative="1">
+      <w:start w:val="1"/>
+      <w:numFmt w:val="bullet"/>
+      <w:lvlText w:val=""/>
+      <w:lvlJc w:val="left"/>
+      <w:pPr>
+        <w:ind w:left="6480" w:hanging="360"/>
+      </w:pPr>
+      <w:rPr>
+        <w:rFonts w:ascii="Wingdings" w:hAnsi="Wingdings" w:hint="default"/>
+      </w:rPr>
+    </w:lvl>
+  </w:abstractNum>
+  <w:abstractNum w:abstractNumId="16" w15:restartNumberingAfterBreak="0">
     <w:nsid w:val="2DD449C9"/>
     <w:multiLevelType w:val="multilevel"/>
     <w:tmpl w:val="C40C7252"/>
@@ -4289,7 +6094,454 @@
       </w:rPr>
     </w:lvl>
   </w:abstractNum>
-  <w:abstractNum w:abstractNumId="11" w15:restartNumberingAfterBreak="0">
+  <w:abstractNum w:abstractNumId="17" w15:restartNumberingAfterBreak="0">
+    <w:nsid w:val="2EFF1D79"/>
+    <w:multiLevelType w:val="multilevel"/>
+    <w:tmpl w:val="DC7AF4A6"/>
+    <w:lvl w:ilvl="0">
+      <w:start w:val="1"/>
+      <w:numFmt w:val="bullet"/>
+      <w:lvlText w:val=""/>
+      <w:lvlJc w:val="left"/>
+      <w:pPr>
+        <w:tabs>
+          <w:tab w:val="num" w:pos="720"/>
+        </w:tabs>
+        <w:ind w:left="720" w:hanging="360"/>
+      </w:pPr>
+      <w:rPr>
+        <w:rFonts w:ascii="Symbol" w:hAnsi="Symbol" w:hint="default"/>
+        <w:sz w:val="20"/>
+      </w:rPr>
+    </w:lvl>
+    <w:lvl w:ilvl="1" w:tentative="1">
+      <w:start w:val="1"/>
+      <w:numFmt w:val="bullet"/>
+      <w:lvlText w:val="o"/>
+      <w:lvlJc w:val="left"/>
+      <w:pPr>
+        <w:tabs>
+          <w:tab w:val="num" w:pos="1440"/>
+        </w:tabs>
+        <w:ind w:left="1440" w:hanging="360"/>
+      </w:pPr>
+      <w:rPr>
+        <w:rFonts w:ascii="Courier New" w:hAnsi="Courier New" w:hint="default"/>
+        <w:sz w:val="20"/>
+      </w:rPr>
+    </w:lvl>
+    <w:lvl w:ilvl="2" w:tentative="1">
+      <w:start w:val="1"/>
+      <w:numFmt w:val="bullet"/>
+      <w:lvlText w:val=""/>
+      <w:lvlJc w:val="left"/>
+      <w:pPr>
+        <w:tabs>
+          <w:tab w:val="num" w:pos="2160"/>
+        </w:tabs>
+        <w:ind w:left="2160" w:hanging="360"/>
+      </w:pPr>
+      <w:rPr>
+        <w:rFonts w:ascii="Wingdings" w:hAnsi="Wingdings" w:hint="default"/>
+        <w:sz w:val="20"/>
+      </w:rPr>
+    </w:lvl>
+    <w:lvl w:ilvl="3" w:tentative="1">
+      <w:start w:val="1"/>
+      <w:numFmt w:val="bullet"/>
+      <w:lvlText w:val=""/>
+      <w:lvlJc w:val="left"/>
+      <w:pPr>
+        <w:tabs>
+          <w:tab w:val="num" w:pos="2880"/>
+        </w:tabs>
+        <w:ind w:left="2880" w:hanging="360"/>
+      </w:pPr>
+      <w:rPr>
+        <w:rFonts w:ascii="Wingdings" w:hAnsi="Wingdings" w:hint="default"/>
+        <w:sz w:val="20"/>
+      </w:rPr>
+    </w:lvl>
+    <w:lvl w:ilvl="4" w:tentative="1">
+      <w:start w:val="1"/>
+      <w:numFmt w:val="bullet"/>
+      <w:lvlText w:val=""/>
+      <w:lvlJc w:val="left"/>
+      <w:pPr>
+        <w:tabs>
+          <w:tab w:val="num" w:pos="3600"/>
+        </w:tabs>
+        <w:ind w:left="3600" w:hanging="360"/>
+      </w:pPr>
+      <w:rPr>
+        <w:rFonts w:ascii="Wingdings" w:hAnsi="Wingdings" w:hint="default"/>
+        <w:sz w:val="20"/>
+      </w:rPr>
+    </w:lvl>
+    <w:lvl w:ilvl="5" w:tentative="1">
+      <w:start w:val="1"/>
+      <w:numFmt w:val="bullet"/>
+      <w:lvlText w:val=""/>
+      <w:lvlJc w:val="left"/>
+      <w:pPr>
+        <w:tabs>
+          <w:tab w:val="num" w:pos="4320"/>
+        </w:tabs>
+        <w:ind w:left="4320" w:hanging="360"/>
+      </w:pPr>
+      <w:rPr>
+        <w:rFonts w:ascii="Wingdings" w:hAnsi="Wingdings" w:hint="default"/>
+        <w:sz w:val="20"/>
+      </w:rPr>
+    </w:lvl>
+    <w:lvl w:ilvl="6" w:tentative="1">
+      <w:start w:val="1"/>
+      <w:numFmt w:val="bullet"/>
+      <w:lvlText w:val=""/>
+      <w:lvlJc w:val="left"/>
+      <w:pPr>
+        <w:tabs>
+          <w:tab w:val="num" w:pos="5040"/>
+        </w:tabs>
+        <w:ind w:left="5040" w:hanging="360"/>
+      </w:pPr>
+      <w:rPr>
+        <w:rFonts w:ascii="Wingdings" w:hAnsi="Wingdings" w:hint="default"/>
+        <w:sz w:val="20"/>
+      </w:rPr>
+    </w:lvl>
+    <w:lvl w:ilvl="7" w:tentative="1">
+      <w:start w:val="1"/>
+      <w:numFmt w:val="bullet"/>
+      <w:lvlText w:val=""/>
+      <w:lvlJc w:val="left"/>
+      <w:pPr>
+        <w:tabs>
+          <w:tab w:val="num" w:pos="5760"/>
+        </w:tabs>
+        <w:ind w:left="5760" w:hanging="360"/>
+      </w:pPr>
+      <w:rPr>
+        <w:rFonts w:ascii="Wingdings" w:hAnsi="Wingdings" w:hint="default"/>
+        <w:sz w:val="20"/>
+      </w:rPr>
+    </w:lvl>
+    <w:lvl w:ilvl="8" w:tentative="1">
+      <w:start w:val="1"/>
+      <w:numFmt w:val="bullet"/>
+      <w:lvlText w:val=""/>
+      <w:lvlJc w:val="left"/>
+      <w:pPr>
+        <w:tabs>
+          <w:tab w:val="num" w:pos="6480"/>
+        </w:tabs>
+        <w:ind w:left="6480" w:hanging="360"/>
+      </w:pPr>
+      <w:rPr>
+        <w:rFonts w:ascii="Wingdings" w:hAnsi="Wingdings" w:hint="default"/>
+        <w:sz w:val="20"/>
+      </w:rPr>
+    </w:lvl>
+  </w:abstractNum>
+  <w:abstractNum w:abstractNumId="18" w15:restartNumberingAfterBreak="0">
+    <w:nsid w:val="305143EA"/>
+    <w:multiLevelType w:val="multilevel"/>
+    <w:tmpl w:val="70165F7C"/>
+    <w:lvl w:ilvl="0">
+      <w:start w:val="1"/>
+      <w:numFmt w:val="bullet"/>
+      <w:lvlText w:val=""/>
+      <w:lvlJc w:val="left"/>
+      <w:pPr>
+        <w:tabs>
+          <w:tab w:val="num" w:pos="720"/>
+        </w:tabs>
+        <w:ind w:left="720" w:hanging="360"/>
+      </w:pPr>
+      <w:rPr>
+        <w:rFonts w:ascii="Symbol" w:hAnsi="Symbol" w:hint="default"/>
+        <w:sz w:val="20"/>
+      </w:rPr>
+    </w:lvl>
+    <w:lvl w:ilvl="1" w:tentative="1">
+      <w:start w:val="1"/>
+      <w:numFmt w:val="bullet"/>
+      <w:lvlText w:val="o"/>
+      <w:lvlJc w:val="left"/>
+      <w:pPr>
+        <w:tabs>
+          <w:tab w:val="num" w:pos="1440"/>
+        </w:tabs>
+        <w:ind w:left="1440" w:hanging="360"/>
+      </w:pPr>
+      <w:rPr>
+        <w:rFonts w:ascii="Courier New" w:hAnsi="Courier New" w:hint="default"/>
+        <w:sz w:val="20"/>
+      </w:rPr>
+    </w:lvl>
+    <w:lvl w:ilvl="2" w:tentative="1">
+      <w:start w:val="1"/>
+      <w:numFmt w:val="bullet"/>
+      <w:lvlText w:val=""/>
+      <w:lvlJc w:val="left"/>
+      <w:pPr>
+        <w:tabs>
+          <w:tab w:val="num" w:pos="2160"/>
+        </w:tabs>
+        <w:ind w:left="2160" w:hanging="360"/>
+      </w:pPr>
+      <w:rPr>
+        <w:rFonts w:ascii="Wingdings" w:hAnsi="Wingdings" w:hint="default"/>
+        <w:sz w:val="20"/>
+      </w:rPr>
+    </w:lvl>
+    <w:lvl w:ilvl="3" w:tentative="1">
+      <w:start w:val="1"/>
+      <w:numFmt w:val="bullet"/>
+      <w:lvlText w:val=""/>
+      <w:lvlJc w:val="left"/>
+      <w:pPr>
+        <w:tabs>
+          <w:tab w:val="num" w:pos="2880"/>
+        </w:tabs>
+        <w:ind w:left="2880" w:hanging="360"/>
+      </w:pPr>
+      <w:rPr>
+        <w:rFonts w:ascii="Wingdings" w:hAnsi="Wingdings" w:hint="default"/>
+        <w:sz w:val="20"/>
+      </w:rPr>
+    </w:lvl>
+    <w:lvl w:ilvl="4" w:tentative="1">
+      <w:start w:val="1"/>
+      <w:numFmt w:val="bullet"/>
+      <w:lvlText w:val=""/>
+      <w:lvlJc w:val="left"/>
+      <w:pPr>
+        <w:tabs>
+          <w:tab w:val="num" w:pos="3600"/>
+        </w:tabs>
+        <w:ind w:left="3600" w:hanging="360"/>
+      </w:pPr>
+      <w:rPr>
+        <w:rFonts w:ascii="Wingdings" w:hAnsi="Wingdings" w:hint="default"/>
+        <w:sz w:val="20"/>
+      </w:rPr>
+    </w:lvl>
+    <w:lvl w:ilvl="5" w:tentative="1">
+      <w:start w:val="1"/>
+      <w:numFmt w:val="bullet"/>
+      <w:lvlText w:val=""/>
+      <w:lvlJc w:val="left"/>
+      <w:pPr>
+        <w:tabs>
+          <w:tab w:val="num" w:pos="4320"/>
+        </w:tabs>
+        <w:ind w:left="4320" w:hanging="360"/>
+      </w:pPr>
+      <w:rPr>
+        <w:rFonts w:ascii="Wingdings" w:hAnsi="Wingdings" w:hint="default"/>
+        <w:sz w:val="20"/>
+      </w:rPr>
+    </w:lvl>
+    <w:lvl w:ilvl="6" w:tentative="1">
+      <w:start w:val="1"/>
+      <w:numFmt w:val="bullet"/>
+      <w:lvlText w:val=""/>
+      <w:lvlJc w:val="left"/>
+      <w:pPr>
+        <w:tabs>
+          <w:tab w:val="num" w:pos="5040"/>
+        </w:tabs>
+        <w:ind w:left="5040" w:hanging="360"/>
+      </w:pPr>
+      <w:rPr>
+        <w:rFonts w:ascii="Wingdings" w:hAnsi="Wingdings" w:hint="default"/>
+        <w:sz w:val="20"/>
+      </w:rPr>
+    </w:lvl>
+    <w:lvl w:ilvl="7" w:tentative="1">
+      <w:start w:val="1"/>
+      <w:numFmt w:val="bullet"/>
+      <w:lvlText w:val=""/>
+      <w:lvlJc w:val="left"/>
+      <w:pPr>
+        <w:tabs>
+          <w:tab w:val="num" w:pos="5760"/>
+        </w:tabs>
+        <w:ind w:left="5760" w:hanging="360"/>
+      </w:pPr>
+      <w:rPr>
+        <w:rFonts w:ascii="Wingdings" w:hAnsi="Wingdings" w:hint="default"/>
+        <w:sz w:val="20"/>
+      </w:rPr>
+    </w:lvl>
+    <w:lvl w:ilvl="8" w:tentative="1">
+      <w:start w:val="1"/>
+      <w:numFmt w:val="bullet"/>
+      <w:lvlText w:val=""/>
+      <w:lvlJc w:val="left"/>
+      <w:pPr>
+        <w:tabs>
+          <w:tab w:val="num" w:pos="6480"/>
+        </w:tabs>
+        <w:ind w:left="6480" w:hanging="360"/>
+      </w:pPr>
+      <w:rPr>
+        <w:rFonts w:ascii="Wingdings" w:hAnsi="Wingdings" w:hint="default"/>
+        <w:sz w:val="20"/>
+      </w:rPr>
+    </w:lvl>
+  </w:abstractNum>
+  <w:abstractNum w:abstractNumId="19" w15:restartNumberingAfterBreak="0">
+    <w:nsid w:val="3C7F01DA"/>
+    <w:multiLevelType w:val="multilevel"/>
+    <w:tmpl w:val="72CC79FA"/>
+    <w:lvl w:ilvl="0">
+      <w:start w:val="1"/>
+      <w:numFmt w:val="bullet"/>
+      <w:lvlText w:val=""/>
+      <w:lvlJc w:val="left"/>
+      <w:pPr>
+        <w:tabs>
+          <w:tab w:val="num" w:pos="720"/>
+        </w:tabs>
+        <w:ind w:left="720" w:hanging="360"/>
+      </w:pPr>
+      <w:rPr>
+        <w:rFonts w:ascii="Symbol" w:hAnsi="Symbol" w:hint="default"/>
+        <w:sz w:val="20"/>
+      </w:rPr>
+    </w:lvl>
+    <w:lvl w:ilvl="1" w:tentative="1">
+      <w:start w:val="1"/>
+      <w:numFmt w:val="bullet"/>
+      <w:lvlText w:val="o"/>
+      <w:lvlJc w:val="left"/>
+      <w:pPr>
+        <w:tabs>
+          <w:tab w:val="num" w:pos="1440"/>
+        </w:tabs>
+        <w:ind w:left="1440" w:hanging="360"/>
+      </w:pPr>
+      <w:rPr>
+        <w:rFonts w:ascii="Courier New" w:hAnsi="Courier New" w:hint="default"/>
+        <w:sz w:val="20"/>
+      </w:rPr>
+    </w:lvl>
+    <w:lvl w:ilvl="2" w:tentative="1">
+      <w:start w:val="1"/>
+      <w:numFmt w:val="bullet"/>
+      <w:lvlText w:val=""/>
+      <w:lvlJc w:val="left"/>
+      <w:pPr>
+        <w:tabs>
+          <w:tab w:val="num" w:pos="2160"/>
+        </w:tabs>
+        <w:ind w:left="2160" w:hanging="360"/>
+      </w:pPr>
+      <w:rPr>
+        <w:rFonts w:ascii="Wingdings" w:hAnsi="Wingdings" w:hint="default"/>
+        <w:sz w:val="20"/>
+      </w:rPr>
+    </w:lvl>
+    <w:lvl w:ilvl="3" w:tentative="1">
+      <w:start w:val="1"/>
+      <w:numFmt w:val="bullet"/>
+      <w:lvlText w:val=""/>
+      <w:lvlJc w:val="left"/>
+      <w:pPr>
+        <w:tabs>
+          <w:tab w:val="num" w:pos="2880"/>
+        </w:tabs>
+        <w:ind w:left="2880" w:hanging="360"/>
+      </w:pPr>
+      <w:rPr>
+        <w:rFonts w:ascii="Wingdings" w:hAnsi="Wingdings" w:hint="default"/>
+        <w:sz w:val="20"/>
+      </w:rPr>
+    </w:lvl>
+    <w:lvl w:ilvl="4" w:tentative="1">
+      <w:start w:val="1"/>
+      <w:numFmt w:val="bullet"/>
+      <w:lvlText w:val=""/>
+      <w:lvlJc w:val="left"/>
+      <w:pPr>
+        <w:tabs>
+          <w:tab w:val="num" w:pos="3600"/>
+        </w:tabs>
+        <w:ind w:left="3600" w:hanging="360"/>
+      </w:pPr>
+      <w:rPr>
+        <w:rFonts w:ascii="Wingdings" w:hAnsi="Wingdings" w:hint="default"/>
+        <w:sz w:val="20"/>
+      </w:rPr>
+    </w:lvl>
+    <w:lvl w:ilvl="5" w:tentative="1">
+      <w:start w:val="1"/>
+      <w:numFmt w:val="bullet"/>
+      <w:lvlText w:val=""/>
+      <w:lvlJc w:val="left"/>
+      <w:pPr>
+        <w:tabs>
+          <w:tab w:val="num" w:pos="4320"/>
+        </w:tabs>
+        <w:ind w:left="4320" w:hanging="360"/>
+      </w:pPr>
+      <w:rPr>
+        <w:rFonts w:ascii="Wingdings" w:hAnsi="Wingdings" w:hint="default"/>
+        <w:sz w:val="20"/>
+      </w:rPr>
+    </w:lvl>
+    <w:lvl w:ilvl="6" w:tentative="1">
+      <w:start w:val="1"/>
+      <w:numFmt w:val="bullet"/>
+      <w:lvlText w:val=""/>
+      <w:lvlJc w:val="left"/>
+      <w:pPr>
+        <w:tabs>
+          <w:tab w:val="num" w:pos="5040"/>
+        </w:tabs>
+        <w:ind w:left="5040" w:hanging="360"/>
+      </w:pPr>
+      <w:rPr>
+        <w:rFonts w:ascii="Wingdings" w:hAnsi="Wingdings" w:hint="default"/>
+        <w:sz w:val="20"/>
+      </w:rPr>
+    </w:lvl>
+    <w:lvl w:ilvl="7" w:tentative="1">
+      <w:start w:val="1"/>
+      <w:numFmt w:val="bullet"/>
+      <w:lvlText w:val=""/>
+      <w:lvlJc w:val="left"/>
+      <w:pPr>
+        <w:tabs>
+          <w:tab w:val="num" w:pos="5760"/>
+        </w:tabs>
+        <w:ind w:left="5760" w:hanging="360"/>
+      </w:pPr>
+      <w:rPr>
+        <w:rFonts w:ascii="Wingdings" w:hAnsi="Wingdings" w:hint="default"/>
+        <w:sz w:val="20"/>
+      </w:rPr>
+    </w:lvl>
+    <w:lvl w:ilvl="8" w:tentative="1">
+      <w:start w:val="1"/>
+      <w:numFmt w:val="bullet"/>
+      <w:lvlText w:val=""/>
+      <w:lvlJc w:val="left"/>
+      <w:pPr>
+        <w:tabs>
+          <w:tab w:val="num" w:pos="6480"/>
+        </w:tabs>
+        <w:ind w:left="6480" w:hanging="360"/>
+      </w:pPr>
+      <w:rPr>
+        <w:rFonts w:ascii="Wingdings" w:hAnsi="Wingdings" w:hint="default"/>
+        <w:sz w:val="20"/>
+      </w:rPr>
+    </w:lvl>
+  </w:abstractNum>
+  <w:abstractNum w:abstractNumId="20" w15:restartNumberingAfterBreak="0">
     <w:nsid w:val="40094F78"/>
     <w:multiLevelType w:val="multilevel"/>
     <w:tmpl w:val="FF308896"/>
@@ -4438,7 +6690,7 @@
       </w:rPr>
     </w:lvl>
   </w:abstractNum>
-  <w:abstractNum w:abstractNumId="12" w15:restartNumberingAfterBreak="0">
+  <w:abstractNum w:abstractNumId="21" w15:restartNumberingAfterBreak="0">
     <w:nsid w:val="40105938"/>
     <w:multiLevelType w:val="multilevel"/>
     <w:tmpl w:val="FB74345E"/>
@@ -4587,7 +6839,120 @@
       </w:rPr>
     </w:lvl>
   </w:abstractNum>
-  <w:abstractNum w:abstractNumId="13" w15:restartNumberingAfterBreak="0">
+  <w:abstractNum w:abstractNumId="22" w15:restartNumberingAfterBreak="0">
+    <w:nsid w:val="437E7CAE"/>
+    <w:multiLevelType w:val="hybridMultilevel"/>
+    <w:tmpl w:val="0A024696"/>
+    <w:lvl w:ilvl="0" w:tplc="04090001">
+      <w:start w:val="1"/>
+      <w:numFmt w:val="bullet"/>
+      <w:lvlText w:val=""/>
+      <w:lvlJc w:val="left"/>
+      <w:pPr>
+        <w:ind w:left="720" w:hanging="360"/>
+      </w:pPr>
+      <w:rPr>
+        <w:rFonts w:ascii="Symbol" w:hAnsi="Symbol" w:hint="default"/>
+      </w:rPr>
+    </w:lvl>
+    <w:lvl w:ilvl="1" w:tplc="04090003" w:tentative="1">
+      <w:start w:val="1"/>
+      <w:numFmt w:val="bullet"/>
+      <w:lvlText w:val="o"/>
+      <w:lvlJc w:val="left"/>
+      <w:pPr>
+        <w:ind w:left="1440" w:hanging="360"/>
+      </w:pPr>
+      <w:rPr>
+        <w:rFonts w:ascii="Courier New" w:hAnsi="Courier New" w:cs="Courier New" w:hint="default"/>
+      </w:rPr>
+    </w:lvl>
+    <w:lvl w:ilvl="2" w:tplc="04090005" w:tentative="1">
+      <w:start w:val="1"/>
+      <w:numFmt w:val="bullet"/>
+      <w:lvlText w:val=""/>
+      <w:lvlJc w:val="left"/>
+      <w:pPr>
+        <w:ind w:left="2160" w:hanging="360"/>
+      </w:pPr>
+      <w:rPr>
+        <w:rFonts w:ascii="Wingdings" w:hAnsi="Wingdings" w:hint="default"/>
+      </w:rPr>
+    </w:lvl>
+    <w:lvl w:ilvl="3" w:tplc="04090001" w:tentative="1">
+      <w:start w:val="1"/>
+      <w:numFmt w:val="bullet"/>
+      <w:lvlText w:val=""/>
+      <w:lvlJc w:val="left"/>
+      <w:pPr>
+        <w:ind w:left="2880" w:hanging="360"/>
+      </w:pPr>
+      <w:rPr>
+        <w:rFonts w:ascii="Symbol" w:hAnsi="Symbol" w:hint="default"/>
+      </w:rPr>
+    </w:lvl>
+    <w:lvl w:ilvl="4" w:tplc="04090003" w:tentative="1">
+      <w:start w:val="1"/>
+      <w:numFmt w:val="bullet"/>
+      <w:lvlText w:val="o"/>
+      <w:lvlJc w:val="left"/>
+      <w:pPr>
+        <w:ind w:left="3600" w:hanging="360"/>
+      </w:pPr>
+      <w:rPr>
+        <w:rFonts w:ascii="Courier New" w:hAnsi="Courier New" w:cs="Courier New" w:hint="default"/>
+      </w:rPr>
+    </w:lvl>
+    <w:lvl w:ilvl="5" w:tplc="04090005" w:tentative="1">
+      <w:start w:val="1"/>
+      <w:numFmt w:val="bullet"/>
+      <w:lvlText w:val=""/>
+      <w:lvlJc w:val="left"/>
+      <w:pPr>
+        <w:ind w:left="4320" w:hanging="360"/>
+      </w:pPr>
+      <w:rPr>
+        <w:rFonts w:ascii="Wingdings" w:hAnsi="Wingdings" w:hint="default"/>
+      </w:rPr>
+    </w:lvl>
+    <w:lvl w:ilvl="6" w:tplc="04090001" w:tentative="1">
+      <w:start w:val="1"/>
+      <w:numFmt w:val="bullet"/>
+      <w:lvlText w:val=""/>
+      <w:lvlJc w:val="left"/>
+      <w:pPr>
+        <w:ind w:left="5040" w:hanging="360"/>
+      </w:pPr>
+      <w:rPr>
+        <w:rFonts w:ascii="Symbol" w:hAnsi="Symbol" w:hint="default"/>
+      </w:rPr>
+    </w:lvl>
+    <w:lvl w:ilvl="7" w:tplc="04090003" w:tentative="1">
+      <w:start w:val="1"/>
+      <w:numFmt w:val="bullet"/>
+      <w:lvlText w:val="o"/>
+      <w:lvlJc w:val="left"/>
+      <w:pPr>
+        <w:ind w:left="5760" w:hanging="360"/>
+      </w:pPr>
+      <w:rPr>
+        <w:rFonts w:ascii="Courier New" w:hAnsi="Courier New" w:cs="Courier New" w:hint="default"/>
+      </w:rPr>
+    </w:lvl>
+    <w:lvl w:ilvl="8" w:tplc="04090005" w:tentative="1">
+      <w:start w:val="1"/>
+      <w:numFmt w:val="bullet"/>
+      <w:lvlText w:val=""/>
+      <w:lvlJc w:val="left"/>
+      <w:pPr>
+        <w:ind w:left="6480" w:hanging="360"/>
+      </w:pPr>
+      <w:rPr>
+        <w:rFonts w:ascii="Wingdings" w:hAnsi="Wingdings" w:hint="default"/>
+      </w:rPr>
+    </w:lvl>
+  </w:abstractNum>
+  <w:abstractNum w:abstractNumId="23" w15:restartNumberingAfterBreak="0">
     <w:nsid w:val="56D32CA6"/>
     <w:multiLevelType w:val="multilevel"/>
     <w:tmpl w:val="294E23FC"/>
@@ -4736,7 +7101,7 @@
       </w:rPr>
     </w:lvl>
   </w:abstractNum>
-  <w:abstractNum w:abstractNumId="14" w15:restartNumberingAfterBreak="0">
+  <w:abstractNum w:abstractNumId="24" w15:restartNumberingAfterBreak="0">
     <w:nsid w:val="58201640"/>
     <w:multiLevelType w:val="hybridMultilevel"/>
     <w:tmpl w:val="B7388310"/>
@@ -4849,7 +7214,156 @@
       </w:rPr>
     </w:lvl>
   </w:abstractNum>
-  <w:abstractNum w:abstractNumId="15" w15:restartNumberingAfterBreak="0">
+  <w:abstractNum w:abstractNumId="25" w15:restartNumberingAfterBreak="0">
+    <w:nsid w:val="5CAF64A3"/>
+    <w:multiLevelType w:val="multilevel"/>
+    <w:tmpl w:val="0DD869CA"/>
+    <w:lvl w:ilvl="0">
+      <w:start w:val="1"/>
+      <w:numFmt w:val="bullet"/>
+      <w:lvlText w:val=""/>
+      <w:lvlJc w:val="left"/>
+      <w:pPr>
+        <w:tabs>
+          <w:tab w:val="num" w:pos="720"/>
+        </w:tabs>
+        <w:ind w:left="720" w:hanging="360"/>
+      </w:pPr>
+      <w:rPr>
+        <w:rFonts w:ascii="Symbol" w:hAnsi="Symbol" w:hint="default"/>
+        <w:sz w:val="20"/>
+      </w:rPr>
+    </w:lvl>
+    <w:lvl w:ilvl="1">
+      <w:start w:val="1"/>
+      <w:numFmt w:val="bullet"/>
+      <w:lvlText w:val="o"/>
+      <w:lvlJc w:val="left"/>
+      <w:pPr>
+        <w:tabs>
+          <w:tab w:val="num" w:pos="1440"/>
+        </w:tabs>
+        <w:ind w:left="1440" w:hanging="360"/>
+      </w:pPr>
+      <w:rPr>
+        <w:rFonts w:ascii="Courier New" w:hAnsi="Courier New" w:hint="default"/>
+        <w:sz w:val="20"/>
+      </w:rPr>
+    </w:lvl>
+    <w:lvl w:ilvl="2" w:tentative="1">
+      <w:start w:val="1"/>
+      <w:numFmt w:val="bullet"/>
+      <w:lvlText w:val=""/>
+      <w:lvlJc w:val="left"/>
+      <w:pPr>
+        <w:tabs>
+          <w:tab w:val="num" w:pos="2160"/>
+        </w:tabs>
+        <w:ind w:left="2160" w:hanging="360"/>
+      </w:pPr>
+      <w:rPr>
+        <w:rFonts w:ascii="Wingdings" w:hAnsi="Wingdings" w:hint="default"/>
+        <w:sz w:val="20"/>
+      </w:rPr>
+    </w:lvl>
+    <w:lvl w:ilvl="3" w:tentative="1">
+      <w:start w:val="1"/>
+      <w:numFmt w:val="bullet"/>
+      <w:lvlText w:val=""/>
+      <w:lvlJc w:val="left"/>
+      <w:pPr>
+        <w:tabs>
+          <w:tab w:val="num" w:pos="2880"/>
+        </w:tabs>
+        <w:ind w:left="2880" w:hanging="360"/>
+      </w:pPr>
+      <w:rPr>
+        <w:rFonts w:ascii="Wingdings" w:hAnsi="Wingdings" w:hint="default"/>
+        <w:sz w:val="20"/>
+      </w:rPr>
+    </w:lvl>
+    <w:lvl w:ilvl="4" w:tentative="1">
+      <w:start w:val="1"/>
+      <w:numFmt w:val="bullet"/>
+      <w:lvlText w:val=""/>
+      <w:lvlJc w:val="left"/>
+      <w:pPr>
+        <w:tabs>
+          <w:tab w:val="num" w:pos="3600"/>
+        </w:tabs>
+        <w:ind w:left="3600" w:hanging="360"/>
+      </w:pPr>
+      <w:rPr>
+        <w:rFonts w:ascii="Wingdings" w:hAnsi="Wingdings" w:hint="default"/>
+        <w:sz w:val="20"/>
+      </w:rPr>
+    </w:lvl>
+    <w:lvl w:ilvl="5" w:tentative="1">
+      <w:start w:val="1"/>
+      <w:numFmt w:val="bullet"/>
+      <w:lvlText w:val=""/>
+      <w:lvlJc w:val="left"/>
+      <w:pPr>
+        <w:tabs>
+          <w:tab w:val="num" w:pos="4320"/>
+        </w:tabs>
+        <w:ind w:left="4320" w:hanging="360"/>
+      </w:pPr>
+      <w:rPr>
+        <w:rFonts w:ascii="Wingdings" w:hAnsi="Wingdings" w:hint="default"/>
+        <w:sz w:val="20"/>
+      </w:rPr>
+    </w:lvl>
+    <w:lvl w:ilvl="6" w:tentative="1">
+      <w:start w:val="1"/>
+      <w:numFmt w:val="bullet"/>
+      <w:lvlText w:val=""/>
+      <w:lvlJc w:val="left"/>
+      <w:pPr>
+        <w:tabs>
+          <w:tab w:val="num" w:pos="5040"/>
+        </w:tabs>
+        <w:ind w:left="5040" w:hanging="360"/>
+      </w:pPr>
+      <w:rPr>
+        <w:rFonts w:ascii="Wingdings" w:hAnsi="Wingdings" w:hint="default"/>
+        <w:sz w:val="20"/>
+      </w:rPr>
+    </w:lvl>
+    <w:lvl w:ilvl="7" w:tentative="1">
+      <w:start w:val="1"/>
+      <w:numFmt w:val="bullet"/>
+      <w:lvlText w:val=""/>
+      <w:lvlJc w:val="left"/>
+      <w:pPr>
+        <w:tabs>
+          <w:tab w:val="num" w:pos="5760"/>
+        </w:tabs>
+        <w:ind w:left="5760" w:hanging="360"/>
+      </w:pPr>
+      <w:rPr>
+        <w:rFonts w:ascii="Wingdings" w:hAnsi="Wingdings" w:hint="default"/>
+        <w:sz w:val="20"/>
+      </w:rPr>
+    </w:lvl>
+    <w:lvl w:ilvl="8" w:tentative="1">
+      <w:start w:val="1"/>
+      <w:numFmt w:val="bullet"/>
+      <w:lvlText w:val=""/>
+      <w:lvlJc w:val="left"/>
+      <w:pPr>
+        <w:tabs>
+          <w:tab w:val="num" w:pos="6480"/>
+        </w:tabs>
+        <w:ind w:left="6480" w:hanging="360"/>
+      </w:pPr>
+      <w:rPr>
+        <w:rFonts w:ascii="Wingdings" w:hAnsi="Wingdings" w:hint="default"/>
+        <w:sz w:val="20"/>
+      </w:rPr>
+    </w:lvl>
+  </w:abstractNum>
+  <w:abstractNum w:abstractNumId="26" w15:restartNumberingAfterBreak="0">
     <w:nsid w:val="65AE216D"/>
     <w:multiLevelType w:val="multilevel"/>
     <w:tmpl w:val="02CC90D4"/>
@@ -4998,7 +7512,7 @@
       </w:rPr>
     </w:lvl>
   </w:abstractNum>
-  <w:abstractNum w:abstractNumId="16" w15:restartNumberingAfterBreak="0">
+  <w:abstractNum w:abstractNumId="27" w15:restartNumberingAfterBreak="0">
     <w:nsid w:val="69FC412E"/>
     <w:multiLevelType w:val="hybridMultilevel"/>
     <w:tmpl w:val="77465A82"/>
@@ -5111,7 +7625,7 @@
       </w:rPr>
     </w:lvl>
   </w:abstractNum>
-  <w:abstractNum w:abstractNumId="17" w15:restartNumberingAfterBreak="0">
+  <w:abstractNum w:abstractNumId="28" w15:restartNumberingAfterBreak="0">
     <w:nsid w:val="6D8F65BD"/>
     <w:multiLevelType w:val="multilevel"/>
     <w:tmpl w:val="8C8E9AC0"/>
@@ -5260,7 +7774,120 @@
       </w:rPr>
     </w:lvl>
   </w:abstractNum>
-  <w:abstractNum w:abstractNumId="18" w15:restartNumberingAfterBreak="0">
+  <w:abstractNum w:abstractNumId="29" w15:restartNumberingAfterBreak="0">
+    <w:nsid w:val="6F7D5DC9"/>
+    <w:multiLevelType w:val="hybridMultilevel"/>
+    <w:tmpl w:val="86D63036"/>
+    <w:lvl w:ilvl="0" w:tplc="04090001">
+      <w:start w:val="1"/>
+      <w:numFmt w:val="bullet"/>
+      <w:lvlText w:val=""/>
+      <w:lvlJc w:val="left"/>
+      <w:pPr>
+        <w:ind w:left="720" w:hanging="360"/>
+      </w:pPr>
+      <w:rPr>
+        <w:rFonts w:ascii="Symbol" w:hAnsi="Symbol" w:hint="default"/>
+      </w:rPr>
+    </w:lvl>
+    <w:lvl w:ilvl="1" w:tplc="04090003" w:tentative="1">
+      <w:start w:val="1"/>
+      <w:numFmt w:val="bullet"/>
+      <w:lvlText w:val="o"/>
+      <w:lvlJc w:val="left"/>
+      <w:pPr>
+        <w:ind w:left="1440" w:hanging="360"/>
+      </w:pPr>
+      <w:rPr>
+        <w:rFonts w:ascii="Courier New" w:hAnsi="Courier New" w:cs="Courier New" w:hint="default"/>
+      </w:rPr>
+    </w:lvl>
+    <w:lvl w:ilvl="2" w:tplc="04090005" w:tentative="1">
+      <w:start w:val="1"/>
+      <w:numFmt w:val="bullet"/>
+      <w:lvlText w:val=""/>
+      <w:lvlJc w:val="left"/>
+      <w:pPr>
+        <w:ind w:left="2160" w:hanging="360"/>
+      </w:pPr>
+      <w:rPr>
+        <w:rFonts w:ascii="Wingdings" w:hAnsi="Wingdings" w:hint="default"/>
+      </w:rPr>
+    </w:lvl>
+    <w:lvl w:ilvl="3" w:tplc="04090001" w:tentative="1">
+      <w:start w:val="1"/>
+      <w:numFmt w:val="bullet"/>
+      <w:lvlText w:val=""/>
+      <w:lvlJc w:val="left"/>
+      <w:pPr>
+        <w:ind w:left="2880" w:hanging="360"/>
+      </w:pPr>
+      <w:rPr>
+        <w:rFonts w:ascii="Symbol" w:hAnsi="Symbol" w:hint="default"/>
+      </w:rPr>
+    </w:lvl>
+    <w:lvl w:ilvl="4" w:tplc="04090003" w:tentative="1">
+      <w:start w:val="1"/>
+      <w:numFmt w:val="bullet"/>
+      <w:lvlText w:val="o"/>
+      <w:lvlJc w:val="left"/>
+      <w:pPr>
+        <w:ind w:left="3600" w:hanging="360"/>
+      </w:pPr>
+      <w:rPr>
+        <w:rFonts w:ascii="Courier New" w:hAnsi="Courier New" w:cs="Courier New" w:hint="default"/>
+      </w:rPr>
+    </w:lvl>
+    <w:lvl w:ilvl="5" w:tplc="04090005" w:tentative="1">
+      <w:start w:val="1"/>
+      <w:numFmt w:val="bullet"/>
+      <w:lvlText w:val=""/>
+      <w:lvlJc w:val="left"/>
+      <w:pPr>
+        <w:ind w:left="4320" w:hanging="360"/>
+      </w:pPr>
+      <w:rPr>
+        <w:rFonts w:ascii="Wingdings" w:hAnsi="Wingdings" w:hint="default"/>
+      </w:rPr>
+    </w:lvl>
+    <w:lvl w:ilvl="6" w:tplc="04090001" w:tentative="1">
+      <w:start w:val="1"/>
+      <w:numFmt w:val="bullet"/>
+      <w:lvlText w:val=""/>
+      <w:lvlJc w:val="left"/>
+      <w:pPr>
+        <w:ind w:left="5040" w:hanging="360"/>
+      </w:pPr>
+      <w:rPr>
+        <w:rFonts w:ascii="Symbol" w:hAnsi="Symbol" w:hint="default"/>
+      </w:rPr>
+    </w:lvl>
+    <w:lvl w:ilvl="7" w:tplc="04090003" w:tentative="1">
+      <w:start w:val="1"/>
+      <w:numFmt w:val="bullet"/>
+      <w:lvlText w:val="o"/>
+      <w:lvlJc w:val="left"/>
+      <w:pPr>
+        <w:ind w:left="5760" w:hanging="360"/>
+      </w:pPr>
+      <w:rPr>
+        <w:rFonts w:ascii="Courier New" w:hAnsi="Courier New" w:cs="Courier New" w:hint="default"/>
+      </w:rPr>
+    </w:lvl>
+    <w:lvl w:ilvl="8" w:tplc="04090005" w:tentative="1">
+      <w:start w:val="1"/>
+      <w:numFmt w:val="bullet"/>
+      <w:lvlText w:val=""/>
+      <w:lvlJc w:val="left"/>
+      <w:pPr>
+        <w:ind w:left="6480" w:hanging="360"/>
+      </w:pPr>
+      <w:rPr>
+        <w:rFonts w:ascii="Wingdings" w:hAnsi="Wingdings" w:hint="default"/>
+      </w:rPr>
+    </w:lvl>
+  </w:abstractNum>
+  <w:abstractNum w:abstractNumId="30" w15:restartNumberingAfterBreak="0">
     <w:nsid w:val="6FB363EC"/>
     <w:multiLevelType w:val="multilevel"/>
     <w:tmpl w:val="2EB89830"/>
@@ -5409,7 +8036,156 @@
       </w:rPr>
     </w:lvl>
   </w:abstractNum>
-  <w:abstractNum w:abstractNumId="19" w15:restartNumberingAfterBreak="0">
+  <w:abstractNum w:abstractNumId="31" w15:restartNumberingAfterBreak="0">
+    <w:nsid w:val="773C1591"/>
+    <w:multiLevelType w:val="multilevel"/>
+    <w:tmpl w:val="02BAEB98"/>
+    <w:lvl w:ilvl="0">
+      <w:start w:val="1"/>
+      <w:numFmt w:val="bullet"/>
+      <w:lvlText w:val=""/>
+      <w:lvlJc w:val="left"/>
+      <w:pPr>
+        <w:tabs>
+          <w:tab w:val="num" w:pos="720"/>
+        </w:tabs>
+        <w:ind w:left="720" w:hanging="360"/>
+      </w:pPr>
+      <w:rPr>
+        <w:rFonts w:ascii="Symbol" w:hAnsi="Symbol" w:hint="default"/>
+        <w:sz w:val="20"/>
+      </w:rPr>
+    </w:lvl>
+    <w:lvl w:ilvl="1">
+      <w:start w:val="1"/>
+      <w:numFmt w:val="bullet"/>
+      <w:lvlText w:val="o"/>
+      <w:lvlJc w:val="left"/>
+      <w:pPr>
+        <w:tabs>
+          <w:tab w:val="num" w:pos="1440"/>
+        </w:tabs>
+        <w:ind w:left="1440" w:hanging="360"/>
+      </w:pPr>
+      <w:rPr>
+        <w:rFonts w:ascii="Courier New" w:hAnsi="Courier New" w:hint="default"/>
+        <w:sz w:val="20"/>
+      </w:rPr>
+    </w:lvl>
+    <w:lvl w:ilvl="2">
+      <w:start w:val="1"/>
+      <w:numFmt w:val="bullet"/>
+      <w:lvlText w:val=""/>
+      <w:lvlJc w:val="left"/>
+      <w:pPr>
+        <w:tabs>
+          <w:tab w:val="num" w:pos="2160"/>
+        </w:tabs>
+        <w:ind w:left="2160" w:hanging="360"/>
+      </w:pPr>
+      <w:rPr>
+        <w:rFonts w:ascii="Wingdings" w:hAnsi="Wingdings" w:hint="default"/>
+        <w:sz w:val="20"/>
+      </w:rPr>
+    </w:lvl>
+    <w:lvl w:ilvl="3">
+      <w:start w:val="1"/>
+      <w:numFmt w:val="bullet"/>
+      <w:lvlText w:val=""/>
+      <w:lvlJc w:val="left"/>
+      <w:pPr>
+        <w:tabs>
+          <w:tab w:val="num" w:pos="2880"/>
+        </w:tabs>
+        <w:ind w:left="2880" w:hanging="360"/>
+      </w:pPr>
+      <w:rPr>
+        <w:rFonts w:ascii="Wingdings" w:hAnsi="Wingdings" w:hint="default"/>
+        <w:sz w:val="20"/>
+      </w:rPr>
+    </w:lvl>
+    <w:lvl w:ilvl="4" w:tentative="1">
+      <w:start w:val="1"/>
+      <w:numFmt w:val="bullet"/>
+      <w:lvlText w:val=""/>
+      <w:lvlJc w:val="left"/>
+      <w:pPr>
+        <w:tabs>
+          <w:tab w:val="num" w:pos="3600"/>
+        </w:tabs>
+        <w:ind w:left="3600" w:hanging="360"/>
+      </w:pPr>
+      <w:rPr>
+        <w:rFonts w:ascii="Wingdings" w:hAnsi="Wingdings" w:hint="default"/>
+        <w:sz w:val="20"/>
+      </w:rPr>
+    </w:lvl>
+    <w:lvl w:ilvl="5" w:tentative="1">
+      <w:start w:val="1"/>
+      <w:numFmt w:val="bullet"/>
+      <w:lvlText w:val=""/>
+      <w:lvlJc w:val="left"/>
+      <w:pPr>
+        <w:tabs>
+          <w:tab w:val="num" w:pos="4320"/>
+        </w:tabs>
+        <w:ind w:left="4320" w:hanging="360"/>
+      </w:pPr>
+      <w:rPr>
+        <w:rFonts w:ascii="Wingdings" w:hAnsi="Wingdings" w:hint="default"/>
+        <w:sz w:val="20"/>
+      </w:rPr>
+    </w:lvl>
+    <w:lvl w:ilvl="6" w:tentative="1">
+      <w:start w:val="1"/>
+      <w:numFmt w:val="bullet"/>
+      <w:lvlText w:val=""/>
+      <w:lvlJc w:val="left"/>
+      <w:pPr>
+        <w:tabs>
+          <w:tab w:val="num" w:pos="5040"/>
+        </w:tabs>
+        <w:ind w:left="5040" w:hanging="360"/>
+      </w:pPr>
+      <w:rPr>
+        <w:rFonts w:ascii="Wingdings" w:hAnsi="Wingdings" w:hint="default"/>
+        <w:sz w:val="20"/>
+      </w:rPr>
+    </w:lvl>
+    <w:lvl w:ilvl="7" w:tentative="1">
+      <w:start w:val="1"/>
+      <w:numFmt w:val="bullet"/>
+      <w:lvlText w:val=""/>
+      <w:lvlJc w:val="left"/>
+      <w:pPr>
+        <w:tabs>
+          <w:tab w:val="num" w:pos="5760"/>
+        </w:tabs>
+        <w:ind w:left="5760" w:hanging="360"/>
+      </w:pPr>
+      <w:rPr>
+        <w:rFonts w:ascii="Wingdings" w:hAnsi="Wingdings" w:hint="default"/>
+        <w:sz w:val="20"/>
+      </w:rPr>
+    </w:lvl>
+    <w:lvl w:ilvl="8" w:tentative="1">
+      <w:start w:val="1"/>
+      <w:numFmt w:val="bullet"/>
+      <w:lvlText w:val=""/>
+      <w:lvlJc w:val="left"/>
+      <w:pPr>
+        <w:tabs>
+          <w:tab w:val="num" w:pos="6480"/>
+        </w:tabs>
+        <w:ind w:left="6480" w:hanging="360"/>
+      </w:pPr>
+      <w:rPr>
+        <w:rFonts w:ascii="Wingdings" w:hAnsi="Wingdings" w:hint="default"/>
+        <w:sz w:val="20"/>
+      </w:rPr>
+    </w:lvl>
+  </w:abstractNum>
+  <w:abstractNum w:abstractNumId="32" w15:restartNumberingAfterBreak="0">
     <w:nsid w:val="78D84F90"/>
     <w:multiLevelType w:val="multilevel"/>
     <w:tmpl w:val="29227642"/>
@@ -5558,7 +8334,7 @@
       </w:rPr>
     </w:lvl>
   </w:abstractNum>
-  <w:abstractNum w:abstractNumId="20" w15:restartNumberingAfterBreak="0">
+  <w:abstractNum w:abstractNumId="33" w15:restartNumberingAfterBreak="0">
     <w:nsid w:val="7D37085B"/>
     <w:multiLevelType w:val="multilevel"/>
     <w:tmpl w:val="702E0AEE"/>
@@ -5708,43 +8484,43 @@
     </w:lvl>
   </w:abstractNum>
   <w:num w:numId="1" w16cid:durableId="365907376">
-    <w:abstractNumId w:val="8"/>
+    <w:abstractNumId w:val="11"/>
   </w:num>
   <w:num w:numId="2" w16cid:durableId="331445569">
-    <w:abstractNumId w:val="19"/>
+    <w:abstractNumId w:val="32"/>
   </w:num>
   <w:num w:numId="3" w16cid:durableId="147403916">
-    <w:abstractNumId w:val="18"/>
+    <w:abstractNumId w:val="30"/>
   </w:num>
   <w:num w:numId="4" w16cid:durableId="1662660352">
-    <w:abstractNumId w:val="13"/>
+    <w:abstractNumId w:val="23"/>
   </w:num>
   <w:num w:numId="5" w16cid:durableId="582758903">
-    <w:abstractNumId w:val="12"/>
+    <w:abstractNumId w:val="21"/>
   </w:num>
   <w:num w:numId="6" w16cid:durableId="1599823338">
     <w:abstractNumId w:val="0"/>
   </w:num>
   <w:num w:numId="7" w16cid:durableId="630594858">
-    <w:abstractNumId w:val="7"/>
+    <w:abstractNumId w:val="9"/>
   </w:num>
   <w:num w:numId="8" w16cid:durableId="1371227185">
-    <w:abstractNumId w:val="15"/>
+    <w:abstractNumId w:val="26"/>
   </w:num>
   <w:num w:numId="9" w16cid:durableId="1156144847">
-    <w:abstractNumId w:val="9"/>
+    <w:abstractNumId w:val="14"/>
   </w:num>
   <w:num w:numId="10" w16cid:durableId="1361665545">
+    <w:abstractNumId w:val="33"/>
+  </w:num>
+  <w:num w:numId="11" w16cid:durableId="1046758584">
     <w:abstractNumId w:val="20"/>
   </w:num>
-  <w:num w:numId="11" w16cid:durableId="1046758584">
-    <w:abstractNumId w:val="11"/>
-  </w:num>
   <w:num w:numId="12" w16cid:durableId="920065348">
-    <w:abstractNumId w:val="4"/>
+    <w:abstractNumId w:val="5"/>
   </w:num>
   <w:num w:numId="13" w16cid:durableId="840505036">
-    <w:abstractNumId w:val="17"/>
+    <w:abstractNumId w:val="28"/>
   </w:num>
   <w:num w:numId="14" w16cid:durableId="1661619233">
     <w:abstractNumId w:val="1"/>
@@ -5753,28 +8529,67 @@
     <w:abstractNumId w:val="2"/>
   </w:num>
   <w:num w:numId="16" w16cid:durableId="893734695">
-    <w:abstractNumId w:val="6"/>
+    <w:abstractNumId w:val="7"/>
   </w:num>
   <w:num w:numId="17" w16cid:durableId="1628929966">
     <w:abstractNumId w:val="3"/>
   </w:num>
   <w:num w:numId="18" w16cid:durableId="485442023">
-    <w:abstractNumId w:val="5"/>
+    <w:abstractNumId w:val="6"/>
   </w:num>
   <w:num w:numId="19" w16cid:durableId="205142485">
+    <w:abstractNumId w:val="27"/>
+  </w:num>
+  <w:num w:numId="20" w16cid:durableId="255481420">
     <w:abstractNumId w:val="16"/>
   </w:num>
-  <w:num w:numId="20" w16cid:durableId="255481420">
+  <w:num w:numId="21" w16cid:durableId="70394723">
+    <w:abstractNumId w:val="24"/>
+  </w:num>
+  <w:num w:numId="22" w16cid:durableId="2084794409">
+    <w:abstractNumId w:val="19"/>
+  </w:num>
+  <w:num w:numId="23" w16cid:durableId="367070426">
+    <w:abstractNumId w:val="17"/>
+  </w:num>
+  <w:num w:numId="24" w16cid:durableId="2000889024">
+    <w:abstractNumId w:val="8"/>
+  </w:num>
+  <w:num w:numId="25" w16cid:durableId="2079665136">
+    <w:abstractNumId w:val="22"/>
+  </w:num>
+  <w:num w:numId="26" w16cid:durableId="1261259633">
+    <w:abstractNumId w:val="18"/>
+  </w:num>
+  <w:num w:numId="27" w16cid:durableId="1816754087">
+    <w:abstractNumId w:val="4"/>
+  </w:num>
+  <w:num w:numId="28" w16cid:durableId="304314177">
+    <w:abstractNumId w:val="13"/>
+  </w:num>
+  <w:num w:numId="29" w16cid:durableId="1899123873">
+    <w:abstractNumId w:val="25"/>
+  </w:num>
+  <w:num w:numId="30" w16cid:durableId="1621763300">
+    <w:abstractNumId w:val="29"/>
+  </w:num>
+  <w:num w:numId="31" w16cid:durableId="2099279757">
     <w:abstractNumId w:val="10"/>
   </w:num>
-  <w:num w:numId="21" w16cid:durableId="70394723">
-    <w:abstractNumId w:val="14"/>
+  <w:num w:numId="32" w16cid:durableId="1803691522">
+    <w:abstractNumId w:val="31"/>
+  </w:num>
+  <w:num w:numId="33" w16cid:durableId="1286620685">
+    <w:abstractNumId w:val="12"/>
+  </w:num>
+  <w:num w:numId="34" w16cid:durableId="513226806">
+    <w:abstractNumId w:val="15"/>
   </w:num>
 </w:numbering>
 </file>
 
 <file path=word/styles.xml><?xml version="1.0" encoding="utf-8"?>
-<w:styles xmlns:mc="http://schemas.openxmlformats.org/markup-compatibility/2006" xmlns:r="http://schemas.openxmlformats.org/officeDocument/2006/relationships" xmlns:w="http://schemas.openxmlformats.org/wordprocessingml/2006/main" xmlns:w14="http://schemas.microsoft.com/office/word/2010/wordml" xmlns:w15="http://schemas.microsoft.com/office/word/2012/wordml" xmlns:w16cex="http://schemas.microsoft.com/office/word/2018/wordml/cex" xmlns:w16cid="http://schemas.microsoft.com/office/word/2016/wordml/cid" xmlns:w16="http://schemas.microsoft.com/office/word/2018/wordml" xmlns:w16du="http://schemas.microsoft.com/office/word/2023/wordml/word16du" xmlns:w16sdtdh="http://schemas.microsoft.com/office/word/2020/wordml/sdtdatahash" xmlns:w16sdtfl="http://schemas.microsoft.com/office/word/2024/wordml/sdtformatlock" xmlns:w16se="http://schemas.microsoft.com/office/word/2015/wordml/symex" mc:Ignorable="w14 w15 w16se w16cid w16 w16cex w16sdtdh w16sdtfl w16du">
+<w:styles xmlns:mc="http://schemas.openxmlformats.org/markup-compatibility/2006" xmlns:r="http://schemas.openxmlformats.org/officeDocument/2006/relationships" xmlns:w="http://schemas.openxmlformats.org/wordprocessingml/2006/main" xmlns:w14="http://schemas.microsoft.com/office/word/2010/wordml" xmlns:w15="http://schemas.microsoft.com/office/word/2012/wordml" xmlns:w16cex="http://schemas.microsoft.com/office/word/2018/wordml/cex" xmlns:w16cid="http://schemas.microsoft.com/office/word/2016/wordml/cid" xmlns:w16="http://schemas.microsoft.com/office/word/2018/wordml" xmlns:w16sdtdh="http://schemas.microsoft.com/office/word/2020/wordml/sdtdatahash" xmlns:w16se="http://schemas.microsoft.com/office/word/2015/wordml/symex" mc:Ignorable="w14 w15 w16se w16cid w16 w16cex w16sdtdh">
   <w:docDefaults>
     <w:rPrDefault>
       <w:rPr>
@@ -6374,6 +9189,7 @@
   <w:style w:type="character" w:default="1" w:styleId="DefaultParagraphFont">
     <w:name w:val="Default Paragraph Font"/>
     <w:uiPriority w:val="1"/>
+    <w:semiHidden/>
     <w:unhideWhenUsed/>
   </w:style>
   <w:style w:type="table" w:default="1" w:styleId="TableNormal">
@@ -6429,7 +9245,6 @@
     <w:basedOn w:val="DefaultParagraphFont"/>
     <w:link w:val="Heading3"/>
     <w:uiPriority w:val="9"/>
-    <w:semiHidden/>
     <w:rsid w:val="005F5BDD"/>
     <w:rPr>
       <w:rFonts w:eastAsiaTheme="majorEastAsia" w:cstheme="majorBidi"/>
@@ -6443,7 +9258,6 @@
     <w:basedOn w:val="DefaultParagraphFont"/>
     <w:link w:val="Heading4"/>
     <w:uiPriority w:val="9"/>
-    <w:semiHidden/>
     <w:rsid w:val="005F5BDD"/>
     <w:rPr>
       <w:rFonts w:eastAsiaTheme="majorEastAsia" w:cstheme="majorBidi"/>
@@ -6695,6 +9509,17 @@
     <w:rPr>
       <w:i/>
       <w:iCs/>
+    </w:rPr>
+  </w:style>
+  <w:style w:type="character" w:styleId="Strong">
+    <w:name w:val="Strong"/>
+    <w:basedOn w:val="DefaultParagraphFont"/>
+    <w:uiPriority w:val="22"/>
+    <w:qFormat/>
+    <w:rsid w:val="00604F5D"/>
+    <w:rPr>
+      <w:b/>
+      <w:bCs/>
     </w:rPr>
   </w:style>
 </w:styles>
